--- a/python/machine_learning/ml1_machine_learning_techniques_regression.docx
+++ b/python/machine_learning/ml1_machine_learning_techniques_regression.docx
@@ -6,16 +6,18 @@
       <w:pPr>
         <w:jc w:val="center"/>
         <w:rPr>
-          <w:sz w:val="36"/>
-          <w:szCs w:val="36"/>
-        </w:rPr>
-      </w:pPr>
-      <w:r>
-        <w:rPr>
-          <w:b/>
-          <w:bCs/>
-          <w:sz w:val="44"/>
-          <w:szCs w:val="44"/>
+          <w:rFonts w:ascii="Carlito" w:hAnsi="Carlito" w:cs="Carlito"/>
+          <w:sz w:val="32"/>
+          <w:szCs w:val="32"/>
+        </w:rPr>
+      </w:pPr>
+      <w:r>
+        <w:rPr>
+          <w:rFonts w:ascii="Carlito" w:hAnsi="Carlito" w:cs="Carlito"/>
+          <w:b/>
+          <w:bCs/>
+          <w:sz w:val="40"/>
+          <w:szCs w:val="40"/>
         </w:rPr>
         <w:t>INDEX</w:t>
       </w:r>
@@ -29,14 +31,16 @@
         </w:numPr>
         <w:jc w:val="both"/>
         <w:rPr>
-          <w:sz w:val="36"/>
-          <w:szCs w:val="36"/>
-        </w:rPr>
-      </w:pPr>
-      <w:r>
-        <w:rPr>
-          <w:sz w:val="36"/>
-          <w:szCs w:val="36"/>
+          <w:rFonts w:ascii="Carlito" w:hAnsi="Carlito" w:cs="Carlito"/>
+          <w:sz w:val="32"/>
+          <w:szCs w:val="32"/>
+        </w:rPr>
+      </w:pPr>
+      <w:r>
+        <w:rPr>
+          <w:rFonts w:ascii="Carlito" w:hAnsi="Carlito" w:cs="Carlito"/>
+          <w:sz w:val="32"/>
+          <w:szCs w:val="32"/>
         </w:rPr>
         <w:t>Slope………………………………………………………………….2</w:t>
       </w:r>
@@ -50,14 +54,16 @@
         </w:numPr>
         <w:jc w:val="both"/>
         <w:rPr>
-          <w:sz w:val="36"/>
-          <w:szCs w:val="36"/>
-        </w:rPr>
-      </w:pPr>
-      <w:r>
-        <w:rPr>
-          <w:sz w:val="36"/>
-          <w:szCs w:val="36"/>
+          <w:rFonts w:ascii="Carlito" w:hAnsi="Carlito" w:cs="Carlito"/>
+          <w:sz w:val="32"/>
+          <w:szCs w:val="32"/>
+        </w:rPr>
+      </w:pPr>
+      <w:r>
+        <w:rPr>
+          <w:rFonts w:ascii="Carlito" w:hAnsi="Carlito" w:cs="Carlito"/>
+          <w:sz w:val="32"/>
+          <w:szCs w:val="32"/>
         </w:rPr>
         <w:t>Regression………………………………………………………….3</w:t>
       </w:r>
@@ -71,47 +77,71 @@
         </w:numPr>
         <w:jc w:val="both"/>
         <w:rPr>
-          <w:sz w:val="36"/>
-          <w:szCs w:val="36"/>
-        </w:rPr>
-      </w:pPr>
-      <w:r>
-        <w:rPr>
-          <w:sz w:val="36"/>
-          <w:szCs w:val="36"/>
-        </w:rPr>
-        <w:t>Linear Regression………………………………………………..4</w:t>
-      </w:r>
-    </w:p>
-    <w:p>
-      <w:pPr>
-        <w:jc w:val="both"/>
-        <w:rPr>
-          <w:sz w:val="36"/>
-          <w:szCs w:val="36"/>
-        </w:rPr>
-      </w:pPr>
-    </w:p>
-    <w:p>
-      <w:pPr>
-        <w:jc w:val="both"/>
-        <w:rPr>
-          <w:sz w:val="36"/>
-          <w:szCs w:val="36"/>
-        </w:rPr>
-      </w:pPr>
-    </w:p>
-    <w:p>
-      <w:pPr>
-        <w:rPr>
-          <w:sz w:val="36"/>
-          <w:szCs w:val="36"/>
-        </w:rPr>
-      </w:pPr>
-      <w:r>
-        <w:rPr>
-          <w:sz w:val="36"/>
-          <w:szCs w:val="36"/>
+          <w:rFonts w:ascii="Carlito" w:hAnsi="Carlito" w:cs="Carlito"/>
+          <w:sz w:val="32"/>
+          <w:szCs w:val="32"/>
+        </w:rPr>
+      </w:pPr>
+      <w:r>
+        <w:rPr>
+          <w:rFonts w:ascii="Carlito" w:hAnsi="Carlito" w:cs="Carlito"/>
+          <w:sz w:val="32"/>
+          <w:szCs w:val="32"/>
+        </w:rPr>
+        <w:t>Linear Regression……………………………………………</w:t>
+      </w:r>
+      <w:proofErr w:type="gramStart"/>
+      <w:r>
+        <w:rPr>
+          <w:rFonts w:ascii="Carlito" w:hAnsi="Carlito" w:cs="Carlito"/>
+          <w:sz w:val="32"/>
+          <w:szCs w:val="32"/>
+        </w:rPr>
+        <w:t>…..</w:t>
+      </w:r>
+      <w:proofErr w:type="gramEnd"/>
+      <w:r>
+        <w:rPr>
+          <w:rFonts w:ascii="Carlito" w:hAnsi="Carlito" w:cs="Carlito"/>
+          <w:sz w:val="32"/>
+          <w:szCs w:val="32"/>
+        </w:rPr>
+        <w:t>4</w:t>
+      </w:r>
+    </w:p>
+    <w:p>
+      <w:pPr>
+        <w:jc w:val="both"/>
+        <w:rPr>
+          <w:rFonts w:ascii="Carlito" w:hAnsi="Carlito" w:cs="Carlito"/>
+          <w:sz w:val="32"/>
+          <w:szCs w:val="32"/>
+        </w:rPr>
+      </w:pPr>
+    </w:p>
+    <w:p>
+      <w:pPr>
+        <w:jc w:val="both"/>
+        <w:rPr>
+          <w:rFonts w:ascii="Carlito" w:hAnsi="Carlito" w:cs="Carlito"/>
+          <w:sz w:val="32"/>
+          <w:szCs w:val="32"/>
+        </w:rPr>
+      </w:pPr>
+    </w:p>
+    <w:p>
+      <w:pPr>
+        <w:rPr>
+          <w:rFonts w:ascii="Carlito" w:hAnsi="Carlito" w:cs="Carlito"/>
+          <w:sz w:val="32"/>
+          <w:szCs w:val="32"/>
+        </w:rPr>
+      </w:pPr>
+      <w:r>
+        <w:rPr>
+          <w:rFonts w:ascii="Carlito" w:hAnsi="Carlito" w:cs="Carlito"/>
+          <w:sz w:val="32"/>
+          <w:szCs w:val="32"/>
         </w:rPr>
         <w:br w:type="page"/>
       </w:r>
@@ -120,18 +150,20 @@
       <w:pPr>
         <w:jc w:val="both"/>
         <w:rPr>
-          <w:b/>
-          <w:bCs/>
-          <w:sz w:val="36"/>
-          <w:szCs w:val="36"/>
-        </w:rPr>
-      </w:pPr>
-      <w:r>
-        <w:rPr>
-          <w:b/>
-          <w:bCs/>
-          <w:sz w:val="36"/>
-          <w:szCs w:val="36"/>
+          <w:rFonts w:ascii="Carlito" w:hAnsi="Carlito" w:cs="Carlito"/>
+          <w:b/>
+          <w:bCs/>
+          <w:sz w:val="32"/>
+          <w:szCs w:val="32"/>
+        </w:rPr>
+      </w:pPr>
+      <w:r>
+        <w:rPr>
+          <w:rFonts w:ascii="Carlito" w:hAnsi="Carlito" w:cs="Carlito"/>
+          <w:b/>
+          <w:bCs/>
+          <w:sz w:val="32"/>
+          <w:szCs w:val="32"/>
         </w:rPr>
         <w:lastRenderedPageBreak/>
         <w:t>Slope:</w:t>
@@ -141,67 +173,52 @@
       <w:pPr>
         <w:jc w:val="both"/>
         <w:rPr>
-          <w:sz w:val="36"/>
-          <w:szCs w:val="36"/>
-        </w:rPr>
-      </w:pPr>
-      <w:r>
-        <w:rPr>
-          <w:sz w:val="36"/>
-          <w:szCs w:val="36"/>
+          <w:rFonts w:ascii="Carlito" w:hAnsi="Carlito" w:cs="Carlito"/>
+          <w:sz w:val="32"/>
+          <w:szCs w:val="32"/>
+        </w:rPr>
+      </w:pPr>
+      <w:r>
+        <w:rPr>
+          <w:rFonts w:ascii="Carlito" w:hAnsi="Carlito" w:cs="Carlito"/>
+          <w:sz w:val="32"/>
+          <w:szCs w:val="32"/>
         </w:rPr>
         <w:t xml:space="preserve"># </w:t>
       </w:r>
       <w:r>
         <w:rPr>
-          <w:sz w:val="36"/>
-          <w:szCs w:val="36"/>
-        </w:rPr>
-        <w:t>The equation of a straight line</w:t>
-      </w:r>
-      <w:r>
-        <w:rPr>
-          <w:sz w:val="36"/>
-          <w:szCs w:val="36"/>
-        </w:rPr>
-        <w:t xml:space="preserve"> (Slope or Dhal)</w:t>
-      </w:r>
-      <w:r>
-        <w:rPr>
-          <w:sz w:val="36"/>
-          <w:szCs w:val="36"/>
-        </w:rPr>
-        <w:t xml:space="preserve"> is written as</w:t>
-      </w:r>
-      <w:r>
-        <w:rPr>
-          <w:sz w:val="36"/>
-          <w:szCs w:val="36"/>
-        </w:rPr>
-        <w:t>:</w:t>
-      </w:r>
-    </w:p>
-    <w:p>
-      <w:pPr>
-        <w:jc w:val="both"/>
-        <w:rPr>
-          <w:sz w:val="36"/>
-          <w:szCs w:val="36"/>
-        </w:rPr>
-      </w:pPr>
-      <w:r>
-        <w:rPr>
-          <w:b/>
-          <w:bCs/>
-          <w:sz w:val="36"/>
-          <w:szCs w:val="36"/>
+          <w:rFonts w:ascii="Carlito" w:hAnsi="Carlito" w:cs="Carlito"/>
+          <w:sz w:val="32"/>
+          <w:szCs w:val="32"/>
+        </w:rPr>
+        <w:t>The equation of a straight line (Slope or Dhal) is written as:</w:t>
+      </w:r>
+    </w:p>
+    <w:p>
+      <w:pPr>
+        <w:jc w:val="both"/>
+        <w:rPr>
+          <w:rFonts w:ascii="Carlito" w:hAnsi="Carlito" w:cs="Carlito"/>
+          <w:sz w:val="32"/>
+          <w:szCs w:val="32"/>
+        </w:rPr>
+      </w:pPr>
+      <w:r>
+        <w:rPr>
+          <w:rFonts w:ascii="Carlito" w:hAnsi="Carlito" w:cs="Carlito"/>
+          <w:b/>
+          <w:bCs/>
+          <w:sz w:val="32"/>
+          <w:szCs w:val="32"/>
         </w:rPr>
         <w:t>y = mx + c</w:t>
       </w:r>
       <w:r>
         <w:rPr>
-          <w:sz w:val="36"/>
-          <w:szCs w:val="36"/>
+          <w:rFonts w:ascii="Carlito" w:hAnsi="Carlito" w:cs="Carlito"/>
+          <w:sz w:val="32"/>
+          <w:szCs w:val="32"/>
         </w:rPr>
         <w:t>.</w:t>
       </w:r>
@@ -210,21 +227,24 @@
       <w:pPr>
         <w:jc w:val="both"/>
         <w:rPr>
-          <w:sz w:val="36"/>
-          <w:szCs w:val="36"/>
-        </w:rPr>
-      </w:pPr>
-      <w:r>
-        <w:rPr>
-          <w:sz w:val="36"/>
-          <w:szCs w:val="36"/>
+          <w:rFonts w:ascii="Carlito" w:hAnsi="Carlito" w:cs="Carlito"/>
+          <w:sz w:val="32"/>
+          <w:szCs w:val="32"/>
+        </w:rPr>
+      </w:pPr>
+      <w:r>
+        <w:rPr>
+          <w:rFonts w:ascii="Carlito" w:hAnsi="Carlito" w:cs="Carlito"/>
+          <w:sz w:val="32"/>
+          <w:szCs w:val="32"/>
         </w:rPr>
         <w:t xml:space="preserve"># </w:t>
       </w:r>
       <w:r>
         <w:rPr>
-          <w:sz w:val="36"/>
-          <w:szCs w:val="36"/>
+          <w:rFonts w:ascii="Carlito" w:hAnsi="Carlito" w:cs="Carlito"/>
+          <w:sz w:val="32"/>
+          <w:szCs w:val="32"/>
         </w:rPr>
         <w:t>Where:</w:t>
       </w:r>
@@ -238,113 +258,104 @@
         </w:numPr>
         <w:jc w:val="both"/>
         <w:rPr>
-          <w:sz w:val="36"/>
-          <w:szCs w:val="36"/>
-        </w:rPr>
-      </w:pPr>
-      <w:r>
-        <w:rPr>
-          <w:b/>
-          <w:bCs/>
-          <w:sz w:val="36"/>
-          <w:szCs w:val="36"/>
+          <w:rFonts w:ascii="Carlito" w:hAnsi="Carlito" w:cs="Carlito"/>
+          <w:sz w:val="32"/>
+          <w:szCs w:val="32"/>
+        </w:rPr>
+      </w:pPr>
+      <w:r>
+        <w:rPr>
+          <w:rFonts w:ascii="Carlito" w:hAnsi="Carlito" w:cs="Carlito"/>
+          <w:b/>
+          <w:bCs/>
+          <w:sz w:val="32"/>
+          <w:szCs w:val="32"/>
         </w:rPr>
         <w:t>y</w:t>
       </w:r>
       <w:r>
         <w:rPr>
-          <w:sz w:val="36"/>
-          <w:szCs w:val="36"/>
+          <w:rFonts w:ascii="Carlito" w:hAnsi="Carlito" w:cs="Carlito"/>
+          <w:sz w:val="32"/>
+          <w:szCs w:val="32"/>
         </w:rPr>
         <w:t xml:space="preserve"> is </w:t>
       </w:r>
       <w:r>
         <w:rPr>
-          <w:sz w:val="36"/>
-          <w:szCs w:val="36"/>
+          <w:rFonts w:ascii="Carlito" w:hAnsi="Carlito" w:cs="Carlito"/>
+          <w:sz w:val="32"/>
+          <w:szCs w:val="32"/>
         </w:rPr>
         <w:t xml:space="preserve">the </w:t>
       </w:r>
       <w:r>
         <w:rPr>
-          <w:sz w:val="36"/>
-          <w:szCs w:val="36"/>
+          <w:rFonts w:ascii="Carlito" w:hAnsi="Carlito" w:cs="Carlito"/>
+          <w:sz w:val="32"/>
+          <w:szCs w:val="32"/>
         </w:rPr>
         <w:t>dependent</w:t>
       </w:r>
       <w:r>
         <w:rPr>
-          <w:sz w:val="36"/>
-          <w:szCs w:val="36"/>
-        </w:rPr>
-        <w:t xml:space="preserve"> variable </w:t>
-      </w:r>
-      <w:r>
-        <w:rPr>
-          <w:sz w:val="36"/>
-          <w:szCs w:val="36"/>
-        </w:rPr>
-        <w:t>(Output)</w:t>
-      </w:r>
-      <w:r>
-        <w:rPr>
-          <w:sz w:val="36"/>
-          <w:szCs w:val="36"/>
-        </w:rPr>
-        <w:t xml:space="preserve"> or t</w:t>
-      </w:r>
-      <w:r>
-        <w:rPr>
-          <w:sz w:val="36"/>
-          <w:szCs w:val="36"/>
-        </w:rPr>
-        <w:t xml:space="preserve">he value we are trying to predict. Its value is determined by </w:t>
-      </w:r>
-      <w:r>
-        <w:rPr>
-          <w:b/>
-          <w:bCs/>
-          <w:sz w:val="36"/>
-          <w:szCs w:val="36"/>
+          <w:rFonts w:ascii="Carlito" w:hAnsi="Carlito" w:cs="Carlito"/>
+          <w:sz w:val="32"/>
+          <w:szCs w:val="32"/>
+        </w:rPr>
+        <w:t xml:space="preserve"> variable (Output) or the value we are trying to predict. Its value is determined by </w:t>
+      </w:r>
+      <w:r>
+        <w:rPr>
+          <w:rFonts w:ascii="Carlito" w:hAnsi="Carlito" w:cs="Carlito"/>
+          <w:b/>
+          <w:bCs/>
+          <w:sz w:val="32"/>
+          <w:szCs w:val="32"/>
         </w:rPr>
         <w:t>x</w:t>
       </w:r>
       <w:r>
         <w:rPr>
-          <w:sz w:val="36"/>
-          <w:szCs w:val="36"/>
+          <w:rFonts w:ascii="Carlito" w:hAnsi="Carlito" w:cs="Carlito"/>
+          <w:sz w:val="32"/>
+          <w:szCs w:val="32"/>
         </w:rPr>
         <w:t xml:space="preserve">. If </w:t>
       </w:r>
       <w:r>
         <w:rPr>
-          <w:b/>
-          <w:bCs/>
-          <w:sz w:val="36"/>
-          <w:szCs w:val="36"/>
+          <w:rFonts w:ascii="Carlito" w:hAnsi="Carlito" w:cs="Carlito"/>
+          <w:b/>
+          <w:bCs/>
+          <w:sz w:val="32"/>
+          <w:szCs w:val="32"/>
         </w:rPr>
         <w:t>x</w:t>
       </w:r>
       <w:r>
         <w:rPr>
-          <w:sz w:val="36"/>
-          <w:szCs w:val="36"/>
+          <w:rFonts w:ascii="Carlito" w:hAnsi="Carlito" w:cs="Carlito"/>
+          <w:sz w:val="32"/>
+          <w:szCs w:val="32"/>
         </w:rPr>
         <w:t xml:space="preserve"> changes, </w:t>
       </w:r>
       <w:r>
         <w:rPr>
-          <w:b/>
-          <w:bCs/>
-          <w:sz w:val="36"/>
-          <w:szCs w:val="36"/>
+          <w:rFonts w:ascii="Carlito" w:hAnsi="Carlito" w:cs="Carlito"/>
+          <w:b/>
+          <w:bCs/>
+          <w:sz w:val="32"/>
+          <w:szCs w:val="32"/>
         </w:rPr>
         <w:t>y</w:t>
       </w:r>
       <w:r>
         <w:rPr>
-          <w:sz w:val="36"/>
-          <w:szCs w:val="36"/>
+          <w:rFonts w:ascii="Carlito" w:hAnsi="Carlito" w:cs="Carlito"/>
+          <w:sz w:val="32"/>
+          <w:szCs w:val="32"/>
         </w:rPr>
         <w:t xml:space="preserve"> changes as a result.</w:t>
       </w:r>
@@ -358,30 +369,34 @@
         </w:numPr>
         <w:jc w:val="both"/>
         <w:rPr>
-          <w:sz w:val="36"/>
-          <w:szCs w:val="36"/>
-        </w:rPr>
-      </w:pPr>
-      <w:r>
-        <w:rPr>
-          <w:b/>
-          <w:bCs/>
-          <w:sz w:val="36"/>
-          <w:szCs w:val="36"/>
+          <w:rFonts w:ascii="Carlito" w:hAnsi="Carlito" w:cs="Carlito"/>
+          <w:sz w:val="32"/>
+          <w:szCs w:val="32"/>
+        </w:rPr>
+      </w:pPr>
+      <w:r>
+        <w:rPr>
+          <w:rFonts w:ascii="Carlito" w:hAnsi="Carlito" w:cs="Carlito"/>
+          <w:b/>
+          <w:bCs/>
+          <w:sz w:val="32"/>
+          <w:szCs w:val="32"/>
         </w:rPr>
         <w:t>m</w:t>
       </w:r>
       <w:r>
         <w:rPr>
-          <w:sz w:val="36"/>
-          <w:szCs w:val="36"/>
+          <w:rFonts w:ascii="Carlito" w:hAnsi="Carlito" w:cs="Carlito"/>
+          <w:sz w:val="32"/>
+          <w:szCs w:val="32"/>
         </w:rPr>
         <w:t xml:space="preserve"> is </w:t>
       </w:r>
       <w:r>
         <w:rPr>
-          <w:sz w:val="36"/>
-          <w:szCs w:val="36"/>
+          <w:rFonts w:ascii="Carlito" w:hAnsi="Carlito" w:cs="Carlito"/>
+          <w:sz w:val="32"/>
+          <w:szCs w:val="32"/>
         </w:rPr>
         <w:t>the slope (Steepness and Direction). It controls how steep the line is and which direction it leans:</w:t>
       </w:r>
@@ -395,46 +410,54 @@
         </w:numPr>
         <w:jc w:val="both"/>
         <w:rPr>
-          <w:sz w:val="36"/>
-          <w:szCs w:val="36"/>
-        </w:rPr>
-      </w:pPr>
-      <w:r>
-        <w:rPr>
-          <w:sz w:val="36"/>
-          <w:szCs w:val="36"/>
+          <w:rFonts w:ascii="Carlito" w:hAnsi="Carlito" w:cs="Carlito"/>
+          <w:sz w:val="32"/>
+          <w:szCs w:val="32"/>
+        </w:rPr>
+      </w:pPr>
+      <w:r>
+        <w:rPr>
+          <w:rFonts w:ascii="Carlito" w:hAnsi="Carlito" w:cs="Carlito"/>
+          <w:sz w:val="32"/>
+          <w:szCs w:val="32"/>
         </w:rPr>
         <w:t xml:space="preserve">If </w:t>
       </w:r>
       <w:r>
         <w:rPr>
-          <w:b/>
-          <w:bCs/>
-          <w:sz w:val="36"/>
-          <w:szCs w:val="36"/>
+          <w:rFonts w:ascii="Carlito" w:hAnsi="Carlito" w:cs="Carlito"/>
+          <w:b/>
+          <w:bCs/>
+          <w:sz w:val="32"/>
+          <w:szCs w:val="32"/>
         </w:rPr>
         <w:t>m</w:t>
       </w:r>
       <w:r>
         <w:rPr>
-          <w:sz w:val="36"/>
-          <w:szCs w:val="36"/>
-        </w:rPr>
-        <w:t xml:space="preserve"> &gt; 0  →  line tilts upward (positive</w:t>
-      </w:r>
-      <w:r>
-        <w:rPr>
-          <w:sz w:val="36"/>
-          <w:szCs w:val="36"/>
-        </w:rPr>
-        <w:t xml:space="preserve"> slope</w:t>
-      </w:r>
-      <w:r>
-        <w:rPr>
-          <w:sz w:val="36"/>
-          <w:szCs w:val="36"/>
-        </w:rPr>
-        <w:t>)</w:t>
+          <w:rFonts w:ascii="Carlito" w:hAnsi="Carlito" w:cs="Carlito"/>
+          <w:sz w:val="32"/>
+          <w:szCs w:val="32"/>
+        </w:rPr>
+        <w:t xml:space="preserve"> &gt; </w:t>
+      </w:r>
+      <w:proofErr w:type="gramStart"/>
+      <w:r>
+        <w:rPr>
+          <w:rFonts w:ascii="Carlito" w:hAnsi="Carlito" w:cs="Carlito"/>
+          <w:sz w:val="32"/>
+          <w:szCs w:val="32"/>
+        </w:rPr>
+        <w:t>0  →</w:t>
+      </w:r>
+      <w:proofErr w:type="gramEnd"/>
+      <w:r>
+        <w:rPr>
+          <w:rFonts w:ascii="Carlito" w:hAnsi="Carlito" w:cs="Carlito"/>
+          <w:sz w:val="32"/>
+          <w:szCs w:val="32"/>
+        </w:rPr>
+        <w:t xml:space="preserve">  line tilts upward (positive slope)</w:t>
       </w:r>
     </w:p>
     <w:p>
@@ -446,46 +469,54 @@
         </w:numPr>
         <w:jc w:val="both"/>
         <w:rPr>
-          <w:sz w:val="36"/>
-          <w:szCs w:val="36"/>
-        </w:rPr>
-      </w:pPr>
-      <w:r>
-        <w:rPr>
-          <w:sz w:val="36"/>
-          <w:szCs w:val="36"/>
+          <w:rFonts w:ascii="Carlito" w:hAnsi="Carlito" w:cs="Carlito"/>
+          <w:sz w:val="32"/>
+          <w:szCs w:val="32"/>
+        </w:rPr>
+      </w:pPr>
+      <w:r>
+        <w:rPr>
+          <w:rFonts w:ascii="Carlito" w:hAnsi="Carlito" w:cs="Carlito"/>
+          <w:sz w:val="32"/>
+          <w:szCs w:val="32"/>
         </w:rPr>
         <w:t>If</w:t>
       </w:r>
       <w:r>
         <w:rPr>
-          <w:b/>
-          <w:bCs/>
-          <w:sz w:val="36"/>
-          <w:szCs w:val="36"/>
+          <w:rFonts w:ascii="Carlito" w:hAnsi="Carlito" w:cs="Carlito"/>
+          <w:b/>
+          <w:bCs/>
+          <w:sz w:val="32"/>
+          <w:szCs w:val="32"/>
         </w:rPr>
         <w:t xml:space="preserve"> m</w:t>
       </w:r>
       <w:r>
         <w:rPr>
-          <w:sz w:val="36"/>
-          <w:szCs w:val="36"/>
-        </w:rPr>
-        <w:t xml:space="preserve"> &lt; 0  →  line tilts downward (negative</w:t>
-      </w:r>
-      <w:r>
-        <w:rPr>
-          <w:sz w:val="36"/>
-          <w:szCs w:val="36"/>
-        </w:rPr>
-        <w:t xml:space="preserve"> slope</w:t>
-      </w:r>
-      <w:r>
-        <w:rPr>
-          <w:sz w:val="36"/>
-          <w:szCs w:val="36"/>
-        </w:rPr>
-        <w:t>)</w:t>
+          <w:rFonts w:ascii="Carlito" w:hAnsi="Carlito" w:cs="Carlito"/>
+          <w:sz w:val="32"/>
+          <w:szCs w:val="32"/>
+        </w:rPr>
+        <w:t xml:space="preserve"> &lt; </w:t>
+      </w:r>
+      <w:proofErr w:type="gramStart"/>
+      <w:r>
+        <w:rPr>
+          <w:rFonts w:ascii="Carlito" w:hAnsi="Carlito" w:cs="Carlito"/>
+          <w:sz w:val="32"/>
+          <w:szCs w:val="32"/>
+        </w:rPr>
+        <w:t>0  →</w:t>
+      </w:r>
+      <w:proofErr w:type="gramEnd"/>
+      <w:r>
+        <w:rPr>
+          <w:rFonts w:ascii="Carlito" w:hAnsi="Carlito" w:cs="Carlito"/>
+          <w:sz w:val="32"/>
+          <w:szCs w:val="32"/>
+        </w:rPr>
+        <w:t xml:space="preserve">  line tilts downward (negative slope)</w:t>
       </w:r>
     </w:p>
     <w:p>
@@ -497,32 +528,54 @@
         </w:numPr>
         <w:jc w:val="both"/>
         <w:rPr>
-          <w:sz w:val="36"/>
-          <w:szCs w:val="36"/>
-        </w:rPr>
-      </w:pPr>
-      <w:r>
-        <w:rPr>
-          <w:sz w:val="36"/>
-          <w:szCs w:val="36"/>
+          <w:rFonts w:ascii="Carlito" w:hAnsi="Carlito" w:cs="Carlito"/>
+          <w:sz w:val="32"/>
+          <w:szCs w:val="32"/>
+        </w:rPr>
+      </w:pPr>
+      <w:r>
+        <w:rPr>
+          <w:rFonts w:ascii="Carlito" w:hAnsi="Carlito" w:cs="Carlito"/>
+          <w:sz w:val="32"/>
+          <w:szCs w:val="32"/>
         </w:rPr>
         <w:t xml:space="preserve">If </w:t>
       </w:r>
       <w:r>
         <w:rPr>
-          <w:b/>
-          <w:bCs/>
-          <w:sz w:val="36"/>
-          <w:szCs w:val="36"/>
+          <w:rFonts w:ascii="Carlito" w:hAnsi="Carlito" w:cs="Carlito"/>
+          <w:b/>
+          <w:bCs/>
+          <w:sz w:val="32"/>
+          <w:szCs w:val="32"/>
         </w:rPr>
         <w:t>m</w:t>
       </w:r>
       <w:r>
         <w:rPr>
-          <w:sz w:val="36"/>
-          <w:szCs w:val="36"/>
-        </w:rPr>
-        <w:t xml:space="preserve"> = 0  →  line is flat, parallel to the x-axis (no relationship)</w:t>
+          <w:rFonts w:ascii="Carlito" w:hAnsi="Carlito" w:cs="Carlito"/>
+          <w:sz w:val="32"/>
+          <w:szCs w:val="32"/>
+        </w:rPr>
+        <w:t xml:space="preserve"> = </w:t>
+      </w:r>
+      <w:proofErr w:type="gramStart"/>
+      <w:r>
+        <w:rPr>
+          <w:rFonts w:ascii="Carlito" w:hAnsi="Carlito" w:cs="Carlito"/>
+          <w:sz w:val="32"/>
+          <w:szCs w:val="32"/>
+        </w:rPr>
+        <w:t>0  →</w:t>
+      </w:r>
+      <w:proofErr w:type="gramEnd"/>
+      <w:r>
+        <w:rPr>
+          <w:rFonts w:ascii="Carlito" w:hAnsi="Carlito" w:cs="Carlito"/>
+          <w:sz w:val="32"/>
+          <w:szCs w:val="32"/>
+        </w:rPr>
+        <w:t xml:space="preserve">  line is flat, parallel to the x-axis (no relationship)</w:t>
       </w:r>
     </w:p>
     <w:p>
@@ -533,62 +586,62 @@
           <w:numId w:val="1"/>
         </w:numPr>
         <w:rPr>
-          <w:sz w:val="36"/>
-          <w:szCs w:val="36"/>
-        </w:rPr>
-      </w:pPr>
-      <w:r>
-        <w:rPr>
-          <w:b/>
-          <w:bCs/>
-          <w:sz w:val="36"/>
-          <w:szCs w:val="36"/>
+          <w:rFonts w:ascii="Carlito" w:hAnsi="Carlito" w:cs="Carlito"/>
+          <w:sz w:val="32"/>
+          <w:szCs w:val="32"/>
+        </w:rPr>
+      </w:pPr>
+      <w:r>
+        <w:rPr>
+          <w:rFonts w:ascii="Carlito" w:hAnsi="Carlito" w:cs="Carlito"/>
+          <w:b/>
+          <w:bCs/>
+          <w:sz w:val="32"/>
+          <w:szCs w:val="32"/>
         </w:rPr>
         <w:t>c</w:t>
       </w:r>
       <w:r>
         <w:rPr>
-          <w:sz w:val="36"/>
-          <w:szCs w:val="36"/>
+          <w:rFonts w:ascii="Carlito" w:hAnsi="Carlito" w:cs="Carlito"/>
+          <w:sz w:val="32"/>
+          <w:szCs w:val="32"/>
         </w:rPr>
         <w:t xml:space="preserve"> is the</w:t>
       </w:r>
       <w:r>
         <w:rPr>
-          <w:sz w:val="36"/>
-          <w:szCs w:val="36"/>
+          <w:rFonts w:ascii="Carlito" w:hAnsi="Carlito" w:cs="Carlito"/>
+          <w:sz w:val="32"/>
+          <w:szCs w:val="32"/>
         </w:rPr>
         <w:t xml:space="preserve"> </w:t>
       </w:r>
       <w:r>
         <w:rPr>
-          <w:b/>
-          <w:bCs/>
-          <w:sz w:val="36"/>
-          <w:szCs w:val="36"/>
+          <w:rFonts w:ascii="Carlito" w:hAnsi="Carlito" w:cs="Carlito"/>
+          <w:b/>
+          <w:bCs/>
+          <w:sz w:val="32"/>
+          <w:szCs w:val="32"/>
         </w:rPr>
         <w:t>y</w:t>
       </w:r>
       <w:r>
         <w:rPr>
-          <w:sz w:val="36"/>
-          <w:szCs w:val="36"/>
+          <w:rFonts w:ascii="Carlito" w:hAnsi="Carlito" w:cs="Carlito"/>
+          <w:sz w:val="32"/>
+          <w:szCs w:val="32"/>
         </w:rPr>
         <w:t xml:space="preserve"> intercept</w:t>
       </w:r>
       <w:r>
         <w:rPr>
-          <w:sz w:val="36"/>
-          <w:szCs w:val="36"/>
-        </w:rPr>
-        <w:t xml:space="preserve">. </w:t>
-      </w:r>
-      <w:r>
-        <w:rPr>
-          <w:sz w:val="36"/>
-          <w:szCs w:val="36"/>
-        </w:rPr>
-        <w:t>The point where the line crosses the y-axis. It shifts the entire line up or down without changing its angle:</w:t>
+          <w:rFonts w:ascii="Carlito" w:hAnsi="Carlito" w:cs="Carlito"/>
+          <w:sz w:val="32"/>
+          <w:szCs w:val="32"/>
+        </w:rPr>
+        <w:t>. The point where the line crosses the y-axis. It shifts the entire line up or down without changing its angle:</w:t>
       </w:r>
     </w:p>
     <w:p>
@@ -599,32 +652,54 @@
           <w:numId w:val="1"/>
         </w:numPr>
         <w:rPr>
-          <w:sz w:val="36"/>
-          <w:szCs w:val="36"/>
-        </w:rPr>
-      </w:pPr>
-      <w:r>
-        <w:rPr>
-          <w:sz w:val="36"/>
-          <w:szCs w:val="36"/>
+          <w:rFonts w:ascii="Carlito" w:hAnsi="Carlito" w:cs="Carlito"/>
+          <w:sz w:val="32"/>
+          <w:szCs w:val="32"/>
+        </w:rPr>
+      </w:pPr>
+      <w:r>
+        <w:rPr>
+          <w:rFonts w:ascii="Carlito" w:hAnsi="Carlito" w:cs="Carlito"/>
+          <w:sz w:val="32"/>
+          <w:szCs w:val="32"/>
         </w:rPr>
         <w:t xml:space="preserve">If </w:t>
       </w:r>
       <w:r>
         <w:rPr>
-          <w:b/>
-          <w:bCs/>
-          <w:sz w:val="36"/>
-          <w:szCs w:val="36"/>
+          <w:rFonts w:ascii="Carlito" w:hAnsi="Carlito" w:cs="Carlito"/>
+          <w:b/>
+          <w:bCs/>
+          <w:sz w:val="32"/>
+          <w:szCs w:val="32"/>
         </w:rPr>
         <w:t>c</w:t>
       </w:r>
       <w:r>
         <w:rPr>
-          <w:sz w:val="36"/>
-          <w:szCs w:val="36"/>
-        </w:rPr>
-        <w:t xml:space="preserve"> &gt; 0  →  line crosses y-axis above the origin</w:t>
+          <w:rFonts w:ascii="Carlito" w:hAnsi="Carlito" w:cs="Carlito"/>
+          <w:sz w:val="32"/>
+          <w:szCs w:val="32"/>
+        </w:rPr>
+        <w:t xml:space="preserve"> &gt; </w:t>
+      </w:r>
+      <w:proofErr w:type="gramStart"/>
+      <w:r>
+        <w:rPr>
+          <w:rFonts w:ascii="Carlito" w:hAnsi="Carlito" w:cs="Carlito"/>
+          <w:sz w:val="32"/>
+          <w:szCs w:val="32"/>
+        </w:rPr>
+        <w:t>0  →</w:t>
+      </w:r>
+      <w:proofErr w:type="gramEnd"/>
+      <w:r>
+        <w:rPr>
+          <w:rFonts w:ascii="Carlito" w:hAnsi="Carlito" w:cs="Carlito"/>
+          <w:sz w:val="32"/>
+          <w:szCs w:val="32"/>
+        </w:rPr>
+        <w:t xml:space="preserve">  line crosses y-axis above the origin</w:t>
       </w:r>
     </w:p>
     <w:p>
@@ -635,32 +710,54 @@
           <w:numId w:val="1"/>
         </w:numPr>
         <w:rPr>
-          <w:sz w:val="36"/>
-          <w:szCs w:val="36"/>
-        </w:rPr>
-      </w:pPr>
-      <w:r>
-        <w:rPr>
-          <w:sz w:val="36"/>
-          <w:szCs w:val="36"/>
+          <w:rFonts w:ascii="Carlito" w:hAnsi="Carlito" w:cs="Carlito"/>
+          <w:sz w:val="32"/>
+          <w:szCs w:val="32"/>
+        </w:rPr>
+      </w:pPr>
+      <w:r>
+        <w:rPr>
+          <w:rFonts w:ascii="Carlito" w:hAnsi="Carlito" w:cs="Carlito"/>
+          <w:sz w:val="32"/>
+          <w:szCs w:val="32"/>
         </w:rPr>
         <w:t xml:space="preserve">If </w:t>
       </w:r>
       <w:r>
         <w:rPr>
-          <w:b/>
-          <w:bCs/>
-          <w:sz w:val="36"/>
-          <w:szCs w:val="36"/>
+          <w:rFonts w:ascii="Carlito" w:hAnsi="Carlito" w:cs="Carlito"/>
+          <w:b/>
+          <w:bCs/>
+          <w:sz w:val="32"/>
+          <w:szCs w:val="32"/>
         </w:rPr>
         <w:t>c</w:t>
       </w:r>
       <w:r>
         <w:rPr>
-          <w:sz w:val="36"/>
-          <w:szCs w:val="36"/>
-        </w:rPr>
-        <w:t xml:space="preserve"> &lt; 0  →  line crosses y-axis below the origin</w:t>
+          <w:rFonts w:ascii="Carlito" w:hAnsi="Carlito" w:cs="Carlito"/>
+          <w:sz w:val="32"/>
+          <w:szCs w:val="32"/>
+        </w:rPr>
+        <w:t xml:space="preserve"> &lt; </w:t>
+      </w:r>
+      <w:proofErr w:type="gramStart"/>
+      <w:r>
+        <w:rPr>
+          <w:rFonts w:ascii="Carlito" w:hAnsi="Carlito" w:cs="Carlito"/>
+          <w:sz w:val="32"/>
+          <w:szCs w:val="32"/>
+        </w:rPr>
+        <w:t>0  →</w:t>
+      </w:r>
+      <w:proofErr w:type="gramEnd"/>
+      <w:r>
+        <w:rPr>
+          <w:rFonts w:ascii="Carlito" w:hAnsi="Carlito" w:cs="Carlito"/>
+          <w:sz w:val="32"/>
+          <w:szCs w:val="32"/>
+        </w:rPr>
+        <w:t xml:space="preserve">  line crosses y-axis below the origin</w:t>
       </w:r>
     </w:p>
     <w:p>
@@ -671,140 +768,160 @@
           <w:numId w:val="1"/>
         </w:numPr>
         <w:rPr>
-          <w:sz w:val="36"/>
-          <w:szCs w:val="36"/>
-        </w:rPr>
-      </w:pPr>
-      <w:r>
-        <w:rPr>
-          <w:sz w:val="36"/>
-          <w:szCs w:val="36"/>
+          <w:rFonts w:ascii="Carlito" w:hAnsi="Carlito" w:cs="Carlito"/>
+          <w:sz w:val="32"/>
+          <w:szCs w:val="32"/>
+        </w:rPr>
+      </w:pPr>
+      <w:r>
+        <w:rPr>
+          <w:rFonts w:ascii="Carlito" w:hAnsi="Carlito" w:cs="Carlito"/>
+          <w:sz w:val="32"/>
+          <w:szCs w:val="32"/>
         </w:rPr>
         <w:t xml:space="preserve">If </w:t>
       </w:r>
       <w:r>
         <w:rPr>
-          <w:b/>
-          <w:bCs/>
-          <w:sz w:val="36"/>
-          <w:szCs w:val="36"/>
+          <w:rFonts w:ascii="Carlito" w:hAnsi="Carlito" w:cs="Carlito"/>
+          <w:b/>
+          <w:bCs/>
+          <w:sz w:val="32"/>
+          <w:szCs w:val="32"/>
         </w:rPr>
         <w:t>c</w:t>
       </w:r>
       <w:r>
         <w:rPr>
-          <w:sz w:val="36"/>
-          <w:szCs w:val="36"/>
-        </w:rPr>
-        <w:t xml:space="preserve"> = 0  →  line passes through the origin (0, 0)</w:t>
-      </w:r>
-    </w:p>
-    <w:p>
-      <w:pPr>
-        <w:jc w:val="both"/>
-        <w:rPr>
-          <w:sz w:val="36"/>
-          <w:szCs w:val="36"/>
-        </w:rPr>
-      </w:pPr>
-    </w:p>
-    <w:p>
-      <w:pPr>
-        <w:jc w:val="both"/>
-        <w:rPr>
-          <w:sz w:val="36"/>
-          <w:szCs w:val="36"/>
-        </w:rPr>
-      </w:pPr>
-      <w:r>
-        <w:rPr>
-          <w:sz w:val="36"/>
-          <w:szCs w:val="36"/>
+          <w:rFonts w:ascii="Carlito" w:hAnsi="Carlito" w:cs="Carlito"/>
+          <w:sz w:val="32"/>
+          <w:szCs w:val="32"/>
+        </w:rPr>
+        <w:t xml:space="preserve"> = </w:t>
+      </w:r>
+      <w:proofErr w:type="gramStart"/>
+      <w:r>
+        <w:rPr>
+          <w:rFonts w:ascii="Carlito" w:hAnsi="Carlito" w:cs="Carlito"/>
+          <w:sz w:val="32"/>
+          <w:szCs w:val="32"/>
+        </w:rPr>
+        <w:t>0  →</w:t>
+      </w:r>
+      <w:proofErr w:type="gramEnd"/>
+      <w:r>
+        <w:rPr>
+          <w:rFonts w:ascii="Carlito" w:hAnsi="Carlito" w:cs="Carlito"/>
+          <w:sz w:val="32"/>
+          <w:szCs w:val="32"/>
+        </w:rPr>
+        <w:t xml:space="preserve">  line passes through the origin (0, 0)</w:t>
+      </w:r>
+    </w:p>
+    <w:p>
+      <w:pPr>
+        <w:jc w:val="both"/>
+        <w:rPr>
+          <w:rFonts w:ascii="Carlito" w:hAnsi="Carlito" w:cs="Carlito"/>
+          <w:sz w:val="32"/>
+          <w:szCs w:val="32"/>
+        </w:rPr>
+      </w:pPr>
+    </w:p>
+    <w:p>
+      <w:pPr>
+        <w:jc w:val="both"/>
+        <w:rPr>
+          <w:rFonts w:ascii="Carlito" w:hAnsi="Carlito" w:cs="Carlito"/>
+          <w:sz w:val="32"/>
+          <w:szCs w:val="32"/>
+        </w:rPr>
+      </w:pPr>
+      <w:r>
+        <w:rPr>
+          <w:rFonts w:ascii="Carlito" w:hAnsi="Carlito" w:cs="Carlito"/>
+          <w:sz w:val="32"/>
+          <w:szCs w:val="32"/>
         </w:rPr>
         <w:t>#</w:t>
       </w:r>
       <w:r>
         <w:rPr>
-          <w:sz w:val="36"/>
-          <w:szCs w:val="36"/>
+          <w:rFonts w:ascii="Carlito" w:hAnsi="Carlito" w:cs="Carlito"/>
+          <w:sz w:val="32"/>
+          <w:szCs w:val="32"/>
         </w:rPr>
         <w:t xml:space="preserve"> By changing </w:t>
       </w:r>
       <w:r>
         <w:rPr>
-          <w:b/>
-          <w:bCs/>
-          <w:sz w:val="36"/>
-          <w:szCs w:val="36"/>
+          <w:rFonts w:ascii="Carlito" w:hAnsi="Carlito" w:cs="Carlito"/>
+          <w:b/>
+          <w:bCs/>
+          <w:sz w:val="32"/>
+          <w:szCs w:val="32"/>
         </w:rPr>
         <w:t xml:space="preserve">m </w:t>
       </w:r>
       <w:r>
         <w:rPr>
-          <w:sz w:val="36"/>
-          <w:szCs w:val="36"/>
+          <w:rFonts w:ascii="Carlito" w:hAnsi="Carlito" w:cs="Carlito"/>
+          <w:sz w:val="32"/>
+          <w:szCs w:val="32"/>
         </w:rPr>
         <w:t xml:space="preserve">and </w:t>
       </w:r>
       <w:r>
         <w:rPr>
-          <w:b/>
-          <w:bCs/>
-          <w:sz w:val="36"/>
-          <w:szCs w:val="36"/>
+          <w:rFonts w:ascii="Carlito" w:hAnsi="Carlito" w:cs="Carlito"/>
+          <w:b/>
+          <w:bCs/>
+          <w:sz w:val="32"/>
+          <w:szCs w:val="32"/>
         </w:rPr>
         <w:t>c</w:t>
       </w:r>
       <w:r>
         <w:rPr>
-          <w:sz w:val="36"/>
-          <w:szCs w:val="36"/>
-        </w:rPr>
-        <w:t xml:space="preserve">, </w:t>
-      </w:r>
-      <w:r>
-        <w:rPr>
-          <w:sz w:val="36"/>
-          <w:szCs w:val="36"/>
-        </w:rPr>
-        <w:t>we</w:t>
-      </w:r>
-      <w:r>
-        <w:rPr>
-          <w:sz w:val="36"/>
-          <w:szCs w:val="36"/>
-        </w:rPr>
-        <w:t xml:space="preserve"> can position and rotate the line anywhere on the graph. The entire goal of Linear Regression is finding the best values of </w:t>
-      </w:r>
-      <w:r>
-        <w:rPr>
-          <w:b/>
-          <w:bCs/>
-          <w:sz w:val="36"/>
-          <w:szCs w:val="36"/>
+          <w:rFonts w:ascii="Carlito" w:hAnsi="Carlito" w:cs="Carlito"/>
+          <w:sz w:val="32"/>
+          <w:szCs w:val="32"/>
+        </w:rPr>
+        <w:t xml:space="preserve">, we can position and rotate the line anywhere on the graph. The entire goal of Linear Regression is finding the best values of </w:t>
+      </w:r>
+      <w:r>
+        <w:rPr>
+          <w:rFonts w:ascii="Carlito" w:hAnsi="Carlito" w:cs="Carlito"/>
+          <w:b/>
+          <w:bCs/>
+          <w:sz w:val="32"/>
+          <w:szCs w:val="32"/>
         </w:rPr>
         <w:t>m</w:t>
       </w:r>
       <w:r>
         <w:rPr>
-          <w:sz w:val="36"/>
-          <w:szCs w:val="36"/>
+          <w:rFonts w:ascii="Carlito" w:hAnsi="Carlito" w:cs="Carlito"/>
+          <w:sz w:val="32"/>
+          <w:szCs w:val="32"/>
         </w:rPr>
         <w:t xml:space="preserve"> and </w:t>
       </w:r>
       <w:r>
         <w:rPr>
-          <w:b/>
-          <w:bCs/>
-          <w:sz w:val="36"/>
-          <w:szCs w:val="36"/>
+          <w:rFonts w:ascii="Carlito" w:hAnsi="Carlito" w:cs="Carlito"/>
+          <w:b/>
+          <w:bCs/>
+          <w:sz w:val="32"/>
+          <w:szCs w:val="32"/>
         </w:rPr>
         <w:t>c</w:t>
       </w:r>
       <w:r>
         <w:rPr>
-          <w:sz w:val="36"/>
-          <w:szCs w:val="36"/>
+          <w:rFonts w:ascii="Carlito" w:hAnsi="Carlito" w:cs="Carlito"/>
+          <w:sz w:val="32"/>
+          <w:szCs w:val="32"/>
         </w:rPr>
         <w:t>.</w:t>
       </w:r>
@@ -813,15 +930,17 @@
       <w:pPr>
         <w:jc w:val="both"/>
         <w:rPr>
-          <w:sz w:val="36"/>
-          <w:szCs w:val="36"/>
-        </w:rPr>
-      </w:pPr>
-      <w:r>
-        <w:rPr>
+          <w:rFonts w:ascii="Carlito" w:hAnsi="Carlito" w:cs="Carlito"/>
+          <w:sz w:val="32"/>
+          <w:szCs w:val="32"/>
+        </w:rPr>
+      </w:pPr>
+      <w:r>
+        <w:rPr>
+          <w:rFonts w:ascii="Carlito" w:hAnsi="Carlito" w:cs="Carlito"/>
           <w:noProof/>
-          <w:sz w:val="36"/>
-          <w:szCs w:val="36"/>
+          <w:sz w:val="32"/>
+          <w:szCs w:val="32"/>
         </w:rPr>
         <w:lastRenderedPageBreak/>
         <w:drawing>
@@ -865,27 +984,30 @@
       <w:pPr>
         <w:jc w:val="both"/>
         <w:rPr>
-          <w:sz w:val="36"/>
-          <w:szCs w:val="36"/>
-        </w:rPr>
-      </w:pPr>
-    </w:p>
-    <w:p>
-      <w:pPr>
-        <w:jc w:val="both"/>
-        <w:rPr>
-          <w:b/>
-          <w:bCs/>
-          <w:sz w:val="36"/>
-          <w:szCs w:val="36"/>
-        </w:rPr>
-      </w:pPr>
-      <w:r>
-        <w:rPr>
-          <w:b/>
-          <w:bCs/>
-          <w:sz w:val="36"/>
-          <w:szCs w:val="36"/>
+          <w:rFonts w:ascii="Carlito" w:hAnsi="Carlito" w:cs="Carlito"/>
+          <w:sz w:val="32"/>
+          <w:szCs w:val="32"/>
+        </w:rPr>
+      </w:pPr>
+    </w:p>
+    <w:p>
+      <w:pPr>
+        <w:jc w:val="both"/>
+        <w:rPr>
+          <w:rFonts w:ascii="Carlito" w:hAnsi="Carlito" w:cs="Carlito"/>
+          <w:b/>
+          <w:bCs/>
+          <w:sz w:val="32"/>
+          <w:szCs w:val="32"/>
+        </w:rPr>
+      </w:pPr>
+      <w:r>
+        <w:rPr>
+          <w:rFonts w:ascii="Carlito" w:hAnsi="Carlito" w:cs="Carlito"/>
+          <w:b/>
+          <w:bCs/>
+          <w:sz w:val="32"/>
+          <w:szCs w:val="32"/>
         </w:rPr>
         <w:t>Regression:</w:t>
       </w:r>
@@ -894,53 +1016,52 @@
       <w:pPr>
         <w:jc w:val="both"/>
         <w:rPr>
-          <w:sz w:val="36"/>
-          <w:szCs w:val="36"/>
-        </w:rPr>
-      </w:pPr>
-      <w:r>
-        <w:rPr>
-          <w:sz w:val="36"/>
-          <w:szCs w:val="36"/>
-        </w:rPr>
-        <w:t xml:space="preserve"># </w:t>
-      </w:r>
-      <w:r>
-        <w:rPr>
-          <w:sz w:val="36"/>
-          <w:szCs w:val="36"/>
-        </w:rPr>
-        <w:t>Regression is a statistical method used to model and quantify the relationship between a dependent variable (</w:t>
-      </w:r>
-      <w:r>
-        <w:rPr>
-          <w:b/>
-          <w:bCs/>
-          <w:sz w:val="36"/>
-          <w:szCs w:val="36"/>
+          <w:rFonts w:ascii="Carlito" w:hAnsi="Carlito" w:cs="Carlito"/>
+          <w:sz w:val="32"/>
+          <w:szCs w:val="32"/>
+        </w:rPr>
+      </w:pPr>
+      <w:r>
+        <w:rPr>
+          <w:rFonts w:ascii="Carlito" w:hAnsi="Carlito" w:cs="Carlito"/>
+          <w:sz w:val="32"/>
+          <w:szCs w:val="32"/>
+        </w:rPr>
+        <w:t># Regression is a statistical method used to model and quantify the relationship between a dependent variable (</w:t>
+      </w:r>
+      <w:r>
+        <w:rPr>
+          <w:rFonts w:ascii="Carlito" w:hAnsi="Carlito" w:cs="Carlito"/>
+          <w:b/>
+          <w:bCs/>
+          <w:sz w:val="32"/>
+          <w:szCs w:val="32"/>
         </w:rPr>
         <w:t>y</w:t>
       </w:r>
       <w:r>
         <w:rPr>
-          <w:sz w:val="36"/>
-          <w:szCs w:val="36"/>
+          <w:rFonts w:ascii="Carlito" w:hAnsi="Carlito" w:cs="Carlito"/>
+          <w:sz w:val="32"/>
+          <w:szCs w:val="32"/>
         </w:rPr>
         <w:t>) and one or more independent variables (</w:t>
       </w:r>
       <w:r>
         <w:rPr>
-          <w:b/>
-          <w:bCs/>
-          <w:sz w:val="36"/>
-          <w:szCs w:val="36"/>
+          <w:rFonts w:ascii="Carlito" w:hAnsi="Carlito" w:cs="Carlito"/>
+          <w:b/>
+          <w:bCs/>
+          <w:sz w:val="32"/>
+          <w:szCs w:val="32"/>
         </w:rPr>
         <w:t>x</w:t>
       </w:r>
       <w:r>
         <w:rPr>
-          <w:sz w:val="36"/>
-          <w:szCs w:val="36"/>
+          <w:rFonts w:ascii="Carlito" w:hAnsi="Carlito" w:cs="Carlito"/>
+          <w:sz w:val="32"/>
+          <w:szCs w:val="32"/>
         </w:rPr>
         <w:t>).</w:t>
       </w:r>
@@ -949,51 +1070,18 @@
       <w:pPr>
         <w:jc w:val="both"/>
         <w:rPr>
-          <w:sz w:val="36"/>
-          <w:szCs w:val="36"/>
-        </w:rPr>
-      </w:pPr>
-      <w:r>
-        <w:rPr>
-          <w:sz w:val="36"/>
-          <w:szCs w:val="36"/>
-        </w:rPr>
-        <w:t xml:space="preserve"># </w:t>
-      </w:r>
-      <w:r>
-        <w:rPr>
-          <w:sz w:val="36"/>
-          <w:szCs w:val="36"/>
-        </w:rPr>
-        <w:t>The word "regression" means returning to a mean or central tendency</w:t>
-      </w:r>
-      <w:r>
-        <w:rPr>
-          <w:sz w:val="36"/>
-          <w:szCs w:val="36"/>
-        </w:rPr>
-        <w:t>,</w:t>
-      </w:r>
-      <w:r>
-        <w:rPr>
-          <w:sz w:val="36"/>
-          <w:szCs w:val="36"/>
-        </w:rPr>
-        <w:t xml:space="preserve"> the algorithm finds the line that best represents the central trend in the data</w:t>
-      </w:r>
-      <w:r>
-        <w:rPr>
-          <w:sz w:val="36"/>
-          <w:szCs w:val="36"/>
-        </w:rPr>
-        <w:t xml:space="preserve"> or goes through the near center of all the data endpoints</w:t>
-      </w:r>
-      <w:r>
-        <w:rPr>
-          <w:sz w:val="36"/>
-          <w:szCs w:val="36"/>
-        </w:rPr>
-        <w:t>.</w:t>
+          <w:rFonts w:ascii="Carlito" w:hAnsi="Carlito" w:cs="Carlito"/>
+          <w:sz w:val="32"/>
+          <w:szCs w:val="32"/>
+        </w:rPr>
+      </w:pPr>
+      <w:r>
+        <w:rPr>
+          <w:rFonts w:ascii="Carlito" w:hAnsi="Carlito" w:cs="Carlito"/>
+          <w:sz w:val="32"/>
+          <w:szCs w:val="32"/>
+        </w:rPr>
+        <w:t># The word "regression" means returning to a mean or central tendency, the algorithm finds the line that best represents the central trend in the data or goes through the near center of all the data endpoints.</w:t>
       </w:r>
     </w:p>
     <w:p>
@@ -1005,23 +1093,26 @@
         </w:numPr>
         <w:jc w:val="both"/>
         <w:rPr>
-          <w:sz w:val="36"/>
-          <w:szCs w:val="36"/>
-        </w:rPr>
-      </w:pPr>
-      <w:r>
-        <w:rPr>
-          <w:b/>
-          <w:bCs/>
-          <w:sz w:val="36"/>
-          <w:szCs w:val="36"/>
+          <w:rFonts w:ascii="Carlito" w:hAnsi="Carlito" w:cs="Carlito"/>
+          <w:sz w:val="32"/>
+          <w:szCs w:val="32"/>
+        </w:rPr>
+      </w:pPr>
+      <w:r>
+        <w:rPr>
+          <w:rFonts w:ascii="Carlito" w:hAnsi="Carlito" w:cs="Carlito"/>
+          <w:b/>
+          <w:bCs/>
+          <w:sz w:val="32"/>
+          <w:szCs w:val="32"/>
         </w:rPr>
         <w:t>Simple Linear Regression:</w:t>
       </w:r>
       <w:r>
         <w:rPr>
-          <w:sz w:val="36"/>
-          <w:szCs w:val="36"/>
+          <w:rFonts w:ascii="Carlito" w:hAnsi="Carlito" w:cs="Carlito"/>
+          <w:sz w:val="32"/>
+          <w:szCs w:val="32"/>
         </w:rPr>
         <w:t xml:space="preserve">  one input feature (x) → one output (y)</w:t>
       </w:r>
@@ -1035,23 +1126,26 @@
         </w:numPr>
         <w:jc w:val="both"/>
         <w:rPr>
-          <w:sz w:val="36"/>
-          <w:szCs w:val="36"/>
-        </w:rPr>
-      </w:pPr>
-      <w:r>
-        <w:rPr>
-          <w:b/>
-          <w:bCs/>
-          <w:sz w:val="36"/>
-          <w:szCs w:val="36"/>
+          <w:rFonts w:ascii="Carlito" w:hAnsi="Carlito" w:cs="Carlito"/>
+          <w:sz w:val="32"/>
+          <w:szCs w:val="32"/>
+        </w:rPr>
+      </w:pPr>
+      <w:r>
+        <w:rPr>
+          <w:rFonts w:ascii="Carlito" w:hAnsi="Carlito" w:cs="Carlito"/>
+          <w:b/>
+          <w:bCs/>
+          <w:sz w:val="32"/>
+          <w:szCs w:val="32"/>
         </w:rPr>
         <w:t>Multiple Linear Regression:</w:t>
       </w:r>
       <w:r>
         <w:rPr>
-          <w:sz w:val="36"/>
-          <w:szCs w:val="36"/>
+          <w:rFonts w:ascii="Carlito" w:hAnsi="Carlito" w:cs="Carlito"/>
+          <w:sz w:val="32"/>
+          <w:szCs w:val="32"/>
         </w:rPr>
         <w:t xml:space="preserve">  many input features (x₁, x₂, …) → one output (y)</w:t>
       </w:r>
@@ -1060,145 +1154,139 @@
       <w:pPr>
         <w:jc w:val="both"/>
         <w:rPr>
-          <w:sz w:val="36"/>
-          <w:szCs w:val="36"/>
-        </w:rPr>
-      </w:pPr>
-    </w:p>
-    <w:p>
-      <w:pPr>
-        <w:jc w:val="both"/>
-        <w:rPr>
-          <w:sz w:val="36"/>
-          <w:szCs w:val="36"/>
-        </w:rPr>
-      </w:pPr>
-    </w:p>
-    <w:p>
-      <w:pPr>
-        <w:jc w:val="both"/>
-        <w:rPr>
-          <w:sz w:val="36"/>
-          <w:szCs w:val="36"/>
-        </w:rPr>
-      </w:pPr>
-    </w:p>
-    <w:p>
-      <w:pPr>
-        <w:jc w:val="both"/>
-        <w:rPr>
-          <w:b/>
-          <w:bCs/>
-          <w:sz w:val="36"/>
-          <w:szCs w:val="36"/>
-        </w:rPr>
-      </w:pPr>
-      <w:r>
-        <w:rPr>
-          <w:b/>
-          <w:bCs/>
-          <w:sz w:val="36"/>
-          <w:szCs w:val="36"/>
+          <w:rFonts w:ascii="Carlito" w:hAnsi="Carlito" w:cs="Carlito"/>
+          <w:sz w:val="32"/>
+          <w:szCs w:val="32"/>
+        </w:rPr>
+      </w:pPr>
+    </w:p>
+    <w:p>
+      <w:pPr>
+        <w:jc w:val="both"/>
+        <w:rPr>
+          <w:rFonts w:ascii="Carlito" w:hAnsi="Carlito" w:cs="Carlito"/>
+          <w:sz w:val="32"/>
+          <w:szCs w:val="32"/>
+        </w:rPr>
+      </w:pPr>
+    </w:p>
+    <w:p>
+      <w:pPr>
+        <w:jc w:val="both"/>
+        <w:rPr>
+          <w:rFonts w:ascii="Carlito" w:hAnsi="Carlito" w:cs="Carlito"/>
+          <w:sz w:val="32"/>
+          <w:szCs w:val="32"/>
+        </w:rPr>
+      </w:pPr>
+    </w:p>
+    <w:p>
+      <w:pPr>
+        <w:jc w:val="both"/>
+        <w:rPr>
+          <w:rFonts w:ascii="Carlito" w:hAnsi="Carlito" w:cs="Carlito"/>
+          <w:b/>
+          <w:bCs/>
+          <w:sz w:val="32"/>
+          <w:szCs w:val="32"/>
+        </w:rPr>
+      </w:pPr>
+      <w:r>
+        <w:rPr>
+          <w:rFonts w:ascii="Carlito" w:hAnsi="Carlito" w:cs="Carlito"/>
+          <w:b/>
+          <w:bCs/>
+          <w:sz w:val="32"/>
+          <w:szCs w:val="32"/>
+        </w:rPr>
+        <w:t>Linear Regression:</w:t>
+      </w:r>
+    </w:p>
+    <w:p>
+      <w:pPr>
+        <w:jc w:val="both"/>
+        <w:rPr>
+          <w:rFonts w:ascii="Carlito" w:hAnsi="Carlito" w:cs="Carlito"/>
+          <w:sz w:val="32"/>
+          <w:szCs w:val="32"/>
+        </w:rPr>
+      </w:pPr>
+      <w:r>
+        <w:rPr>
+          <w:rFonts w:ascii="Carlito" w:hAnsi="Carlito" w:cs="Carlito"/>
+          <w:sz w:val="32"/>
+          <w:szCs w:val="32"/>
         </w:rPr>
         <w:lastRenderedPageBreak/>
-        <w:t>Linear Regression:</w:t>
-      </w:r>
-    </w:p>
-    <w:p>
-      <w:pPr>
-        <w:jc w:val="both"/>
-        <w:rPr>
-          <w:sz w:val="36"/>
-          <w:szCs w:val="36"/>
-        </w:rPr>
-      </w:pPr>
-      <w:r>
-        <w:rPr>
-          <w:sz w:val="36"/>
-          <w:szCs w:val="36"/>
+        <w:t xml:space="preserve"># In Linear Regression, the ML model's job is to find the best values of </w:t>
+      </w:r>
+      <w:r>
+        <w:rPr>
+          <w:rFonts w:ascii="Carlito" w:hAnsi="Carlito" w:cs="Carlito"/>
+          <w:b/>
+          <w:bCs/>
+          <w:sz w:val="32"/>
+          <w:szCs w:val="32"/>
+        </w:rPr>
+        <w:t>m</w:t>
+      </w:r>
+      <w:r>
+        <w:rPr>
+          <w:rFonts w:ascii="Carlito" w:hAnsi="Carlito" w:cs="Carlito"/>
+          <w:sz w:val="32"/>
+          <w:szCs w:val="32"/>
+        </w:rPr>
+        <w:t xml:space="preserve"> (slope) and </w:t>
+      </w:r>
+      <w:r>
+        <w:rPr>
+          <w:rFonts w:ascii="Carlito" w:hAnsi="Carlito" w:cs="Carlito"/>
+          <w:b/>
+          <w:bCs/>
+          <w:sz w:val="32"/>
+          <w:szCs w:val="32"/>
+        </w:rPr>
+        <w:t>c</w:t>
+      </w:r>
+      <w:r>
+        <w:rPr>
+          <w:rFonts w:ascii="Carlito" w:hAnsi="Carlito" w:cs="Carlito"/>
+          <w:sz w:val="32"/>
+          <w:szCs w:val="32"/>
+        </w:rPr>
+        <w:t xml:space="preserve"> (intercept) so that the line fits as closely as possible through all data points.</w:t>
+      </w:r>
+    </w:p>
+    <w:p>
+      <w:pPr>
+        <w:jc w:val="both"/>
+        <w:rPr>
+          <w:rFonts w:ascii="Carlito" w:hAnsi="Carlito" w:cs="Carlito"/>
+          <w:sz w:val="32"/>
+          <w:szCs w:val="32"/>
+        </w:rPr>
+      </w:pPr>
+      <w:r>
+        <w:rPr>
+          <w:rFonts w:ascii="Carlito" w:hAnsi="Carlito" w:cs="Carlito"/>
+          <w:sz w:val="32"/>
+          <w:szCs w:val="32"/>
         </w:rPr>
         <w:t xml:space="preserve"># </w:t>
       </w:r>
       <w:r>
         <w:rPr>
-          <w:sz w:val="36"/>
-          <w:szCs w:val="36"/>
-        </w:rPr>
-        <w:t xml:space="preserve">In Linear Regression, the ML model's job is to find the best values of </w:t>
-      </w:r>
-      <w:r>
-        <w:rPr>
-          <w:b/>
-          <w:bCs/>
-          <w:sz w:val="36"/>
-          <w:szCs w:val="36"/>
-        </w:rPr>
-        <w:t>m</w:t>
-      </w:r>
-      <w:r>
-        <w:rPr>
-          <w:sz w:val="36"/>
-          <w:szCs w:val="36"/>
-        </w:rPr>
-        <w:t xml:space="preserve"> (slope) and </w:t>
-      </w:r>
-      <w:r>
-        <w:rPr>
-          <w:b/>
-          <w:bCs/>
-          <w:sz w:val="36"/>
-          <w:szCs w:val="36"/>
-        </w:rPr>
-        <w:t>c</w:t>
-      </w:r>
-      <w:r>
-        <w:rPr>
-          <w:sz w:val="36"/>
-          <w:szCs w:val="36"/>
-        </w:rPr>
-        <w:t xml:space="preserve"> (intercept) so that the line fits as closely as possible through all data points.</w:t>
-      </w:r>
-    </w:p>
-    <w:p>
-      <w:pPr>
-        <w:jc w:val="both"/>
-        <w:rPr>
-          <w:sz w:val="36"/>
-          <w:szCs w:val="36"/>
-        </w:rPr>
-      </w:pPr>
-      <w:r>
-        <w:rPr>
-          <w:sz w:val="36"/>
-          <w:szCs w:val="36"/>
-        </w:rPr>
-        <w:t xml:space="preserve"># </w:t>
-      </w:r>
-      <w:r>
-        <w:rPr>
-          <w:sz w:val="36"/>
-          <w:szCs w:val="36"/>
-        </w:rPr>
-        <w:t>Example</w:t>
-      </w:r>
-      <w:r>
-        <w:rPr>
-          <w:sz w:val="36"/>
-          <w:szCs w:val="36"/>
-        </w:rPr>
-        <w:t>,</w:t>
-      </w:r>
-      <w:r>
-        <w:rPr>
-          <w:sz w:val="36"/>
-          <w:szCs w:val="36"/>
-        </w:rPr>
-        <w:t xml:space="preserve"> predicting</w:t>
-      </w:r>
-      <w:r>
-        <w:rPr>
-          <w:sz w:val="36"/>
-          <w:szCs w:val="36"/>
+          <w:rFonts w:ascii="Carlito" w:hAnsi="Carlito" w:cs="Carlito"/>
+          <w:sz w:val="32"/>
+          <w:szCs w:val="32"/>
+        </w:rPr>
+        <w:t>Example, predicting</w:t>
+      </w:r>
+      <w:r>
+        <w:rPr>
+          <w:rFonts w:ascii="Carlito" w:hAnsi="Carlito" w:cs="Carlito"/>
+          <w:sz w:val="32"/>
+          <w:szCs w:val="32"/>
         </w:rPr>
         <w:t xml:space="preserve"> exam marks based on study hours.</w:t>
       </w:r>
@@ -1212,53 +1300,60 @@
         </w:numPr>
         <w:jc w:val="both"/>
         <w:rPr>
-          <w:sz w:val="36"/>
-          <w:szCs w:val="36"/>
-        </w:rPr>
-      </w:pPr>
-      <w:r>
-        <w:rPr>
-          <w:b/>
-          <w:bCs/>
-          <w:sz w:val="36"/>
-          <w:szCs w:val="36"/>
+          <w:rFonts w:ascii="Carlito" w:hAnsi="Carlito" w:cs="Carlito"/>
+          <w:sz w:val="32"/>
+          <w:szCs w:val="32"/>
+        </w:rPr>
+      </w:pPr>
+      <w:r>
+        <w:rPr>
+          <w:rFonts w:ascii="Carlito" w:hAnsi="Carlito" w:cs="Carlito"/>
+          <w:b/>
+          <w:bCs/>
+          <w:sz w:val="32"/>
+          <w:szCs w:val="32"/>
         </w:rPr>
         <w:t>x-</w:t>
       </w:r>
       <w:r>
         <w:rPr>
-          <w:b/>
-          <w:bCs/>
-          <w:sz w:val="36"/>
-          <w:szCs w:val="36"/>
+          <w:rFonts w:ascii="Carlito" w:hAnsi="Carlito" w:cs="Carlito"/>
+          <w:b/>
+          <w:bCs/>
+          <w:sz w:val="32"/>
+          <w:szCs w:val="32"/>
         </w:rPr>
         <w:t xml:space="preserve">axis </w:t>
       </w:r>
       <w:r>
         <w:rPr>
-          <w:sz w:val="36"/>
-          <w:szCs w:val="36"/>
+          <w:rFonts w:ascii="Carlito" w:hAnsi="Carlito" w:cs="Carlito"/>
+          <w:sz w:val="32"/>
+          <w:szCs w:val="32"/>
         </w:rPr>
         <w:t>= Study</w:t>
       </w:r>
       <w:r>
         <w:rPr>
-          <w:sz w:val="36"/>
-          <w:szCs w:val="36"/>
+          <w:rFonts w:ascii="Carlito" w:hAnsi="Carlito" w:cs="Carlito"/>
+          <w:sz w:val="32"/>
+          <w:szCs w:val="32"/>
         </w:rPr>
         <w:t xml:space="preserve"> </w:t>
       </w:r>
       <w:r>
         <w:rPr>
-          <w:sz w:val="36"/>
-          <w:szCs w:val="36"/>
+          <w:rFonts w:ascii="Carlito" w:hAnsi="Carlito" w:cs="Carlito"/>
+          <w:sz w:val="32"/>
+          <w:szCs w:val="32"/>
         </w:rPr>
         <w:t>hours (</w:t>
       </w:r>
       <w:r>
         <w:rPr>
-          <w:sz w:val="36"/>
-          <w:szCs w:val="36"/>
+          <w:rFonts w:ascii="Carlito" w:hAnsi="Carlito" w:cs="Carlito"/>
+          <w:sz w:val="32"/>
+          <w:szCs w:val="32"/>
         </w:rPr>
         <w:t>input / feature)</w:t>
       </w:r>
@@ -1272,53 +1367,60 @@
         </w:numPr>
         <w:jc w:val="both"/>
         <w:rPr>
-          <w:sz w:val="36"/>
-          <w:szCs w:val="36"/>
-        </w:rPr>
-      </w:pPr>
-      <w:r>
-        <w:rPr>
-          <w:b/>
-          <w:bCs/>
-          <w:sz w:val="36"/>
-          <w:szCs w:val="36"/>
+          <w:rFonts w:ascii="Carlito" w:hAnsi="Carlito" w:cs="Carlito"/>
+          <w:sz w:val="32"/>
+          <w:szCs w:val="32"/>
+        </w:rPr>
+      </w:pPr>
+      <w:r>
+        <w:rPr>
+          <w:rFonts w:ascii="Carlito" w:hAnsi="Carlito" w:cs="Carlito"/>
+          <w:b/>
+          <w:bCs/>
+          <w:sz w:val="32"/>
+          <w:szCs w:val="32"/>
         </w:rPr>
         <w:t>y-</w:t>
       </w:r>
       <w:r>
         <w:rPr>
-          <w:b/>
-          <w:bCs/>
-          <w:sz w:val="36"/>
-          <w:szCs w:val="36"/>
+          <w:rFonts w:ascii="Carlito" w:hAnsi="Carlito" w:cs="Carlito"/>
+          <w:b/>
+          <w:bCs/>
+          <w:sz w:val="32"/>
+          <w:szCs w:val="32"/>
         </w:rPr>
         <w:t>axis</w:t>
       </w:r>
       <w:r>
         <w:rPr>
-          <w:sz w:val="36"/>
-          <w:szCs w:val="36"/>
+          <w:rFonts w:ascii="Carlito" w:hAnsi="Carlito" w:cs="Carlito"/>
+          <w:sz w:val="32"/>
+          <w:szCs w:val="32"/>
         </w:rPr>
         <w:t xml:space="preserve"> = Exam</w:t>
       </w:r>
       <w:r>
         <w:rPr>
-          <w:sz w:val="36"/>
-          <w:szCs w:val="36"/>
+          <w:rFonts w:ascii="Carlito" w:hAnsi="Carlito" w:cs="Carlito"/>
+          <w:sz w:val="32"/>
+          <w:szCs w:val="32"/>
         </w:rPr>
         <w:t xml:space="preserve"> </w:t>
       </w:r>
       <w:r>
         <w:rPr>
-          <w:sz w:val="36"/>
-          <w:szCs w:val="36"/>
+          <w:rFonts w:ascii="Carlito" w:hAnsi="Carlito" w:cs="Carlito"/>
+          <w:sz w:val="32"/>
+          <w:szCs w:val="32"/>
         </w:rPr>
         <w:t>marks (</w:t>
       </w:r>
       <w:r>
         <w:rPr>
-          <w:sz w:val="36"/>
-          <w:szCs w:val="36"/>
+          <w:rFonts w:ascii="Carlito" w:hAnsi="Carlito" w:cs="Carlito"/>
+          <w:sz w:val="32"/>
+          <w:szCs w:val="32"/>
         </w:rPr>
         <w:t>output / target)</w:t>
       </w:r>
@@ -1327,330 +1429,309 @@
       <w:pPr>
         <w:jc w:val="both"/>
         <w:rPr>
-          <w:sz w:val="36"/>
-          <w:szCs w:val="36"/>
-        </w:rPr>
-      </w:pPr>
-      <w:r>
-        <w:rPr>
-          <w:sz w:val="36"/>
-          <w:szCs w:val="36"/>
+          <w:rFonts w:ascii="Carlito" w:hAnsi="Carlito" w:cs="Carlito"/>
+          <w:sz w:val="32"/>
+          <w:szCs w:val="32"/>
+        </w:rPr>
+      </w:pPr>
+      <w:r>
+        <w:rPr>
+          <w:rFonts w:ascii="Carlito" w:hAnsi="Carlito" w:cs="Carlito"/>
+          <w:sz w:val="32"/>
+          <w:szCs w:val="32"/>
+        </w:rPr>
+        <w:t># The ML model does not understand labels like "study hours" or "marks". It only works with numbers. So, we give it a mathematical representation:</w:t>
+      </w:r>
+    </w:p>
+    <w:p>
+      <w:pPr>
+        <w:jc w:val="center"/>
+        <w:rPr>
+          <w:rFonts w:ascii="Carlito" w:hAnsi="Carlito" w:cs="Carlito"/>
+          <w:b/>
+          <w:bCs/>
+          <w:sz w:val="32"/>
+          <w:szCs w:val="32"/>
+        </w:rPr>
+      </w:pPr>
+      <w:proofErr w:type="gramStart"/>
+      <w:r>
+        <w:rPr>
+          <w:rFonts w:ascii="Carlito" w:hAnsi="Carlito" w:cs="Carlito"/>
+          <w:b/>
+          <w:bCs/>
+          <w:sz w:val="32"/>
+          <w:szCs w:val="32"/>
+        </w:rPr>
+        <w:t>marks  =</w:t>
+      </w:r>
+      <w:proofErr w:type="gramEnd"/>
+      <w:r>
+        <w:rPr>
+          <w:rFonts w:ascii="Carlito" w:hAnsi="Carlito" w:cs="Carlito"/>
+          <w:b/>
+          <w:bCs/>
+          <w:sz w:val="32"/>
+          <w:szCs w:val="32"/>
+        </w:rPr>
+        <w:t xml:space="preserve">  m × (</w:t>
+      </w:r>
+      <w:proofErr w:type="spellStart"/>
+      <w:r>
+        <w:rPr>
+          <w:rFonts w:ascii="Carlito" w:hAnsi="Carlito" w:cs="Carlito"/>
+          <w:b/>
+          <w:bCs/>
+          <w:sz w:val="32"/>
+          <w:szCs w:val="32"/>
+        </w:rPr>
+        <w:t>study_hours</w:t>
+      </w:r>
+      <w:proofErr w:type="spellEnd"/>
+      <w:r>
+        <w:rPr>
+          <w:rFonts w:ascii="Carlito" w:hAnsi="Carlito" w:cs="Carlito"/>
+          <w:b/>
+          <w:bCs/>
+          <w:sz w:val="32"/>
+          <w:szCs w:val="32"/>
+        </w:rPr>
+        <w:t>)  +  c</w:t>
+      </w:r>
+    </w:p>
+    <w:p>
+      <w:pPr>
+        <w:jc w:val="both"/>
+        <w:rPr>
+          <w:rFonts w:ascii="Carlito" w:hAnsi="Carlito" w:cs="Carlito"/>
+          <w:sz w:val="32"/>
+          <w:szCs w:val="32"/>
+        </w:rPr>
+      </w:pPr>
+      <w:r>
+        <w:rPr>
+          <w:rFonts w:ascii="Carlito" w:hAnsi="Carlito" w:cs="Carlito"/>
+          <w:sz w:val="32"/>
+          <w:szCs w:val="32"/>
+        </w:rPr>
+        <w:t xml:space="preserve"># The model searches for the optimal </w:t>
+      </w:r>
+      <w:r>
+        <w:rPr>
+          <w:rFonts w:ascii="Carlito" w:hAnsi="Carlito" w:cs="Carlito"/>
+          <w:b/>
+          <w:bCs/>
+          <w:sz w:val="32"/>
+          <w:szCs w:val="32"/>
+        </w:rPr>
+        <w:t xml:space="preserve">m </w:t>
+      </w:r>
+      <w:r>
+        <w:rPr>
+          <w:rFonts w:ascii="Carlito" w:hAnsi="Carlito" w:cs="Carlito"/>
+          <w:sz w:val="32"/>
+          <w:szCs w:val="32"/>
+        </w:rPr>
+        <w:t>and</w:t>
+      </w:r>
+      <w:r>
+        <w:rPr>
+          <w:rFonts w:ascii="Carlito" w:hAnsi="Carlito" w:cs="Carlito"/>
+          <w:b/>
+          <w:bCs/>
+          <w:sz w:val="32"/>
+          <w:szCs w:val="32"/>
+        </w:rPr>
+        <w:t xml:space="preserve"> c</w:t>
+      </w:r>
+      <w:r>
+        <w:rPr>
+          <w:rFonts w:ascii="Carlito" w:hAnsi="Carlito" w:cs="Carlito"/>
+          <w:sz w:val="32"/>
+          <w:szCs w:val="32"/>
+        </w:rPr>
+        <w:t xml:space="preserve"> that produce a line passing as closely as possible through all data points. The closer the line is to every point, the better the model predicts.</w:t>
+      </w:r>
+    </w:p>
+    <w:p>
+      <w:pPr>
+        <w:jc w:val="both"/>
+        <w:rPr>
+          <w:rFonts w:ascii="Carlito" w:hAnsi="Carlito" w:cs="Carlito"/>
+          <w:sz w:val="32"/>
+          <w:szCs w:val="32"/>
+        </w:rPr>
+      </w:pPr>
+      <w:r>
+        <w:rPr>
+          <w:rFonts w:ascii="Carlito" w:hAnsi="Carlito" w:cs="Carlito"/>
+          <w:sz w:val="32"/>
+          <w:szCs w:val="32"/>
+        </w:rPr>
+        <w:t># Rule of thumb, a line that passes through or near the center of the data spread (minimizing the overall distance to all points) is a good fit. A line skewed toward only some points is a poor fit.</w:t>
+      </w:r>
+    </w:p>
+    <w:p>
+      <w:pPr>
+        <w:jc w:val="both"/>
+        <w:rPr>
+          <w:rFonts w:ascii="Carlito" w:hAnsi="Carlito" w:cs="Carlito"/>
+          <w:sz w:val="32"/>
+          <w:szCs w:val="32"/>
+        </w:rPr>
+      </w:pPr>
+      <w:r>
+        <w:rPr>
+          <w:rFonts w:ascii="Carlito" w:hAnsi="Carlito" w:cs="Carlito"/>
+          <w:sz w:val="32"/>
+          <w:szCs w:val="32"/>
         </w:rPr>
         <w:t xml:space="preserve"># </w:t>
       </w:r>
       <w:r>
         <w:rPr>
-          <w:sz w:val="36"/>
-          <w:szCs w:val="36"/>
-        </w:rPr>
-        <w:t>The ML model does not understand labels like "study hours" or "marks"</w:t>
-      </w:r>
-      <w:r>
-        <w:rPr>
-          <w:sz w:val="36"/>
-          <w:szCs w:val="36"/>
-        </w:rPr>
-        <w:t>. I</w:t>
-      </w:r>
-      <w:r>
-        <w:rPr>
-          <w:sz w:val="36"/>
-          <w:szCs w:val="36"/>
-        </w:rPr>
-        <w:t xml:space="preserve">t only works with numbers. </w:t>
-      </w:r>
-      <w:r>
-        <w:rPr>
-          <w:sz w:val="36"/>
-          <w:szCs w:val="36"/>
-        </w:rPr>
-        <w:t>So,</w:t>
-      </w:r>
-      <w:r>
-        <w:rPr>
-          <w:sz w:val="36"/>
-          <w:szCs w:val="36"/>
-        </w:rPr>
-        <w:t xml:space="preserve"> we give it a mathematical representation:</w:t>
-      </w:r>
-    </w:p>
-    <w:p>
-      <w:pPr>
-        <w:jc w:val="center"/>
-        <w:rPr>
-          <w:b/>
-          <w:bCs/>
-          <w:sz w:val="36"/>
-          <w:szCs w:val="36"/>
-        </w:rPr>
-      </w:pPr>
-      <w:r>
-        <w:rPr>
-          <w:b/>
-          <w:bCs/>
-          <w:sz w:val="36"/>
-          <w:szCs w:val="36"/>
-        </w:rPr>
-        <w:t>marks  =  m × (study_hours)  +  c</w:t>
-      </w:r>
-    </w:p>
-    <w:p>
-      <w:pPr>
-        <w:jc w:val="both"/>
-        <w:rPr>
-          <w:sz w:val="36"/>
-          <w:szCs w:val="36"/>
-        </w:rPr>
-      </w:pPr>
-      <w:r>
-        <w:rPr>
-          <w:sz w:val="36"/>
-          <w:szCs w:val="36"/>
-        </w:rPr>
-        <w:t xml:space="preserve"># </w:t>
-      </w:r>
-      <w:r>
-        <w:rPr>
-          <w:sz w:val="36"/>
-          <w:szCs w:val="36"/>
-        </w:rPr>
-        <w:t xml:space="preserve">The model searches for the optimal </w:t>
-      </w:r>
-      <w:r>
-        <w:rPr>
-          <w:b/>
-          <w:bCs/>
-          <w:sz w:val="36"/>
-          <w:szCs w:val="36"/>
-        </w:rPr>
-        <w:t xml:space="preserve">m </w:t>
-      </w:r>
-      <w:r>
-        <w:rPr>
-          <w:sz w:val="36"/>
-          <w:szCs w:val="36"/>
-        </w:rPr>
-        <w:t>and</w:t>
-      </w:r>
-      <w:r>
-        <w:rPr>
-          <w:b/>
-          <w:bCs/>
-          <w:sz w:val="36"/>
-          <w:szCs w:val="36"/>
-        </w:rPr>
-        <w:t xml:space="preserve"> c</w:t>
-      </w:r>
-      <w:r>
-        <w:rPr>
-          <w:sz w:val="36"/>
-          <w:szCs w:val="36"/>
-        </w:rPr>
-        <w:t xml:space="preserve"> that produce a line passing as closely as possible through all data points. The closer the line is to every point, the better the model predicts.</w:t>
-      </w:r>
-    </w:p>
-    <w:p>
-      <w:pPr>
-        <w:jc w:val="both"/>
-        <w:rPr>
-          <w:sz w:val="36"/>
-          <w:szCs w:val="36"/>
-        </w:rPr>
-      </w:pPr>
-      <w:r>
-        <w:rPr>
-          <w:sz w:val="36"/>
-          <w:szCs w:val="36"/>
-        </w:rPr>
-        <w:t xml:space="preserve"># </w:t>
-      </w:r>
-      <w:r>
-        <w:rPr>
-          <w:sz w:val="36"/>
-          <w:szCs w:val="36"/>
-        </w:rPr>
-        <w:t>Rule of thumb</w:t>
-      </w:r>
-      <w:r>
-        <w:rPr>
-          <w:sz w:val="36"/>
-          <w:szCs w:val="36"/>
+          <w:rFonts w:ascii="Carlito" w:hAnsi="Carlito" w:cs="Carlito"/>
+          <w:sz w:val="32"/>
+          <w:szCs w:val="32"/>
+        </w:rPr>
+        <w:t>Basically,</w:t>
+      </w:r>
+      <w:r>
+        <w:rPr>
+          <w:rFonts w:ascii="Carlito" w:hAnsi="Carlito" w:cs="Carlito"/>
+          <w:sz w:val="32"/>
+          <w:szCs w:val="32"/>
+        </w:rPr>
+        <w:t xml:space="preserve"> this machine learning algorithm predicts based on</w:t>
+      </w:r>
+      <w:r>
+        <w:rPr>
+          <w:rFonts w:ascii="Carlito" w:hAnsi="Carlito" w:cs="Carlito"/>
+          <w:sz w:val="32"/>
+          <w:szCs w:val="32"/>
         </w:rPr>
         <w:t>,</w:t>
       </w:r>
       <w:r>
         <w:rPr>
-          <w:sz w:val="36"/>
-          <w:szCs w:val="36"/>
+          <w:rFonts w:ascii="Carlito" w:hAnsi="Carlito" w:cs="Carlito"/>
+          <w:sz w:val="32"/>
+          <w:szCs w:val="32"/>
+        </w:rPr>
+        <w:t xml:space="preserve"> if study hours</w:t>
+      </w:r>
+      <w:r>
+        <w:rPr>
+          <w:rFonts w:ascii="Carlito" w:hAnsi="Carlito" w:cs="Carlito"/>
+          <w:sz w:val="32"/>
+          <w:szCs w:val="32"/>
         </w:rPr>
         <w:t xml:space="preserve"> </w:t>
       </w:r>
       <w:r>
         <w:rPr>
-          <w:sz w:val="36"/>
-          <w:szCs w:val="36"/>
-        </w:rPr>
-        <w:t>a</w:t>
-      </w:r>
-      <w:r>
-        <w:rPr>
-          <w:sz w:val="36"/>
-          <w:szCs w:val="36"/>
-        </w:rPr>
-        <w:t xml:space="preserve"> line that passes through or near the center of the data spread (minimizing the overall distance to all points) is a good fit. A line skewed toward only some points is a poor fit.</w:t>
-      </w:r>
-    </w:p>
-    <w:p>
-      <w:pPr>
-        <w:jc w:val="both"/>
-        <w:rPr>
-          <w:sz w:val="36"/>
-          <w:szCs w:val="36"/>
-        </w:rPr>
-      </w:pPr>
-      <w:r>
-        <w:rPr>
-          <w:sz w:val="36"/>
-          <w:szCs w:val="36"/>
-        </w:rPr>
-        <w:t xml:space="preserve"># </w:t>
-      </w:r>
-      <w:r>
-        <w:rPr>
-          <w:sz w:val="36"/>
-          <w:szCs w:val="36"/>
-        </w:rPr>
-        <w:t>Basically,</w:t>
-      </w:r>
-      <w:r>
-        <w:rPr>
-          <w:sz w:val="36"/>
-          <w:szCs w:val="36"/>
-        </w:rPr>
-        <w:t xml:space="preserve"> this machine learning algorithm predicts based on</w:t>
-      </w:r>
-      <w:r>
-        <w:rPr>
-          <w:sz w:val="36"/>
-          <w:szCs w:val="36"/>
-        </w:rPr>
-        <w:t>,</w:t>
-      </w:r>
-      <w:r>
-        <w:rPr>
-          <w:sz w:val="36"/>
-          <w:szCs w:val="36"/>
-        </w:rPr>
-        <w:t xml:space="preserve"> if study hours</w:t>
-      </w:r>
-      <w:r>
-        <w:rPr>
-          <w:sz w:val="36"/>
-          <w:szCs w:val="36"/>
+          <w:rFonts w:ascii="Carlito" w:hAnsi="Carlito" w:cs="Carlito"/>
+          <w:sz w:val="32"/>
+          <w:szCs w:val="32"/>
+        </w:rPr>
+        <w:t>(</w:t>
+      </w:r>
+      <w:r>
+        <w:rPr>
+          <w:rFonts w:ascii="Carlito" w:hAnsi="Carlito" w:cs="Carlito"/>
+          <w:b/>
+          <w:bCs/>
+          <w:sz w:val="32"/>
+          <w:szCs w:val="32"/>
+        </w:rPr>
+        <w:t>x</w:t>
+      </w:r>
+      <w:r>
+        <w:rPr>
+          <w:rFonts w:ascii="Carlito" w:hAnsi="Carlito" w:cs="Carlito"/>
+          <w:sz w:val="32"/>
+          <w:szCs w:val="32"/>
+        </w:rPr>
+        <w:t>) increases then marks (</w:t>
+      </w:r>
+      <w:r>
+        <w:rPr>
+          <w:rFonts w:ascii="Carlito" w:hAnsi="Carlito" w:cs="Carlito"/>
+          <w:b/>
+          <w:bCs/>
+          <w:sz w:val="32"/>
+          <w:szCs w:val="32"/>
+        </w:rPr>
+        <w:t>y</w:t>
+      </w:r>
+      <w:r>
+        <w:rPr>
+          <w:rFonts w:ascii="Carlito" w:hAnsi="Carlito" w:cs="Carlito"/>
+          <w:sz w:val="32"/>
+          <w:szCs w:val="32"/>
+        </w:rPr>
+        <w:t>) will increase too.  And further</w:t>
+      </w:r>
+      <w:r>
+        <w:rPr>
+          <w:rFonts w:ascii="Carlito" w:hAnsi="Carlito" w:cs="Carlito"/>
+          <w:sz w:val="32"/>
+          <w:szCs w:val="32"/>
+        </w:rPr>
+        <w:t xml:space="preserve"> accuracy achieved by using slope </w:t>
+      </w:r>
+      <w:r>
+        <w:rPr>
+          <w:rFonts w:ascii="Carlito" w:hAnsi="Carlito" w:cs="Carlito"/>
+          <w:b/>
+          <w:bCs/>
+          <w:sz w:val="32"/>
+          <w:szCs w:val="32"/>
+        </w:rPr>
+        <w:t xml:space="preserve">y = mx + c </w:t>
+      </w:r>
+      <w:r>
+        <w:rPr>
+          <w:rFonts w:ascii="Carlito" w:hAnsi="Carlito" w:cs="Carlito"/>
+          <w:sz w:val="32"/>
+          <w:szCs w:val="32"/>
+        </w:rPr>
+        <w:t xml:space="preserve">and </w:t>
+      </w:r>
+      <w:r>
+        <w:rPr>
+          <w:rFonts w:ascii="Carlito" w:hAnsi="Carlito" w:cs="Carlito"/>
+          <w:b/>
+          <w:bCs/>
+          <w:sz w:val="32"/>
+          <w:szCs w:val="32"/>
+        </w:rPr>
+        <w:t>MSE</w:t>
+      </w:r>
+      <w:r>
+        <w:rPr>
+          <w:rFonts w:ascii="Carlito" w:hAnsi="Carlito" w:cs="Carlito"/>
+          <w:sz w:val="32"/>
+          <w:szCs w:val="32"/>
         </w:rPr>
         <w:t xml:space="preserve"> </w:t>
       </w:r>
-      <w:r>
-        <w:rPr>
-          <w:sz w:val="36"/>
-          <w:szCs w:val="36"/>
-        </w:rPr>
-        <w:t>(</w:t>
-      </w:r>
-      <w:r>
-        <w:rPr>
-          <w:b/>
-          <w:bCs/>
-          <w:sz w:val="36"/>
-          <w:szCs w:val="36"/>
-        </w:rPr>
-        <w:t>x</w:t>
-      </w:r>
-      <w:r>
-        <w:rPr>
-          <w:sz w:val="36"/>
-          <w:szCs w:val="36"/>
-        </w:rPr>
-        <w:t>) increases then marks (</w:t>
-      </w:r>
-      <w:r>
-        <w:rPr>
-          <w:b/>
-          <w:bCs/>
-          <w:sz w:val="36"/>
-          <w:szCs w:val="36"/>
-        </w:rPr>
-        <w:t>y</w:t>
-      </w:r>
-      <w:r>
-        <w:rPr>
-          <w:sz w:val="36"/>
-          <w:szCs w:val="36"/>
-        </w:rPr>
-        <w:t>) will increase too.  And further</w:t>
-      </w:r>
-      <w:r>
-        <w:rPr>
-          <w:sz w:val="36"/>
-          <w:szCs w:val="36"/>
-        </w:rPr>
-        <w:t xml:space="preserve"> accuracy achieved by using slope </w:t>
-      </w:r>
-      <w:r>
-        <w:rPr>
-          <w:b/>
-          <w:bCs/>
-          <w:sz w:val="36"/>
-          <w:szCs w:val="36"/>
-        </w:rPr>
-        <w:t>y = mx + c</w:t>
-      </w:r>
-      <w:r>
-        <w:rPr>
-          <w:b/>
-          <w:bCs/>
-          <w:sz w:val="36"/>
-          <w:szCs w:val="36"/>
-        </w:rPr>
-        <w:t xml:space="preserve"> </w:t>
-      </w:r>
-      <w:r>
-        <w:rPr>
-          <w:sz w:val="36"/>
-          <w:szCs w:val="36"/>
-        </w:rPr>
-        <w:t xml:space="preserve">and </w:t>
-      </w:r>
-      <w:r>
-        <w:rPr>
-          <w:b/>
-          <w:bCs/>
-          <w:sz w:val="36"/>
-          <w:szCs w:val="36"/>
-        </w:rPr>
-        <w:t>MSE</w:t>
-      </w:r>
-      <w:r>
-        <w:rPr>
-          <w:sz w:val="36"/>
-          <w:szCs w:val="36"/>
-        </w:rPr>
-        <w:t xml:space="preserve"> </w:t>
-      </w:r>
-    </w:p>
-    <w:p>
-      <w:pPr>
-        <w:jc w:val="both"/>
-        <w:rPr>
-          <w:sz w:val="36"/>
-          <w:szCs w:val="36"/>
-        </w:rPr>
-      </w:pPr>
-      <w:r>
-        <w:rPr>
+    </w:p>
+    <w:p>
+      <w:pPr>
+        <w:jc w:val="both"/>
+        <w:rPr>
+          <w:rFonts w:ascii="Carlito" w:hAnsi="Carlito" w:cs="Carlito"/>
+          <w:sz w:val="32"/>
+          <w:szCs w:val="32"/>
+        </w:rPr>
+      </w:pPr>
+      <w:r>
+        <w:rPr>
+          <w:rFonts w:ascii="Carlito" w:hAnsi="Carlito" w:cs="Carlito"/>
           <w:noProof/>
-          <w:sz w:val="36"/>
-          <w:szCs w:val="36"/>
+          <w:sz w:val="32"/>
+          <w:szCs w:val="32"/>
         </w:rPr>
         <w:lastRenderedPageBreak/>
         <w:drawing>
@@ -1701,23 +1782,26 @@
       <w:pPr>
         <w:jc w:val="both"/>
         <w:rPr>
-          <w:sz w:val="36"/>
-          <w:szCs w:val="36"/>
-        </w:rPr>
-      </w:pPr>
-    </w:p>
-    <w:p>
-      <w:pPr>
-        <w:jc w:val="both"/>
-        <w:rPr>
-          <w:sz w:val="36"/>
-          <w:szCs w:val="36"/>
-        </w:rPr>
-      </w:pPr>
-      <w:r>
-        <w:rPr>
-          <w:sz w:val="36"/>
-          <w:szCs w:val="36"/>
+          <w:rFonts w:ascii="Carlito" w:hAnsi="Carlito" w:cs="Carlito"/>
+          <w:sz w:val="32"/>
+          <w:szCs w:val="32"/>
+        </w:rPr>
+      </w:pPr>
+    </w:p>
+    <w:p>
+      <w:pPr>
+        <w:jc w:val="both"/>
+        <w:rPr>
+          <w:rFonts w:ascii="Carlito" w:hAnsi="Carlito" w:cs="Carlito"/>
+          <w:sz w:val="32"/>
+          <w:szCs w:val="32"/>
+        </w:rPr>
+      </w:pPr>
+      <w:r>
+        <w:rPr>
+          <w:rFonts w:ascii="Carlito" w:hAnsi="Carlito" w:cs="Carlito"/>
+          <w:sz w:val="32"/>
+          <w:szCs w:val="32"/>
         </w:rPr>
         <w:t>MSE (Mean Squared Error):</w:t>
       </w:r>
@@ -1726,46 +1810,36 @@
       <w:pPr>
         <w:jc w:val="both"/>
         <w:rPr>
-          <w:sz w:val="36"/>
-          <w:szCs w:val="36"/>
-        </w:rPr>
-      </w:pPr>
-      <w:r>
-        <w:rPr>
-          <w:sz w:val="36"/>
-          <w:szCs w:val="36"/>
-        </w:rPr>
-        <w:t xml:space="preserve"># </w:t>
-      </w:r>
-      <w:r>
-        <w:rPr>
-          <w:sz w:val="36"/>
-          <w:szCs w:val="36"/>
-        </w:rPr>
-        <w:t>Once a line is drawn, there will always be a small gap between the predicted value (what the line says) and the actual value (the real data point). This gap is called a residual (or error).</w:t>
-      </w:r>
-    </w:p>
-    <w:p>
-      <w:pPr>
-        <w:jc w:val="both"/>
-        <w:rPr>
-          <w:sz w:val="36"/>
-          <w:szCs w:val="36"/>
-        </w:rPr>
-      </w:pPr>
-      <w:r>
-        <w:rPr>
-          <w:sz w:val="36"/>
-          <w:szCs w:val="36"/>
-        </w:rPr>
-        <w:t xml:space="preserve"># </w:t>
-      </w:r>
-      <w:r>
-        <w:rPr>
-          <w:sz w:val="36"/>
-          <w:szCs w:val="36"/>
-        </w:rPr>
-        <w:t>Example:</w:t>
+          <w:rFonts w:ascii="Carlito" w:hAnsi="Carlito" w:cs="Carlito"/>
+          <w:sz w:val="32"/>
+          <w:szCs w:val="32"/>
+        </w:rPr>
+      </w:pPr>
+      <w:r>
+        <w:rPr>
+          <w:rFonts w:ascii="Carlito" w:hAnsi="Carlito" w:cs="Carlito"/>
+          <w:sz w:val="32"/>
+          <w:szCs w:val="32"/>
+        </w:rPr>
+        <w:t># Once a line is drawn, there will always be a small gap between the predicted value (what the line says) and the actual value (the real data point). This gap is called a residual (or error).</w:t>
+      </w:r>
+    </w:p>
+    <w:p>
+      <w:pPr>
+        <w:jc w:val="both"/>
+        <w:rPr>
+          <w:rFonts w:ascii="Carlito" w:hAnsi="Carlito" w:cs="Carlito"/>
+          <w:sz w:val="32"/>
+          <w:szCs w:val="32"/>
+        </w:rPr>
+      </w:pPr>
+      <w:r>
+        <w:rPr>
+          <w:rFonts w:ascii="Carlito" w:hAnsi="Carlito" w:cs="Carlito"/>
+          <w:sz w:val="32"/>
+          <w:szCs w:val="32"/>
+        </w:rPr>
+        <w:t># Example:</w:t>
       </w:r>
     </w:p>
     <w:p>
@@ -1778,14 +1852,16 @@
         <w:ind w:left="360" w:hanging="360"/>
         <w:jc w:val="both"/>
         <w:rPr>
-          <w:sz w:val="36"/>
-          <w:szCs w:val="36"/>
-        </w:rPr>
-      </w:pPr>
-      <w:r>
-        <w:rPr>
-          <w:sz w:val="36"/>
-          <w:szCs w:val="36"/>
+          <w:rFonts w:ascii="Carlito" w:hAnsi="Carlito" w:cs="Carlito"/>
+          <w:sz w:val="32"/>
+          <w:szCs w:val="32"/>
+        </w:rPr>
+      </w:pPr>
+      <w:r>
+        <w:rPr>
+          <w:rFonts w:ascii="Carlito" w:hAnsi="Carlito" w:cs="Carlito"/>
+          <w:sz w:val="32"/>
+          <w:szCs w:val="32"/>
         </w:rPr>
         <w:t>Line predicts: marks = 25</w:t>
       </w:r>
@@ -1800,16 +1876,36 @@
         <w:ind w:left="360" w:hanging="360"/>
         <w:jc w:val="both"/>
         <w:rPr>
-          <w:sz w:val="36"/>
-          <w:szCs w:val="36"/>
-        </w:rPr>
-      </w:pPr>
-      <w:r>
-        <w:rPr>
-          <w:sz w:val="36"/>
-          <w:szCs w:val="36"/>
-        </w:rPr>
-        <w:t>Actual marks:  27  →  residual = +2</w:t>
+          <w:rFonts w:ascii="Carlito" w:hAnsi="Carlito" w:cs="Carlito"/>
+          <w:sz w:val="32"/>
+          <w:szCs w:val="32"/>
+        </w:rPr>
+      </w:pPr>
+      <w:r>
+        <w:rPr>
+          <w:rFonts w:ascii="Carlito" w:hAnsi="Carlito" w:cs="Carlito"/>
+          <w:sz w:val="32"/>
+          <w:szCs w:val="32"/>
+        </w:rPr>
+        <w:t xml:space="preserve">Actual marks:  </w:t>
+      </w:r>
+      <w:proofErr w:type="gramStart"/>
+      <w:r>
+        <w:rPr>
+          <w:rFonts w:ascii="Carlito" w:hAnsi="Carlito" w:cs="Carlito"/>
+          <w:sz w:val="32"/>
+          <w:szCs w:val="32"/>
+        </w:rPr>
+        <w:t>27  →</w:t>
+      </w:r>
+      <w:proofErr w:type="gramEnd"/>
+      <w:r>
+        <w:rPr>
+          <w:rFonts w:ascii="Carlito" w:hAnsi="Carlito" w:cs="Carlito"/>
+          <w:sz w:val="32"/>
+          <w:szCs w:val="32"/>
+        </w:rPr>
+        <w:t xml:space="preserve">  residual = +2</w:t>
       </w:r>
     </w:p>
     <w:p>
@@ -1822,149 +1918,131 @@
         <w:ind w:left="360" w:hanging="360"/>
         <w:jc w:val="both"/>
         <w:rPr>
-          <w:sz w:val="36"/>
-          <w:szCs w:val="36"/>
-        </w:rPr>
-      </w:pPr>
-      <w:r>
-        <w:rPr>
-          <w:sz w:val="36"/>
-          <w:szCs w:val="36"/>
-        </w:rPr>
-        <w:t>Actual marks:  23  →  residual = −2</w:t>
-      </w:r>
-    </w:p>
-    <w:p>
-      <w:pPr>
-        <w:jc w:val="both"/>
-        <w:rPr>
-          <w:sz w:val="36"/>
-          <w:szCs w:val="36"/>
-        </w:rPr>
-      </w:pPr>
-      <w:r>
-        <w:rPr>
-          <w:sz w:val="36"/>
-          <w:szCs w:val="36"/>
+          <w:rFonts w:ascii="Carlito" w:hAnsi="Carlito" w:cs="Carlito"/>
+          <w:sz w:val="32"/>
+          <w:szCs w:val="32"/>
+        </w:rPr>
+      </w:pPr>
+      <w:r>
+        <w:rPr>
+          <w:rFonts w:ascii="Carlito" w:hAnsi="Carlito" w:cs="Carlito"/>
+          <w:sz w:val="32"/>
+          <w:szCs w:val="32"/>
+        </w:rPr>
+        <w:t xml:space="preserve">Actual marks:  </w:t>
+      </w:r>
+      <w:proofErr w:type="gramStart"/>
+      <w:r>
+        <w:rPr>
+          <w:rFonts w:ascii="Carlito" w:hAnsi="Carlito" w:cs="Carlito"/>
+          <w:sz w:val="32"/>
+          <w:szCs w:val="32"/>
+        </w:rPr>
+        <w:t>23  →</w:t>
+      </w:r>
+      <w:proofErr w:type="gramEnd"/>
+      <w:r>
+        <w:rPr>
+          <w:rFonts w:ascii="Carlito" w:hAnsi="Carlito" w:cs="Carlito"/>
+          <w:sz w:val="32"/>
+          <w:szCs w:val="32"/>
+        </w:rPr>
+        <w:t xml:space="preserve">  residual = −2</w:t>
+      </w:r>
+    </w:p>
+    <w:p>
+      <w:pPr>
+        <w:jc w:val="both"/>
+        <w:rPr>
+          <w:rFonts w:ascii="Carlito" w:hAnsi="Carlito" w:cs="Carlito"/>
+          <w:sz w:val="32"/>
+          <w:szCs w:val="32"/>
+        </w:rPr>
+      </w:pPr>
+      <w:r>
+        <w:rPr>
+          <w:rFonts w:ascii="Carlito" w:hAnsi="Carlito" w:cs="Carlito"/>
+          <w:sz w:val="32"/>
+          <w:szCs w:val="32"/>
+        </w:rPr>
+        <w:t xml:space="preserve"># If we simply add all residuals, the positive and negative errors cancel each other out (e.g., +2 and −2 sum to 0), giving a falsely perfect score </w:t>
+      </w:r>
+      <w:r>
+        <w:rPr>
+          <w:rFonts w:ascii="Carlito" w:hAnsi="Carlito" w:cs="Carlito"/>
+          <w:sz w:val="32"/>
+          <w:szCs w:val="32"/>
         </w:rPr>
         <w:lastRenderedPageBreak/>
-        <w:t xml:space="preserve"># </w:t>
-      </w:r>
-      <w:r>
-        <w:rPr>
-          <w:sz w:val="36"/>
-          <w:szCs w:val="36"/>
-        </w:rPr>
-        <w:t>If we simply add all residuals, the positive and negative errors cancel each other out (e.g., +2 and −2 sum to 0), giving a falsely perfect score even when the line is bad. To avoid this, we square each residual</w:t>
-      </w:r>
-      <w:r>
-        <w:rPr>
-          <w:sz w:val="36"/>
-          <w:szCs w:val="36"/>
-        </w:rPr>
-        <w:t xml:space="preserve">, </w:t>
-      </w:r>
-      <w:r>
-        <w:rPr>
-          <w:sz w:val="36"/>
-          <w:szCs w:val="36"/>
-        </w:rPr>
-        <w:t>squaring always produces a positive value.</w:t>
-      </w:r>
-    </w:p>
-    <w:p>
-      <w:pPr>
-        <w:jc w:val="both"/>
-        <w:rPr>
-          <w:sz w:val="36"/>
-          <w:szCs w:val="36"/>
-        </w:rPr>
-      </w:pPr>
-      <w:r>
-        <w:rPr>
-          <w:sz w:val="36"/>
-          <w:szCs w:val="36"/>
-        </w:rPr>
-        <w:t xml:space="preserve"># </w:t>
-      </w:r>
-      <w:r>
-        <w:rPr>
-          <w:sz w:val="36"/>
-          <w:szCs w:val="36"/>
-        </w:rPr>
-        <w:t>The MSE Formula</w:t>
+        <w:t>even when the line is bad. To avoid this, we square each residual, squaring always produces a positive value.</w:t>
+      </w:r>
+    </w:p>
+    <w:p>
+      <w:pPr>
+        <w:jc w:val="both"/>
+        <w:rPr>
+          <w:rFonts w:ascii="Carlito" w:hAnsi="Carlito" w:cs="Carlito"/>
+          <w:sz w:val="32"/>
+          <w:szCs w:val="32"/>
+        </w:rPr>
+      </w:pPr>
+      <w:r>
+        <w:rPr>
+          <w:rFonts w:ascii="Carlito" w:hAnsi="Carlito" w:cs="Carlito"/>
+          <w:sz w:val="32"/>
+          <w:szCs w:val="32"/>
+        </w:rPr>
+        <w:t># The MSE Formula</w:t>
       </w:r>
     </w:p>
     <w:p>
       <w:pPr>
         <w:jc w:val="center"/>
         <w:rPr>
-          <w:b/>
-          <w:bCs/>
-          <w:sz w:val="36"/>
-          <w:szCs w:val="36"/>
-        </w:rPr>
-      </w:pPr>
-      <w:r>
-        <w:rPr>
-          <w:b/>
-          <w:bCs/>
-          <w:sz w:val="36"/>
-          <w:szCs w:val="36"/>
-        </w:rPr>
-        <w:t>MSE  =  (1/n)  ×  Σ (y</w:t>
-      </w:r>
-      <w:r>
-        <w:rPr>
-          <w:rFonts w:ascii="Arial" w:hAnsi="Arial" w:cs="Arial"/>
-          <w:b/>
-          <w:bCs/>
-          <w:sz w:val="36"/>
-          <w:szCs w:val="36"/>
-        </w:rPr>
-        <w:t>ᵢ</w:t>
-      </w:r>
-      <w:r>
-        <w:rPr>
-          <w:b/>
-          <w:bCs/>
-          <w:sz w:val="36"/>
-          <w:szCs w:val="36"/>
-        </w:rPr>
-        <w:t xml:space="preserve">  −  ŷ</w:t>
-      </w:r>
-      <w:r>
-        <w:rPr>
-          <w:rFonts w:ascii="Arial" w:hAnsi="Arial" w:cs="Arial"/>
-          <w:b/>
-          <w:bCs/>
-          <w:sz w:val="36"/>
-          <w:szCs w:val="36"/>
-        </w:rPr>
-        <w:t>ᵢ</w:t>
-      </w:r>
-      <w:r>
-        <w:rPr>
-          <w:b/>
-          <w:bCs/>
-          <w:sz w:val="36"/>
-          <w:szCs w:val="36"/>
-        </w:rPr>
-        <w:t>)²</w:t>
-      </w:r>
-    </w:p>
-    <w:p>
-      <w:pPr>
-        <w:jc w:val="both"/>
-        <w:rPr>
-          <w:sz w:val="36"/>
-          <w:szCs w:val="36"/>
-        </w:rPr>
-      </w:pPr>
-      <w:r>
-        <w:rPr>
-          <w:sz w:val="36"/>
-          <w:szCs w:val="36"/>
+          <w:rFonts w:ascii="Carlito" w:hAnsi="Carlito" w:cs="Carlito"/>
+          <w:b/>
+          <w:bCs/>
+          <w:sz w:val="32"/>
+          <w:szCs w:val="32"/>
+        </w:rPr>
+      </w:pPr>
+      <w:proofErr w:type="gramStart"/>
+      <w:r>
+        <w:rPr>
+          <w:rFonts w:ascii="Carlito" w:hAnsi="Carlito" w:cs="Carlito"/>
+          <w:b/>
+          <w:bCs/>
+          <w:sz w:val="32"/>
+          <w:szCs w:val="32"/>
+        </w:rPr>
+        <w:t>MSE  =</w:t>
+      </w:r>
+      <w:proofErr w:type="gramEnd"/>
+      <w:r>
+        <w:rPr>
+          <w:rFonts w:ascii="Carlito" w:hAnsi="Carlito" w:cs="Carlito"/>
+          <w:b/>
+          <w:bCs/>
+          <w:sz w:val="32"/>
+          <w:szCs w:val="32"/>
+        </w:rPr>
+        <w:t xml:space="preserve">  (1/n)  ×  Σ (yᵢ  −  ŷᵢ)²</w:t>
+      </w:r>
+    </w:p>
+    <w:p>
+      <w:pPr>
+        <w:jc w:val="both"/>
+        <w:rPr>
+          <w:rFonts w:ascii="Carlito" w:hAnsi="Carlito" w:cs="Carlito"/>
+          <w:sz w:val="32"/>
+          <w:szCs w:val="32"/>
+        </w:rPr>
+      </w:pPr>
+      <w:r>
+        <w:rPr>
+          <w:rFonts w:ascii="Carlito" w:hAnsi="Carlito" w:cs="Carlito"/>
+          <w:sz w:val="32"/>
+          <w:szCs w:val="32"/>
         </w:rPr>
         <w:t>Where:</w:t>
       </w:r>
@@ -1979,25 +2057,38 @@
         <w:ind w:left="360" w:hanging="360"/>
         <w:jc w:val="both"/>
         <w:rPr>
-          <w:sz w:val="36"/>
-          <w:szCs w:val="36"/>
-        </w:rPr>
-      </w:pPr>
-      <w:r>
-        <w:rPr>
-          <w:b/>
-          <w:bCs/>
-          <w:sz w:val="36"/>
-          <w:szCs w:val="36"/>
+          <w:rFonts w:ascii="Carlito" w:hAnsi="Carlito" w:cs="Carlito"/>
+          <w:sz w:val="32"/>
+          <w:szCs w:val="32"/>
+        </w:rPr>
+      </w:pPr>
+      <w:proofErr w:type="gramStart"/>
+      <w:r>
+        <w:rPr>
+          <w:rFonts w:ascii="Carlito" w:hAnsi="Carlito" w:cs="Carlito"/>
+          <w:b/>
+          <w:bCs/>
+          <w:sz w:val="32"/>
+          <w:szCs w:val="32"/>
         </w:rPr>
         <w:t>n</w:t>
       </w:r>
       <w:r>
         <w:rPr>
-          <w:sz w:val="36"/>
-          <w:szCs w:val="36"/>
-        </w:rPr>
-        <w:t xml:space="preserve">  =  total number of data points</w:t>
+          <w:rFonts w:ascii="Carlito" w:hAnsi="Carlito" w:cs="Carlito"/>
+          <w:sz w:val="32"/>
+          <w:szCs w:val="32"/>
+        </w:rPr>
+        <w:t xml:space="preserve">  =</w:t>
+      </w:r>
+      <w:proofErr w:type="gramEnd"/>
+      <w:r>
+        <w:rPr>
+          <w:rFonts w:ascii="Carlito" w:hAnsi="Carlito" w:cs="Carlito"/>
+          <w:sz w:val="32"/>
+          <w:szCs w:val="32"/>
+        </w:rPr>
+        <w:t xml:space="preserve">  total number of data points</w:t>
       </w:r>
     </w:p>
     <w:p>
@@ -2010,44 +2101,38 @@
         <w:ind w:left="360" w:hanging="360"/>
         <w:jc w:val="both"/>
         <w:rPr>
-          <w:sz w:val="36"/>
-          <w:szCs w:val="36"/>
-        </w:rPr>
-      </w:pPr>
-      <w:r>
-        <w:rPr>
-          <w:b/>
-          <w:bCs/>
-          <w:sz w:val="36"/>
-          <w:szCs w:val="36"/>
-        </w:rPr>
-        <w:t>y</w:t>
-      </w:r>
-      <w:r>
-        <w:rPr>
-          <w:rFonts w:ascii="Arial" w:hAnsi="Arial" w:cs="Arial"/>
-          <w:b/>
-          <w:bCs/>
-          <w:sz w:val="36"/>
-          <w:szCs w:val="36"/>
-        </w:rPr>
-        <w:t>ᵢ</w:t>
-      </w:r>
-      <w:r>
-        <w:rPr>
-          <w:b/>
-          <w:bCs/>
-          <w:sz w:val="36"/>
-          <w:szCs w:val="36"/>
-        </w:rPr>
-        <w:t xml:space="preserve">  </w:t>
-      </w:r>
-      <w:r>
-        <w:rPr>
-          <w:sz w:val="36"/>
-          <w:szCs w:val="36"/>
-        </w:rPr>
-        <w:t>=  actual value (real data)</w:t>
+          <w:rFonts w:ascii="Carlito" w:hAnsi="Carlito" w:cs="Carlito"/>
+          <w:sz w:val="32"/>
+          <w:szCs w:val="32"/>
+        </w:rPr>
+      </w:pPr>
+      <w:proofErr w:type="gramStart"/>
+      <w:r>
+        <w:rPr>
+          <w:rFonts w:ascii="Carlito" w:hAnsi="Carlito" w:cs="Carlito"/>
+          <w:b/>
+          <w:bCs/>
+          <w:sz w:val="32"/>
+          <w:szCs w:val="32"/>
+        </w:rPr>
+        <w:t xml:space="preserve">yᵢ  </w:t>
+      </w:r>
+      <w:r>
+        <w:rPr>
+          <w:rFonts w:ascii="Carlito" w:hAnsi="Carlito" w:cs="Carlito"/>
+          <w:sz w:val="32"/>
+          <w:szCs w:val="32"/>
+        </w:rPr>
+        <w:t>=</w:t>
+      </w:r>
+      <w:proofErr w:type="gramEnd"/>
+      <w:r>
+        <w:rPr>
+          <w:rFonts w:ascii="Carlito" w:hAnsi="Carlito" w:cs="Carlito"/>
+          <w:sz w:val="32"/>
+          <w:szCs w:val="32"/>
+        </w:rPr>
+        <w:t xml:space="preserve">  actual value (real data)</w:t>
       </w:r>
     </w:p>
     <w:p>
@@ -2060,44 +2145,38 @@
         <w:ind w:left="360" w:hanging="360"/>
         <w:jc w:val="both"/>
         <w:rPr>
-          <w:sz w:val="36"/>
-          <w:szCs w:val="36"/>
-        </w:rPr>
-      </w:pPr>
-      <w:r>
-        <w:rPr>
-          <w:b/>
-          <w:bCs/>
-          <w:sz w:val="36"/>
-          <w:szCs w:val="36"/>
-        </w:rPr>
-        <w:t>ŷ</w:t>
-      </w:r>
-      <w:r>
-        <w:rPr>
-          <w:rFonts w:ascii="Arial" w:hAnsi="Arial" w:cs="Arial"/>
-          <w:b/>
-          <w:bCs/>
-          <w:sz w:val="36"/>
-          <w:szCs w:val="36"/>
-        </w:rPr>
-        <w:t>ᵢ</w:t>
-      </w:r>
-      <w:r>
-        <w:rPr>
-          <w:b/>
-          <w:bCs/>
-          <w:sz w:val="36"/>
-          <w:szCs w:val="36"/>
-        </w:rPr>
-        <w:t xml:space="preserve"> </w:t>
-      </w:r>
-      <w:r>
-        <w:rPr>
-          <w:sz w:val="36"/>
-          <w:szCs w:val="36"/>
-        </w:rPr>
-        <w:t xml:space="preserve"> =  predicted value (what the line gives)</w:t>
+          <w:rFonts w:ascii="Carlito" w:hAnsi="Carlito" w:cs="Carlito"/>
+          <w:sz w:val="32"/>
+          <w:szCs w:val="32"/>
+        </w:rPr>
+      </w:pPr>
+      <w:proofErr w:type="gramStart"/>
+      <w:r>
+        <w:rPr>
+          <w:rFonts w:ascii="Carlito" w:hAnsi="Carlito" w:cs="Carlito"/>
+          <w:b/>
+          <w:bCs/>
+          <w:sz w:val="32"/>
+          <w:szCs w:val="32"/>
+        </w:rPr>
+        <w:t xml:space="preserve">ŷᵢ </w:t>
+      </w:r>
+      <w:r>
+        <w:rPr>
+          <w:rFonts w:ascii="Carlito" w:hAnsi="Carlito" w:cs="Carlito"/>
+          <w:sz w:val="32"/>
+          <w:szCs w:val="32"/>
+        </w:rPr>
+        <w:t xml:space="preserve"> =</w:t>
+      </w:r>
+      <w:proofErr w:type="gramEnd"/>
+      <w:r>
+        <w:rPr>
+          <w:rFonts w:ascii="Carlito" w:hAnsi="Carlito" w:cs="Carlito"/>
+          <w:sz w:val="32"/>
+          <w:szCs w:val="32"/>
+        </w:rPr>
+        <w:t xml:space="preserve">  predicted value (what the line gives)</w:t>
       </w:r>
     </w:p>
     <w:p>
@@ -2110,87 +2189,110 @@
         <w:ind w:left="360" w:hanging="360"/>
         <w:jc w:val="both"/>
         <w:rPr>
-          <w:sz w:val="36"/>
-          <w:szCs w:val="36"/>
-        </w:rPr>
-      </w:pPr>
-      <w:r>
-        <w:rPr>
-          <w:b/>
-          <w:bCs/>
-          <w:sz w:val="36"/>
-          <w:szCs w:val="36"/>
+          <w:rFonts w:ascii="Carlito" w:hAnsi="Carlito" w:cs="Carlito"/>
+          <w:sz w:val="32"/>
+          <w:szCs w:val="32"/>
+        </w:rPr>
+      </w:pPr>
+      <w:proofErr w:type="gramStart"/>
+      <w:r>
+        <w:rPr>
+          <w:rFonts w:ascii="Carlito" w:hAnsi="Carlito" w:cs="Carlito"/>
+          <w:b/>
+          <w:bCs/>
+          <w:sz w:val="32"/>
+          <w:szCs w:val="32"/>
         </w:rPr>
         <w:t xml:space="preserve">Σ </w:t>
       </w:r>
       <w:r>
         <w:rPr>
-          <w:sz w:val="36"/>
-          <w:szCs w:val="36"/>
-        </w:rPr>
-        <w:t xml:space="preserve"> =  sum across all data points</w:t>
-      </w:r>
-    </w:p>
-    <w:p>
-      <w:pPr>
-        <w:jc w:val="both"/>
-        <w:rPr>
-          <w:sz w:val="36"/>
-          <w:szCs w:val="36"/>
-        </w:rPr>
-      </w:pPr>
-      <w:r>
-        <w:rPr>
-          <w:sz w:val="36"/>
-          <w:szCs w:val="36"/>
-        </w:rPr>
-        <w:t xml:space="preserve"># </w:t>
-      </w:r>
-      <w:r>
-        <w:rPr>
-          <w:sz w:val="36"/>
-          <w:szCs w:val="36"/>
-        </w:rPr>
-        <w:t>Using our example:</w:t>
-      </w:r>
-    </w:p>
-    <w:p>
-      <w:pPr>
-        <w:jc w:val="both"/>
-        <w:rPr>
-          <w:b/>
-          <w:bCs/>
-          <w:sz w:val="36"/>
-          <w:szCs w:val="36"/>
-        </w:rPr>
-      </w:pPr>
-      <w:r>
-        <w:rPr>
-          <w:b/>
-          <w:bCs/>
-          <w:sz w:val="36"/>
-          <w:szCs w:val="36"/>
-        </w:rPr>
-        <w:t>MSE  =  (1/2)  ×  [(+2)²  +  (−2)²]  =  (1/2)  ×  [4 + 4]  =  4</w:t>
-      </w:r>
-    </w:p>
-    <w:p>
-      <w:pPr>
-        <w:jc w:val="both"/>
-        <w:rPr>
-          <w:sz w:val="36"/>
-          <w:szCs w:val="36"/>
-        </w:rPr>
-      </w:pPr>
-      <w:r>
-        <w:rPr>
+          <w:rFonts w:ascii="Carlito" w:hAnsi="Carlito" w:cs="Carlito"/>
+          <w:sz w:val="32"/>
+          <w:szCs w:val="32"/>
+        </w:rPr>
+        <w:t xml:space="preserve"> =</w:t>
+      </w:r>
+      <w:proofErr w:type="gramEnd"/>
+      <w:r>
+        <w:rPr>
+          <w:rFonts w:ascii="Carlito" w:hAnsi="Carlito" w:cs="Carlito"/>
+          <w:sz w:val="32"/>
+          <w:szCs w:val="32"/>
+        </w:rPr>
+        <w:t xml:space="preserve">  sum across all data points</w:t>
+      </w:r>
+    </w:p>
+    <w:p>
+      <w:pPr>
+        <w:jc w:val="both"/>
+        <w:rPr>
+          <w:rFonts w:ascii="Carlito" w:hAnsi="Carlito" w:cs="Carlito"/>
+          <w:sz w:val="32"/>
+          <w:szCs w:val="32"/>
+        </w:rPr>
+      </w:pPr>
+      <w:r>
+        <w:rPr>
+          <w:rFonts w:ascii="Carlito" w:hAnsi="Carlito" w:cs="Carlito"/>
+          <w:sz w:val="32"/>
+          <w:szCs w:val="32"/>
+        </w:rPr>
+        <w:t># Using our example:</w:t>
+      </w:r>
+    </w:p>
+    <w:p>
+      <w:pPr>
+        <w:jc w:val="both"/>
+        <w:rPr>
+          <w:rFonts w:ascii="Carlito" w:hAnsi="Carlito" w:cs="Carlito"/>
+          <w:b/>
+          <w:bCs/>
+          <w:sz w:val="32"/>
+          <w:szCs w:val="32"/>
+        </w:rPr>
+      </w:pPr>
+      <w:proofErr w:type="gramStart"/>
+      <w:r>
+        <w:rPr>
+          <w:rFonts w:ascii="Carlito" w:hAnsi="Carlito" w:cs="Carlito"/>
+          <w:b/>
+          <w:bCs/>
+          <w:sz w:val="32"/>
+          <w:szCs w:val="32"/>
+        </w:rPr>
+        <w:t>MSE  =</w:t>
+      </w:r>
+      <w:proofErr w:type="gramEnd"/>
+      <w:r>
+        <w:rPr>
+          <w:rFonts w:ascii="Carlito" w:hAnsi="Carlito" w:cs="Carlito"/>
+          <w:b/>
+          <w:bCs/>
+          <w:sz w:val="32"/>
+          <w:szCs w:val="32"/>
+        </w:rPr>
+        <w:t xml:space="preserve">  (1/2)  ×  [(+2)²  +  (−2)²]  =  (1/2)  ×  [4 + 4]  =  4</w:t>
+      </w:r>
+    </w:p>
+    <w:p>
+      <w:pPr>
+        <w:jc w:val="both"/>
+        <w:rPr>
+          <w:rFonts w:ascii="Carlito" w:hAnsi="Carlito" w:cs="Carlito"/>
+          <w:sz w:val="32"/>
+          <w:szCs w:val="32"/>
+        </w:rPr>
+      </w:pPr>
+      <w:r>
+        <w:rPr>
+          <w:rFonts w:ascii="Carlito" w:hAnsi="Carlito" w:cs="Carlito"/>
           <w:b/>
           <w:bCs/>
           <w:noProof/>
-          <w:sz w:val="36"/>
-          <w:szCs w:val="36"/>
-        </w:rPr>
-        <w:lastRenderedPageBreak/>
+          <w:sz w:val="32"/>
+          <w:szCs w:val="32"/>
+        </w:rPr>
         <w:drawing>
           <wp:inline distT="0" distB="0" distL="0" distR="0" wp14:anchorId="23BC2163" wp14:editId="3A850866">
             <wp:extent cx="5685790" cy="4427220"/>
@@ -2239,46 +2341,29 @@
       <w:pPr>
         <w:jc w:val="both"/>
         <w:rPr>
-          <w:sz w:val="36"/>
-          <w:szCs w:val="36"/>
-        </w:rPr>
-      </w:pPr>
-    </w:p>
-    <w:p>
-      <w:pPr>
-        <w:jc w:val="both"/>
-        <w:rPr>
-          <w:sz w:val="36"/>
-          <w:szCs w:val="36"/>
-        </w:rPr>
-      </w:pPr>
-      <w:r>
-        <w:rPr>
-          <w:sz w:val="36"/>
-          <w:szCs w:val="36"/>
-        </w:rPr>
-        <w:t xml:space="preserve"># </w:t>
-      </w:r>
-      <w:r>
-        <w:rPr>
-          <w:sz w:val="36"/>
-          <w:szCs w:val="36"/>
-        </w:rPr>
-        <w:t>When we plot MSE against the value of m (or c), we get a U-shaped (upward-opening) parabola.</w:t>
-      </w:r>
-      <w:r>
-        <w:rPr>
-          <w:sz w:val="36"/>
-          <w:szCs w:val="36"/>
-        </w:rPr>
-        <w:t xml:space="preserve"> </w:t>
-      </w:r>
-      <w:r>
-        <w:rPr>
-          <w:sz w:val="36"/>
-          <w:szCs w:val="36"/>
-        </w:rPr>
-        <w:t>This happens because of how squaring works:</w:t>
+          <w:rFonts w:ascii="Carlito" w:hAnsi="Carlito" w:cs="Carlito"/>
+          <w:sz w:val="32"/>
+          <w:szCs w:val="32"/>
+        </w:rPr>
+      </w:pPr>
+    </w:p>
+    <w:p>
+      <w:pPr>
+        <w:jc w:val="both"/>
+        <w:rPr>
+          <w:rFonts w:ascii="Carlito" w:hAnsi="Carlito" w:cs="Carlito"/>
+          <w:sz w:val="32"/>
+          <w:szCs w:val="32"/>
+        </w:rPr>
+      </w:pPr>
+      <w:r>
+        <w:rPr>
+          <w:rFonts w:ascii="Carlito" w:hAnsi="Carlito" w:cs="Carlito"/>
+          <w:sz w:val="32"/>
+          <w:szCs w:val="32"/>
+        </w:rPr>
+        <w:lastRenderedPageBreak/>
+        <w:t># When we plot MSE against the value of m (or c), we get a U-shaped (upward-opening) parabola. This happens because of how squaring works:</w:t>
       </w:r>
     </w:p>
     <w:p>
@@ -2286,54 +2371,71 @@
         <w:ind w:left="360" w:hanging="360"/>
         <w:jc w:val="both"/>
         <w:rPr>
-          <w:sz w:val="36"/>
-          <w:szCs w:val="36"/>
-        </w:rPr>
-      </w:pPr>
-      <w:r>
-        <w:rPr>
-          <w:sz w:val="36"/>
-          <w:szCs w:val="36"/>
+          <w:rFonts w:ascii="Carlito" w:hAnsi="Carlito" w:cs="Carlito"/>
+          <w:sz w:val="32"/>
+          <w:szCs w:val="32"/>
+        </w:rPr>
+      </w:pPr>
+      <w:r>
+        <w:rPr>
+          <w:rFonts w:ascii="Carlito" w:hAnsi="Carlito" w:cs="Carlito"/>
+          <w:sz w:val="32"/>
+          <w:szCs w:val="32"/>
         </w:rPr>
         <w:t>•</w:t>
       </w:r>
       <w:r>
         <w:rPr>
-          <w:sz w:val="36"/>
-          <w:szCs w:val="36"/>
+          <w:rFonts w:ascii="Carlito" w:hAnsi="Carlito" w:cs="Carlito"/>
+          <w:sz w:val="32"/>
+          <w:szCs w:val="32"/>
         </w:rPr>
         <w:tab/>
         <w:t>When</w:t>
       </w:r>
       <w:r>
         <w:rPr>
-          <w:b/>
-          <w:bCs/>
-          <w:sz w:val="36"/>
-          <w:szCs w:val="36"/>
+          <w:rFonts w:ascii="Carlito" w:hAnsi="Carlito" w:cs="Carlito"/>
+          <w:b/>
+          <w:bCs/>
+          <w:sz w:val="32"/>
+          <w:szCs w:val="32"/>
         </w:rPr>
         <w:t xml:space="preserve"> x</w:t>
       </w:r>
       <w:r>
         <w:rPr>
-          <w:sz w:val="36"/>
-          <w:szCs w:val="36"/>
-        </w:rPr>
-        <w:t xml:space="preserve"> is positive  →</w:t>
-      </w:r>
-      <w:r>
-        <w:rPr>
-          <w:b/>
-          <w:bCs/>
-          <w:sz w:val="36"/>
-          <w:szCs w:val="36"/>
+          <w:rFonts w:ascii="Carlito" w:hAnsi="Carlito" w:cs="Carlito"/>
+          <w:sz w:val="32"/>
+          <w:szCs w:val="32"/>
+        </w:rPr>
+        <w:t xml:space="preserve"> is </w:t>
+      </w:r>
+      <w:proofErr w:type="gramStart"/>
+      <w:r>
+        <w:rPr>
+          <w:rFonts w:ascii="Carlito" w:hAnsi="Carlito" w:cs="Carlito"/>
+          <w:sz w:val="32"/>
+          <w:szCs w:val="32"/>
+        </w:rPr>
+        <w:t>positive  →</w:t>
+      </w:r>
+      <w:proofErr w:type="gramEnd"/>
+      <w:r>
+        <w:rPr>
+          <w:rFonts w:ascii="Carlito" w:hAnsi="Carlito" w:cs="Carlito"/>
+          <w:b/>
+          <w:bCs/>
+          <w:sz w:val="32"/>
+          <w:szCs w:val="32"/>
         </w:rPr>
         <w:t xml:space="preserve">  x²</w:t>
       </w:r>
       <w:r>
         <w:rPr>
-          <w:sz w:val="36"/>
-          <w:szCs w:val="36"/>
+          <w:rFonts w:ascii="Carlito" w:hAnsi="Carlito" w:cs="Carlito"/>
+          <w:sz w:val="32"/>
+          <w:szCs w:val="32"/>
         </w:rPr>
         <w:t xml:space="preserve"> is positive (increases upward)</w:t>
       </w:r>
@@ -2343,54 +2445,81 @@
         <w:ind w:left="360" w:hanging="360"/>
         <w:jc w:val="both"/>
         <w:rPr>
-          <w:sz w:val="36"/>
-          <w:szCs w:val="36"/>
-        </w:rPr>
-      </w:pPr>
-      <w:r>
-        <w:rPr>
-          <w:sz w:val="36"/>
-          <w:szCs w:val="36"/>
+          <w:rFonts w:ascii="Carlito" w:hAnsi="Carlito" w:cs="Carlito"/>
+          <w:sz w:val="32"/>
+          <w:szCs w:val="32"/>
+        </w:rPr>
+      </w:pPr>
+      <w:r>
+        <w:rPr>
+          <w:rFonts w:ascii="Carlito" w:hAnsi="Carlito" w:cs="Carlito"/>
+          <w:sz w:val="32"/>
+          <w:szCs w:val="32"/>
         </w:rPr>
         <w:t>•</w:t>
       </w:r>
       <w:r>
         <w:rPr>
-          <w:sz w:val="36"/>
-          <w:szCs w:val="36"/>
+          <w:rFonts w:ascii="Carlito" w:hAnsi="Carlito" w:cs="Carlito"/>
+          <w:sz w:val="32"/>
+          <w:szCs w:val="32"/>
         </w:rPr>
         <w:tab/>
         <w:t xml:space="preserve">When </w:t>
       </w:r>
       <w:r>
         <w:rPr>
-          <w:b/>
-          <w:bCs/>
-          <w:sz w:val="36"/>
-          <w:szCs w:val="36"/>
+          <w:rFonts w:ascii="Carlito" w:hAnsi="Carlito" w:cs="Carlito"/>
+          <w:b/>
+          <w:bCs/>
+          <w:sz w:val="32"/>
+          <w:szCs w:val="32"/>
         </w:rPr>
         <w:t xml:space="preserve">x </w:t>
       </w:r>
       <w:r>
         <w:rPr>
-          <w:sz w:val="36"/>
-          <w:szCs w:val="36"/>
-        </w:rPr>
-        <w:t xml:space="preserve">is zero      → </w:t>
-      </w:r>
-      <w:r>
-        <w:rPr>
-          <w:b/>
-          <w:bCs/>
-          <w:sz w:val="36"/>
-          <w:szCs w:val="36"/>
-        </w:rPr>
-        <w:t xml:space="preserve"> x²</w:t>
-      </w:r>
-      <w:r>
-        <w:rPr>
-          <w:sz w:val="36"/>
-          <w:szCs w:val="36"/>
+          <w:rFonts w:ascii="Carlito" w:hAnsi="Carlito" w:cs="Carlito"/>
+          <w:sz w:val="32"/>
+          <w:szCs w:val="32"/>
+        </w:rPr>
+        <w:t xml:space="preserve">is zero      </w:t>
+      </w:r>
+      <w:proofErr w:type="gramStart"/>
+      <w:r>
+        <w:rPr>
+          <w:rFonts w:ascii="Carlito" w:hAnsi="Carlito" w:cs="Carlito"/>
+          <w:sz w:val="32"/>
+          <w:szCs w:val="32"/>
+        </w:rPr>
+        <w:t xml:space="preserve">→ </w:t>
+      </w:r>
+      <w:r>
+        <w:rPr>
+          <w:rFonts w:ascii="Carlito" w:hAnsi="Carlito" w:cs="Carlito"/>
+          <w:b/>
+          <w:bCs/>
+          <w:sz w:val="32"/>
+          <w:szCs w:val="32"/>
+        </w:rPr>
+        <w:t xml:space="preserve"> x</w:t>
+      </w:r>
+      <w:proofErr w:type="gramEnd"/>
+      <w:r>
+        <w:rPr>
+          <w:rFonts w:ascii="Carlito" w:hAnsi="Carlito" w:cs="Carlito"/>
+          <w:b/>
+          <w:bCs/>
+          <w:sz w:val="32"/>
+          <w:szCs w:val="32"/>
+        </w:rPr>
+        <w:t>²</w:t>
+      </w:r>
+      <w:r>
+        <w:rPr>
+          <w:rFonts w:ascii="Carlito" w:hAnsi="Carlito" w:cs="Carlito"/>
+          <w:sz w:val="32"/>
+          <w:szCs w:val="32"/>
         </w:rPr>
         <w:t xml:space="preserve"> is zero (the minimum point)</w:t>
       </w:r>
@@ -2400,54 +2529,79 @@
         <w:ind w:left="360" w:hanging="360"/>
         <w:jc w:val="both"/>
         <w:rPr>
-          <w:sz w:val="36"/>
-          <w:szCs w:val="36"/>
-        </w:rPr>
-      </w:pPr>
-      <w:r>
-        <w:rPr>
-          <w:sz w:val="36"/>
-          <w:szCs w:val="36"/>
+          <w:rFonts w:ascii="Carlito" w:hAnsi="Carlito" w:cs="Carlito"/>
+          <w:sz w:val="32"/>
+          <w:szCs w:val="32"/>
+        </w:rPr>
+      </w:pPr>
+      <w:r>
+        <w:rPr>
+          <w:rFonts w:ascii="Carlito" w:hAnsi="Carlito" w:cs="Carlito"/>
+          <w:sz w:val="32"/>
+          <w:szCs w:val="32"/>
         </w:rPr>
         <w:t>•</w:t>
       </w:r>
       <w:r>
         <w:rPr>
-          <w:sz w:val="36"/>
-          <w:szCs w:val="36"/>
+          <w:rFonts w:ascii="Carlito" w:hAnsi="Carlito" w:cs="Carlito"/>
+          <w:sz w:val="32"/>
+          <w:szCs w:val="32"/>
         </w:rPr>
         <w:tab/>
         <w:t xml:space="preserve">When </w:t>
       </w:r>
       <w:r>
         <w:rPr>
-          <w:b/>
-          <w:bCs/>
-          <w:sz w:val="36"/>
-          <w:szCs w:val="36"/>
+          <w:rFonts w:ascii="Carlito" w:hAnsi="Carlito" w:cs="Carlito"/>
+          <w:b/>
+          <w:bCs/>
+          <w:sz w:val="32"/>
+          <w:szCs w:val="32"/>
         </w:rPr>
         <w:t>x</w:t>
       </w:r>
       <w:r>
         <w:rPr>
-          <w:sz w:val="36"/>
-          <w:szCs w:val="36"/>
-        </w:rPr>
-        <w:t xml:space="preserve"> is negative  →  </w:t>
-      </w:r>
-      <w:r>
-        <w:rPr>
-          <w:b/>
-          <w:bCs/>
-          <w:sz w:val="36"/>
-          <w:szCs w:val="36"/>
+          <w:rFonts w:ascii="Carlito" w:hAnsi="Carlito" w:cs="Carlito"/>
+          <w:sz w:val="32"/>
+          <w:szCs w:val="32"/>
+        </w:rPr>
+        <w:t xml:space="preserve"> is </w:t>
+      </w:r>
+      <w:proofErr w:type="gramStart"/>
+      <w:r>
+        <w:rPr>
+          <w:rFonts w:ascii="Carlito" w:hAnsi="Carlito" w:cs="Carlito"/>
+          <w:sz w:val="32"/>
+          <w:szCs w:val="32"/>
+        </w:rPr>
+        <w:t>negative  →</w:t>
+      </w:r>
+      <w:proofErr w:type="gramEnd"/>
+      <w:r>
+        <w:rPr>
+          <w:rFonts w:ascii="Carlito" w:hAnsi="Carlito" w:cs="Carlito"/>
+          <w:sz w:val="32"/>
+          <w:szCs w:val="32"/>
+        </w:rPr>
+        <w:t xml:space="preserve">  </w:t>
+      </w:r>
+      <w:r>
+        <w:rPr>
+          <w:rFonts w:ascii="Carlito" w:hAnsi="Carlito" w:cs="Carlito"/>
+          <w:b/>
+          <w:bCs/>
+          <w:sz w:val="32"/>
+          <w:szCs w:val="32"/>
         </w:rPr>
         <w:t>x²</w:t>
       </w:r>
       <w:r>
         <w:rPr>
-          <w:sz w:val="36"/>
-          <w:szCs w:val="36"/>
+          <w:rFonts w:ascii="Carlito" w:hAnsi="Carlito" w:cs="Carlito"/>
+          <w:sz w:val="32"/>
+          <w:szCs w:val="32"/>
         </w:rPr>
         <w:t xml:space="preserve"> is still positive (increases upward)</w:t>
       </w:r>
@@ -2456,144 +2610,106 @@
       <w:pPr>
         <w:jc w:val="both"/>
         <w:rPr>
-          <w:sz w:val="36"/>
-          <w:szCs w:val="36"/>
-        </w:rPr>
-      </w:pPr>
-      <w:r>
-        <w:rPr>
-          <w:sz w:val="36"/>
-          <w:szCs w:val="36"/>
-        </w:rPr>
-        <w:t xml:space="preserve"># </w:t>
-      </w:r>
-      <w:r>
-        <w:rPr>
-          <w:sz w:val="36"/>
-          <w:szCs w:val="36"/>
-        </w:rPr>
-        <w:t>So,</w:t>
-      </w:r>
-      <w:r>
-        <w:rPr>
-          <w:sz w:val="36"/>
-          <w:szCs w:val="36"/>
-        </w:rPr>
-        <w:t xml:space="preserve"> the graph curves upward on both sides, forming a U-shape. The lowest point of the U is the minimum MSE</w:t>
-      </w:r>
-      <w:r>
-        <w:rPr>
-          <w:sz w:val="36"/>
-          <w:szCs w:val="36"/>
-        </w:rPr>
-        <w:t xml:space="preserve"> </w:t>
-      </w:r>
-      <w:r>
-        <w:rPr>
-          <w:sz w:val="36"/>
-          <w:szCs w:val="36"/>
-        </w:rPr>
-        <w:t xml:space="preserve">and </w:t>
-      </w:r>
-      <w:r>
-        <w:rPr>
-          <w:sz w:val="36"/>
-          <w:szCs w:val="36"/>
-        </w:rPr>
-        <w:lastRenderedPageBreak/>
-        <w:t xml:space="preserve">the values of </w:t>
-      </w:r>
-      <w:r>
-        <w:rPr>
-          <w:b/>
-          <w:bCs/>
-          <w:sz w:val="36"/>
-          <w:szCs w:val="36"/>
+          <w:rFonts w:ascii="Carlito" w:hAnsi="Carlito" w:cs="Carlito"/>
+          <w:sz w:val="32"/>
+          <w:szCs w:val="32"/>
+        </w:rPr>
+      </w:pPr>
+      <w:r>
+        <w:rPr>
+          <w:rFonts w:ascii="Carlito" w:hAnsi="Carlito" w:cs="Carlito"/>
+          <w:sz w:val="32"/>
+          <w:szCs w:val="32"/>
+        </w:rPr>
+        <w:t xml:space="preserve"># So, the graph curves upward on both sides, forming a U-shape. The lowest point of the U is the minimum MSE and the values of </w:t>
+      </w:r>
+      <w:r>
+        <w:rPr>
+          <w:rFonts w:ascii="Carlito" w:hAnsi="Carlito" w:cs="Carlito"/>
+          <w:b/>
+          <w:bCs/>
+          <w:sz w:val="32"/>
+          <w:szCs w:val="32"/>
         </w:rPr>
         <w:t>m</w:t>
       </w:r>
       <w:r>
         <w:rPr>
-          <w:sz w:val="36"/>
-          <w:szCs w:val="36"/>
+          <w:rFonts w:ascii="Carlito" w:hAnsi="Carlito" w:cs="Carlito"/>
+          <w:sz w:val="32"/>
+          <w:szCs w:val="32"/>
         </w:rPr>
         <w:t xml:space="preserve"> and </w:t>
       </w:r>
       <w:r>
         <w:rPr>
-          <w:b/>
-          <w:bCs/>
-          <w:sz w:val="36"/>
-          <w:szCs w:val="36"/>
+          <w:rFonts w:ascii="Carlito" w:hAnsi="Carlito" w:cs="Carlito"/>
+          <w:b/>
+          <w:bCs/>
+          <w:sz w:val="32"/>
+          <w:szCs w:val="32"/>
         </w:rPr>
         <w:t>c</w:t>
       </w:r>
       <w:r>
         <w:rPr>
-          <w:sz w:val="36"/>
-          <w:szCs w:val="36"/>
-        </w:rPr>
-        <w:t xml:space="preserve">, </w:t>
-      </w:r>
-      <w:r>
-        <w:rPr>
-          <w:sz w:val="36"/>
-          <w:szCs w:val="36"/>
-        </w:rPr>
-        <w:t>at that lowest point are the best-fit parameters for our model.</w:t>
-      </w:r>
-    </w:p>
-    <w:p>
-      <w:pPr>
-        <w:jc w:val="both"/>
-        <w:rPr>
-          <w:sz w:val="36"/>
-          <w:szCs w:val="36"/>
-        </w:rPr>
-      </w:pPr>
-      <w:r>
-        <w:rPr>
-          <w:sz w:val="36"/>
-          <w:szCs w:val="36"/>
-        </w:rPr>
-        <w:t># Important, t</w:t>
-      </w:r>
-      <w:r>
-        <w:rPr>
-          <w:sz w:val="36"/>
-          <w:szCs w:val="36"/>
-        </w:rPr>
-        <w:t xml:space="preserve">he model uses an algorithm called Gradient Descent to slide down the U-shaped curve toward the minimum. It repeatedly adjusts </w:t>
-      </w:r>
-      <w:r>
-        <w:rPr>
-          <w:b/>
-          <w:bCs/>
-          <w:sz w:val="36"/>
-          <w:szCs w:val="36"/>
+          <w:rFonts w:ascii="Carlito" w:hAnsi="Carlito" w:cs="Carlito"/>
+          <w:sz w:val="32"/>
+          <w:szCs w:val="32"/>
+        </w:rPr>
+        <w:t>, at that lowest point are the best-fit parameters for our model.</w:t>
+      </w:r>
+    </w:p>
+    <w:p>
+      <w:pPr>
+        <w:jc w:val="both"/>
+        <w:rPr>
+          <w:rFonts w:ascii="Carlito" w:hAnsi="Carlito" w:cs="Carlito"/>
+          <w:sz w:val="32"/>
+          <w:szCs w:val="32"/>
+        </w:rPr>
+      </w:pPr>
+      <w:r>
+        <w:rPr>
+          <w:rFonts w:ascii="Carlito" w:hAnsi="Carlito" w:cs="Carlito"/>
+          <w:sz w:val="32"/>
+          <w:szCs w:val="32"/>
+        </w:rPr>
+        <w:t xml:space="preserve"># Important, the model uses an algorithm called Gradient Descent to slide down the U-shaped curve toward the minimum. It repeatedly adjusts </w:t>
+      </w:r>
+      <w:r>
+        <w:rPr>
+          <w:rFonts w:ascii="Carlito" w:hAnsi="Carlito" w:cs="Carlito"/>
+          <w:b/>
+          <w:bCs/>
+          <w:sz w:val="32"/>
+          <w:szCs w:val="32"/>
         </w:rPr>
         <w:t>m</w:t>
       </w:r>
       <w:r>
         <w:rPr>
-          <w:sz w:val="36"/>
-          <w:szCs w:val="36"/>
+          <w:rFonts w:ascii="Carlito" w:hAnsi="Carlito" w:cs="Carlito"/>
+          <w:sz w:val="32"/>
+          <w:szCs w:val="32"/>
         </w:rPr>
         <w:t xml:space="preserve"> and </w:t>
       </w:r>
       <w:r>
         <w:rPr>
-          <w:b/>
-          <w:bCs/>
-          <w:sz w:val="36"/>
-          <w:szCs w:val="36"/>
+          <w:rFonts w:ascii="Carlito" w:hAnsi="Carlito" w:cs="Carlito"/>
+          <w:b/>
+          <w:bCs/>
+          <w:sz w:val="32"/>
+          <w:szCs w:val="32"/>
         </w:rPr>
         <w:t>c</w:t>
       </w:r>
       <w:r>
         <w:rPr>
-          <w:sz w:val="36"/>
-          <w:szCs w:val="36"/>
+          <w:rFonts w:ascii="Carlito" w:hAnsi="Carlito" w:cs="Carlito"/>
+          <w:sz w:val="32"/>
+          <w:szCs w:val="32"/>
         </w:rPr>
         <w:t xml:space="preserve"> in small steps until MSE stops decreasing.</w:t>
       </w:r>
@@ -2602,24 +2718,27 @@
       <w:pPr>
         <w:jc w:val="both"/>
         <w:rPr>
-          <w:sz w:val="36"/>
-          <w:szCs w:val="36"/>
-        </w:rPr>
-      </w:pPr>
-    </w:p>
-    <w:p>
-      <w:pPr>
-        <w:jc w:val="both"/>
-        <w:rPr>
-          <w:sz w:val="36"/>
-          <w:szCs w:val="36"/>
-        </w:rPr>
-      </w:pPr>
-      <w:r>
-        <w:rPr>
+          <w:rFonts w:ascii="Carlito" w:hAnsi="Carlito" w:cs="Carlito"/>
+          <w:sz w:val="32"/>
+          <w:szCs w:val="32"/>
+        </w:rPr>
+      </w:pPr>
+    </w:p>
+    <w:p>
+      <w:pPr>
+        <w:jc w:val="both"/>
+        <w:rPr>
+          <w:rFonts w:ascii="Carlito" w:hAnsi="Carlito" w:cs="Carlito"/>
+          <w:sz w:val="32"/>
+          <w:szCs w:val="32"/>
+        </w:rPr>
+      </w:pPr>
+      <w:r>
+        <w:rPr>
+          <w:rFonts w:ascii="Carlito" w:hAnsi="Carlito" w:cs="Carlito"/>
           <w:noProof/>
-          <w:sz w:val="36"/>
-          <w:szCs w:val="36"/>
+          <w:sz w:val="32"/>
+          <w:szCs w:val="32"/>
         </w:rPr>
         <w:drawing>
           <wp:inline distT="0" distB="0" distL="0" distR="0" wp14:anchorId="049CAC83" wp14:editId="62978495">
@@ -2669,55 +2788,63 @@
       <w:pPr>
         <w:jc w:val="both"/>
         <w:rPr>
-          <w:sz w:val="36"/>
-          <w:szCs w:val="36"/>
-        </w:rPr>
-      </w:pPr>
-      <w:r>
-        <w:rPr>
-          <w:sz w:val="36"/>
-          <w:szCs w:val="36"/>
-        </w:rPr>
+          <w:rFonts w:ascii="Carlito" w:hAnsi="Carlito" w:cs="Carlito"/>
+          <w:sz w:val="32"/>
+          <w:szCs w:val="32"/>
+        </w:rPr>
+      </w:pPr>
+      <w:r>
+        <w:rPr>
+          <w:rFonts w:ascii="Carlito" w:hAnsi="Carlito" w:cs="Carlito"/>
+          <w:sz w:val="32"/>
+          <w:szCs w:val="32"/>
+        </w:rPr>
+        <w:lastRenderedPageBreak/>
         <w:t xml:space="preserve"># So, we adjust the value of </w:t>
       </w:r>
       <w:r>
         <w:rPr>
-          <w:b/>
-          <w:bCs/>
-          <w:sz w:val="36"/>
-          <w:szCs w:val="36"/>
+          <w:rFonts w:ascii="Carlito" w:hAnsi="Carlito" w:cs="Carlito"/>
+          <w:b/>
+          <w:bCs/>
+          <w:sz w:val="32"/>
+          <w:szCs w:val="32"/>
         </w:rPr>
         <w:t>m</w:t>
       </w:r>
       <w:r>
         <w:rPr>
-          <w:sz w:val="36"/>
-          <w:szCs w:val="36"/>
+          <w:rFonts w:ascii="Carlito" w:hAnsi="Carlito" w:cs="Carlito"/>
+          <w:sz w:val="32"/>
+          <w:szCs w:val="32"/>
         </w:rPr>
         <w:t xml:space="preserve"> or </w:t>
       </w:r>
       <w:r>
         <w:rPr>
-          <w:b/>
-          <w:bCs/>
-          <w:sz w:val="36"/>
-          <w:szCs w:val="36"/>
+          <w:rFonts w:ascii="Carlito" w:hAnsi="Carlito" w:cs="Carlito"/>
+          <w:b/>
+          <w:bCs/>
+          <w:sz w:val="32"/>
+          <w:szCs w:val="32"/>
         </w:rPr>
         <w:t>c</w:t>
       </w:r>
       <w:r>
         <w:rPr>
-          <w:sz w:val="36"/>
-          <w:szCs w:val="36"/>
+          <w:rFonts w:ascii="Carlito" w:hAnsi="Carlito" w:cs="Carlito"/>
+          <w:sz w:val="32"/>
+          <w:szCs w:val="32"/>
         </w:rPr>
         <w:t xml:space="preserve"> (intercept) to find lowest </w:t>
       </w:r>
       <w:r>
         <w:rPr>
-          <w:b/>
-          <w:bCs/>
-          <w:sz w:val="36"/>
-          <w:szCs w:val="36"/>
+          <w:rFonts w:ascii="Carlito" w:hAnsi="Carlito" w:cs="Carlito"/>
+          <w:b/>
+          <w:bCs/>
+          <w:sz w:val="32"/>
+          <w:szCs w:val="32"/>
         </w:rPr>
         <w:t>MSE</w:t>
       </w:r>
@@ -2726,17 +2853,18 @@
       <w:pPr>
         <w:jc w:val="both"/>
         <w:rPr>
-          <w:sz w:val="36"/>
-          <w:szCs w:val="36"/>
-        </w:rPr>
-      </w:pPr>
-      <w:r>
-        <w:rPr>
+          <w:rFonts w:ascii="Carlito" w:hAnsi="Carlito" w:cs="Carlito"/>
+          <w:sz w:val="32"/>
+          <w:szCs w:val="32"/>
+        </w:rPr>
+      </w:pPr>
+      <w:r>
+        <w:rPr>
+          <w:rFonts w:ascii="Carlito" w:hAnsi="Carlito" w:cs="Carlito"/>
           <w:noProof/>
-          <w:sz w:val="36"/>
-          <w:szCs w:val="36"/>
-        </w:rPr>
-        <w:lastRenderedPageBreak/>
+          <w:sz w:val="32"/>
+          <w:szCs w:val="32"/>
+        </w:rPr>
         <w:drawing>
           <wp:inline distT="0" distB="0" distL="0" distR="0" wp14:anchorId="00493C96" wp14:editId="0EA47D80">
             <wp:extent cx="3977640" cy="3013417"/>
@@ -2778,23 +2906,26 @@
       <w:pPr>
         <w:jc w:val="both"/>
         <w:rPr>
-          <w:sz w:val="36"/>
-          <w:szCs w:val="36"/>
-        </w:rPr>
-      </w:pPr>
-    </w:p>
-    <w:p>
-      <w:pPr>
-        <w:jc w:val="both"/>
-        <w:rPr>
-          <w:sz w:val="36"/>
-          <w:szCs w:val="36"/>
-        </w:rPr>
-      </w:pPr>
-      <w:r>
-        <w:rPr>
-          <w:sz w:val="36"/>
-          <w:szCs w:val="36"/>
+          <w:rFonts w:ascii="Carlito" w:hAnsi="Carlito" w:cs="Carlito"/>
+          <w:sz w:val="32"/>
+          <w:szCs w:val="32"/>
+        </w:rPr>
+      </w:pPr>
+    </w:p>
+    <w:p>
+      <w:pPr>
+        <w:jc w:val="both"/>
+        <w:rPr>
+          <w:rFonts w:ascii="Carlito" w:hAnsi="Carlito" w:cs="Carlito"/>
+          <w:sz w:val="32"/>
+          <w:szCs w:val="32"/>
+        </w:rPr>
+      </w:pPr>
+      <w:r>
+        <w:rPr>
+          <w:rFonts w:ascii="Carlito" w:hAnsi="Carlito" w:cs="Carlito"/>
+          <w:sz w:val="32"/>
+          <w:szCs w:val="32"/>
         </w:rPr>
         <w:t>Summary:</w:t>
       </w:r>
@@ -2803,51 +2934,34 @@
       <w:pPr>
         <w:jc w:val="both"/>
         <w:rPr>
-          <w:sz w:val="36"/>
-          <w:szCs w:val="36"/>
-        </w:rPr>
-      </w:pPr>
-      <w:r>
-        <w:rPr>
-          <w:sz w:val="36"/>
-          <w:szCs w:val="36"/>
-        </w:rPr>
-        <w:t xml:space="preserve"># </w:t>
-      </w:r>
-      <w:r>
-        <w:rPr>
-          <w:sz w:val="36"/>
-          <w:szCs w:val="36"/>
-        </w:rPr>
-        <w:t xml:space="preserve">Linear Regression teaches the ML model to find a </w:t>
-      </w:r>
-      <w:r>
-        <w:rPr>
-          <w:sz w:val="36"/>
-          <w:szCs w:val="36"/>
-        </w:rPr>
-        <w:t>straight-line</w:t>
-      </w:r>
-      <w:r>
-        <w:rPr>
-          <w:sz w:val="36"/>
-          <w:szCs w:val="36"/>
-        </w:rPr>
-        <w:t xml:space="preserve"> </w:t>
-      </w:r>
-      <w:r>
-        <w:rPr>
-          <w:b/>
-          <w:bCs/>
-          <w:sz w:val="36"/>
-          <w:szCs w:val="36"/>
+          <w:rFonts w:ascii="Carlito" w:hAnsi="Carlito" w:cs="Carlito"/>
+          <w:sz w:val="32"/>
+          <w:szCs w:val="32"/>
+        </w:rPr>
+      </w:pPr>
+      <w:r>
+        <w:rPr>
+          <w:rFonts w:ascii="Carlito" w:hAnsi="Carlito" w:cs="Carlito"/>
+          <w:sz w:val="32"/>
+          <w:szCs w:val="32"/>
+        </w:rPr>
+        <w:t xml:space="preserve"># Linear Regression teaches the ML model to find a straight-line </w:t>
+      </w:r>
+      <w:r>
+        <w:rPr>
+          <w:rFonts w:ascii="Carlito" w:hAnsi="Carlito" w:cs="Carlito"/>
+          <w:b/>
+          <w:bCs/>
+          <w:sz w:val="32"/>
+          <w:szCs w:val="32"/>
         </w:rPr>
         <w:t>y = mx + c</w:t>
       </w:r>
       <w:r>
         <w:rPr>
-          <w:sz w:val="36"/>
-          <w:szCs w:val="36"/>
+          <w:rFonts w:ascii="Carlito" w:hAnsi="Carlito" w:cs="Carlito"/>
+          <w:sz w:val="32"/>
+          <w:szCs w:val="32"/>
         </w:rPr>
         <w:t xml:space="preserve"> that best fits the data.</w:t>
       </w:r>
@@ -2857,39 +2971,64 @@
         <w:ind w:left="360" w:hanging="360"/>
         <w:jc w:val="both"/>
         <w:rPr>
-          <w:sz w:val="36"/>
-          <w:szCs w:val="36"/>
-        </w:rPr>
-      </w:pPr>
-      <w:r>
-        <w:rPr>
-          <w:sz w:val="36"/>
-          <w:szCs w:val="36"/>
+          <w:rFonts w:ascii="Carlito" w:hAnsi="Carlito" w:cs="Carlito"/>
+          <w:sz w:val="32"/>
+          <w:szCs w:val="32"/>
+        </w:rPr>
+      </w:pPr>
+      <w:r>
+        <w:rPr>
+          <w:rFonts w:ascii="Carlito" w:hAnsi="Carlito" w:cs="Carlito"/>
+          <w:sz w:val="32"/>
+          <w:szCs w:val="32"/>
         </w:rPr>
         <w:t>•</w:t>
       </w:r>
       <w:r>
         <w:rPr>
-          <w:sz w:val="36"/>
-          <w:szCs w:val="36"/>
+          <w:rFonts w:ascii="Carlito" w:hAnsi="Carlito" w:cs="Carlito"/>
+          <w:sz w:val="32"/>
+          <w:szCs w:val="32"/>
         </w:rPr>
         <w:tab/>
       </w:r>
       <w:r>
         <w:rPr>
-          <w:b/>
-          <w:bCs/>
-          <w:sz w:val="36"/>
-          <w:szCs w:val="36"/>
-        </w:rPr>
-        <w:t>y = mx + c</w:t>
-      </w:r>
-      <w:r>
-        <w:rPr>
-          <w:sz w:val="36"/>
-          <w:szCs w:val="36"/>
-        </w:rPr>
-        <w:t xml:space="preserve">  is the mathematical model of the relationship</w:t>
+          <w:rFonts w:ascii="Carlito" w:hAnsi="Carlito" w:cs="Carlito"/>
+          <w:b/>
+          <w:bCs/>
+          <w:sz w:val="32"/>
+          <w:szCs w:val="32"/>
+        </w:rPr>
+        <w:t xml:space="preserve">y = mx + </w:t>
+      </w:r>
+      <w:proofErr w:type="gramStart"/>
+      <w:r>
+        <w:rPr>
+          <w:rFonts w:ascii="Carlito" w:hAnsi="Carlito" w:cs="Carlito"/>
+          <w:b/>
+          <w:bCs/>
+          <w:sz w:val="32"/>
+          <w:szCs w:val="32"/>
+        </w:rPr>
+        <w:t>c</w:t>
+      </w:r>
+      <w:r>
+        <w:rPr>
+          <w:rFonts w:ascii="Carlito" w:hAnsi="Carlito" w:cs="Carlito"/>
+          <w:sz w:val="32"/>
+          <w:szCs w:val="32"/>
+        </w:rPr>
+        <w:t xml:space="preserve">  is</w:t>
+      </w:r>
+      <w:proofErr w:type="gramEnd"/>
+      <w:r>
+        <w:rPr>
+          <w:rFonts w:ascii="Carlito" w:hAnsi="Carlito" w:cs="Carlito"/>
+          <w:sz w:val="32"/>
+          <w:szCs w:val="32"/>
+        </w:rPr>
+        <w:t xml:space="preserve"> the mathematical model of the relationship</w:t>
       </w:r>
     </w:p>
     <w:p>
@@ -2897,53 +3036,60 @@
         <w:ind w:left="360" w:hanging="360"/>
         <w:jc w:val="both"/>
         <w:rPr>
-          <w:sz w:val="36"/>
-          <w:szCs w:val="36"/>
-        </w:rPr>
-      </w:pPr>
-      <w:r>
-        <w:rPr>
-          <w:sz w:val="36"/>
-          <w:szCs w:val="36"/>
+          <w:rFonts w:ascii="Carlito" w:hAnsi="Carlito" w:cs="Carlito"/>
+          <w:sz w:val="32"/>
+          <w:szCs w:val="32"/>
+        </w:rPr>
+      </w:pPr>
+      <w:r>
+        <w:rPr>
+          <w:rFonts w:ascii="Carlito" w:hAnsi="Carlito" w:cs="Carlito"/>
+          <w:sz w:val="32"/>
+          <w:szCs w:val="32"/>
         </w:rPr>
         <w:t>•</w:t>
       </w:r>
       <w:r>
         <w:rPr>
-          <w:sz w:val="36"/>
-          <w:szCs w:val="36"/>
+          <w:rFonts w:ascii="Carlito" w:hAnsi="Carlito" w:cs="Carlito"/>
+          <w:sz w:val="32"/>
+          <w:szCs w:val="32"/>
         </w:rPr>
         <w:tab/>
       </w:r>
       <w:r>
         <w:rPr>
-          <w:b/>
-          <w:bCs/>
-          <w:sz w:val="36"/>
-          <w:szCs w:val="36"/>
+          <w:rFonts w:ascii="Carlito" w:hAnsi="Carlito" w:cs="Carlito"/>
+          <w:b/>
+          <w:bCs/>
+          <w:sz w:val="32"/>
+          <w:szCs w:val="32"/>
         </w:rPr>
         <w:t xml:space="preserve">m </w:t>
       </w:r>
       <w:r>
         <w:rPr>
-          <w:sz w:val="36"/>
-          <w:szCs w:val="36"/>
+          <w:rFonts w:ascii="Carlito" w:hAnsi="Carlito" w:cs="Carlito"/>
+          <w:sz w:val="32"/>
+          <w:szCs w:val="32"/>
         </w:rPr>
         <w:t xml:space="preserve">and </w:t>
       </w:r>
       <w:r>
         <w:rPr>
-          <w:b/>
-          <w:bCs/>
-          <w:sz w:val="36"/>
-          <w:szCs w:val="36"/>
+          <w:rFonts w:ascii="Carlito" w:hAnsi="Carlito" w:cs="Carlito"/>
+          <w:b/>
+          <w:bCs/>
+          <w:sz w:val="32"/>
+          <w:szCs w:val="32"/>
         </w:rPr>
         <w:t>c</w:t>
       </w:r>
       <w:r>
         <w:rPr>
-          <w:sz w:val="36"/>
-          <w:szCs w:val="36"/>
+          <w:rFonts w:ascii="Carlito" w:hAnsi="Carlito" w:cs="Carlito"/>
+          <w:sz w:val="32"/>
+          <w:szCs w:val="32"/>
         </w:rPr>
         <w:t xml:space="preserve"> are adjusted until the line fits the data well</w:t>
       </w:r>
@@ -2953,21 +3099,24 @@
         <w:ind w:left="360" w:hanging="360"/>
         <w:jc w:val="both"/>
         <w:rPr>
-          <w:sz w:val="36"/>
-          <w:szCs w:val="36"/>
-        </w:rPr>
-      </w:pPr>
-      <w:r>
-        <w:rPr>
-          <w:sz w:val="36"/>
-          <w:szCs w:val="36"/>
+          <w:rFonts w:ascii="Carlito" w:hAnsi="Carlito" w:cs="Carlito"/>
+          <w:sz w:val="32"/>
+          <w:szCs w:val="32"/>
+        </w:rPr>
+      </w:pPr>
+      <w:r>
+        <w:rPr>
+          <w:rFonts w:ascii="Carlito" w:hAnsi="Carlito" w:cs="Carlito"/>
+          <w:sz w:val="32"/>
+          <w:szCs w:val="32"/>
         </w:rPr>
         <w:t>•</w:t>
       </w:r>
       <w:r>
         <w:rPr>
-          <w:sz w:val="36"/>
-          <w:szCs w:val="36"/>
+          <w:rFonts w:ascii="Carlito" w:hAnsi="Carlito" w:cs="Carlito"/>
+          <w:sz w:val="32"/>
+          <w:szCs w:val="32"/>
         </w:rPr>
         <w:tab/>
         <w:t>Residuals are the gaps between predicted and actual values</w:t>
@@ -2978,52 +3127,27 @@
         <w:ind w:left="360" w:hanging="360"/>
         <w:jc w:val="both"/>
         <w:rPr>
-          <w:sz w:val="36"/>
-          <w:szCs w:val="36"/>
-        </w:rPr>
-      </w:pPr>
-      <w:r>
-        <w:rPr>
-          <w:sz w:val="36"/>
-          <w:szCs w:val="36"/>
+          <w:rFonts w:ascii="Carlito" w:hAnsi="Carlito" w:cs="Carlito"/>
+          <w:sz w:val="32"/>
+          <w:szCs w:val="32"/>
+        </w:rPr>
+      </w:pPr>
+      <w:r>
+        <w:rPr>
+          <w:rFonts w:ascii="Carlito" w:hAnsi="Carlito" w:cs="Carlito"/>
+          <w:sz w:val="32"/>
+          <w:szCs w:val="32"/>
         </w:rPr>
         <w:t>•</w:t>
       </w:r>
       <w:r>
         <w:rPr>
-          <w:sz w:val="36"/>
-          <w:szCs w:val="36"/>
+          <w:rFonts w:ascii="Carlito" w:hAnsi="Carlito" w:cs="Carlito"/>
+          <w:sz w:val="32"/>
+          <w:szCs w:val="32"/>
         </w:rPr>
         <w:tab/>
-        <w:t>MSE</w:t>
-      </w:r>
-      <w:r>
-        <w:rPr>
-          <w:sz w:val="36"/>
-          <w:szCs w:val="36"/>
-        </w:rPr>
-        <w:t xml:space="preserve"> </w:t>
-      </w:r>
-      <w:r>
-        <w:rPr>
-          <w:sz w:val="36"/>
-          <w:szCs w:val="36"/>
-        </w:rPr>
-        <w:t>measures the average squared error</w:t>
-      </w:r>
-      <w:r>
-        <w:rPr>
-          <w:sz w:val="36"/>
-          <w:szCs w:val="36"/>
-        </w:rPr>
-        <w:t xml:space="preserve">, </w:t>
-      </w:r>
-      <w:r>
-        <w:rPr>
-          <w:sz w:val="36"/>
-          <w:szCs w:val="36"/>
-        </w:rPr>
-        <w:t>lower is better</w:t>
+        <w:t>MSE measures the average squared error, lower is better</w:t>
       </w:r>
     </w:p>
     <w:p>
@@ -3031,54 +3155,61 @@
         <w:ind w:left="360" w:hanging="360"/>
         <w:jc w:val="both"/>
         <w:rPr>
-          <w:sz w:val="36"/>
-          <w:szCs w:val="36"/>
-        </w:rPr>
-      </w:pPr>
-      <w:r>
-        <w:rPr>
-          <w:sz w:val="36"/>
-          <w:szCs w:val="36"/>
+          <w:rFonts w:ascii="Carlito" w:hAnsi="Carlito" w:cs="Carlito"/>
+          <w:sz w:val="32"/>
+          <w:szCs w:val="32"/>
+        </w:rPr>
+      </w:pPr>
+      <w:r>
+        <w:rPr>
+          <w:rFonts w:ascii="Carlito" w:hAnsi="Carlito" w:cs="Carlito"/>
+          <w:sz w:val="32"/>
+          <w:szCs w:val="32"/>
         </w:rPr>
         <w:t>•</w:t>
       </w:r>
       <w:r>
         <w:rPr>
-          <w:sz w:val="36"/>
-          <w:szCs w:val="36"/>
+          <w:rFonts w:ascii="Carlito" w:hAnsi="Carlito" w:cs="Carlito"/>
+          <w:sz w:val="32"/>
+          <w:szCs w:val="32"/>
         </w:rPr>
         <w:tab/>
         <w:t xml:space="preserve">Gradient Descent finds the </w:t>
       </w:r>
       <w:r>
         <w:rPr>
-          <w:b/>
-          <w:bCs/>
-          <w:sz w:val="36"/>
-          <w:szCs w:val="36"/>
+          <w:rFonts w:ascii="Carlito" w:hAnsi="Carlito" w:cs="Carlito"/>
+          <w:b/>
+          <w:bCs/>
+          <w:sz w:val="32"/>
+          <w:szCs w:val="32"/>
         </w:rPr>
         <w:t>m</w:t>
       </w:r>
       <w:r>
         <w:rPr>
-          <w:sz w:val="36"/>
-          <w:szCs w:val="36"/>
+          <w:rFonts w:ascii="Carlito" w:hAnsi="Carlito" w:cs="Carlito"/>
+          <w:sz w:val="32"/>
+          <w:szCs w:val="32"/>
         </w:rPr>
         <w:t xml:space="preserve"> and </w:t>
       </w:r>
       <w:r>
         <w:rPr>
-          <w:b/>
-          <w:bCs/>
-          <w:sz w:val="36"/>
-          <w:szCs w:val="36"/>
+          <w:rFonts w:ascii="Carlito" w:hAnsi="Carlito" w:cs="Carlito"/>
+          <w:b/>
+          <w:bCs/>
+          <w:sz w:val="32"/>
+          <w:szCs w:val="32"/>
         </w:rPr>
         <w:t>c</w:t>
       </w:r>
       <w:r>
         <w:rPr>
-          <w:sz w:val="36"/>
-          <w:szCs w:val="36"/>
+          <w:rFonts w:ascii="Carlito" w:hAnsi="Carlito" w:cs="Carlito"/>
+          <w:sz w:val="32"/>
+          <w:szCs w:val="32"/>
         </w:rPr>
         <w:t xml:space="preserve"> that minimize MSE by walking down the U-shaped curve</w:t>
       </w:r>
@@ -3087,21 +3218,24 @@
       <w:pPr>
         <w:jc w:val="both"/>
         <w:rPr>
-          <w:sz w:val="36"/>
-          <w:szCs w:val="36"/>
-        </w:rPr>
-      </w:pPr>
-      <w:r>
-        <w:rPr>
-          <w:sz w:val="36"/>
-          <w:szCs w:val="36"/>
+          <w:rFonts w:ascii="Carlito" w:hAnsi="Carlito" w:cs="Carlito"/>
+          <w:sz w:val="32"/>
+          <w:szCs w:val="32"/>
+        </w:rPr>
+      </w:pPr>
+      <w:r>
+        <w:rPr>
+          <w:rFonts w:ascii="Carlito" w:hAnsi="Carlito" w:cs="Carlito"/>
+          <w:sz w:val="32"/>
+          <w:szCs w:val="32"/>
         </w:rPr>
         <w:t xml:space="preserve"># </w:t>
       </w:r>
       <w:r>
         <w:rPr>
-          <w:sz w:val="36"/>
-          <w:szCs w:val="36"/>
+          <w:rFonts w:ascii="Carlito" w:hAnsi="Carlito" w:cs="Carlito"/>
+          <w:sz w:val="32"/>
+          <w:szCs w:val="32"/>
         </w:rPr>
         <w:t>Because the relationship is linear (a straight line), the model assumes as study hours increase, marks increase proportionally. Linear Regression captures this trend and uses it to predict new outcomes.</w:t>
       </w:r>

--- a/python/machine_learning/ml1_machine_learning_techniques_regression.docx
+++ b/python/machine_learning/ml1_machine_learning_techniques_regression.docx
@@ -6,18 +6,18 @@
       <w:pPr>
         <w:jc w:val="center"/>
         <w:rPr>
-          <w:rFonts w:ascii="Carlito" w:hAnsi="Carlito" w:cs="Carlito"/>
-          <w:sz w:val="32"/>
-          <w:szCs w:val="32"/>
-        </w:rPr>
-      </w:pPr>
-      <w:r>
-        <w:rPr>
-          <w:rFonts w:ascii="Carlito" w:hAnsi="Carlito" w:cs="Carlito"/>
-          <w:b/>
-          <w:bCs/>
-          <w:sz w:val="40"/>
-          <w:szCs w:val="40"/>
+          <w:rFonts w:ascii="Calibri" w:hAnsi="Calibri" w:cs="Calibri"/>
+          <w:sz w:val="36"/>
+          <w:szCs w:val="36"/>
+        </w:rPr>
+      </w:pPr>
+      <w:r>
+        <w:rPr>
+          <w:rFonts w:ascii="Calibri" w:hAnsi="Calibri" w:cs="Calibri"/>
+          <w:b/>
+          <w:bCs/>
+          <w:sz w:val="44"/>
+          <w:szCs w:val="44"/>
         </w:rPr>
         <w:t>INDEX</w:t>
       </w:r>
@@ -31,18 +31,34 @@
         </w:numPr>
         <w:jc w:val="both"/>
         <w:rPr>
-          <w:rFonts w:ascii="Carlito" w:hAnsi="Carlito" w:cs="Carlito"/>
+          <w:rFonts w:ascii="Calibri" w:hAnsi="Calibri" w:cs="Calibri"/>
           <w:sz w:val="32"/>
           <w:szCs w:val="32"/>
         </w:rPr>
       </w:pPr>
       <w:r>
         <w:rPr>
-          <w:rFonts w:ascii="Carlito" w:hAnsi="Carlito" w:cs="Carlito"/>
+          <w:rFonts w:ascii="Calibri" w:hAnsi="Calibri" w:cs="Calibri"/>
           <w:sz w:val="32"/>
           <w:szCs w:val="32"/>
         </w:rPr>
-        <w:t>Slope………………………………………………………………….2</w:t>
+        <w:t>Slope………………………………………………………</w:t>
+      </w:r>
+      <w:r>
+        <w:rPr>
+          <w:rFonts w:ascii="Calibri" w:hAnsi="Calibri" w:cs="Calibri"/>
+          <w:sz w:val="32"/>
+          <w:szCs w:val="32"/>
+        </w:rPr>
+        <w:t>………………………..</w:t>
+      </w:r>
+      <w:r>
+        <w:rPr>
+          <w:rFonts w:ascii="Calibri" w:hAnsi="Calibri" w:cs="Calibri"/>
+          <w:sz w:val="32"/>
+          <w:szCs w:val="32"/>
+        </w:rPr>
+        <w:t>………….2</w:t>
       </w:r>
     </w:p>
     <w:p>
@@ -54,18 +70,34 @@
         </w:numPr>
         <w:jc w:val="both"/>
         <w:rPr>
-          <w:rFonts w:ascii="Carlito" w:hAnsi="Carlito" w:cs="Carlito"/>
+          <w:rFonts w:ascii="Calibri" w:hAnsi="Calibri" w:cs="Calibri"/>
           <w:sz w:val="32"/>
           <w:szCs w:val="32"/>
         </w:rPr>
       </w:pPr>
       <w:r>
         <w:rPr>
-          <w:rFonts w:ascii="Carlito" w:hAnsi="Carlito" w:cs="Carlito"/>
+          <w:rFonts w:ascii="Calibri" w:hAnsi="Calibri" w:cs="Calibri"/>
           <w:sz w:val="32"/>
           <w:szCs w:val="32"/>
         </w:rPr>
-        <w:t>Regression………………………………………………………….3</w:t>
+        <w:t>Regression…………………………………………………………</w:t>
+      </w:r>
+      <w:r>
+        <w:rPr>
+          <w:rFonts w:ascii="Calibri" w:hAnsi="Calibri" w:cs="Calibri"/>
+          <w:sz w:val="32"/>
+          <w:szCs w:val="32"/>
+        </w:rPr>
+        <w:t>………………………..</w:t>
+      </w:r>
+      <w:r>
+        <w:rPr>
+          <w:rFonts w:ascii="Calibri" w:hAnsi="Calibri" w:cs="Calibri"/>
+          <w:sz w:val="32"/>
+          <w:szCs w:val="32"/>
+        </w:rPr>
+        <w:t>.</w:t>
       </w:r>
     </w:p>
     <w:p>
@@ -77,43 +109,41 @@
         </w:numPr>
         <w:jc w:val="both"/>
         <w:rPr>
-          <w:rFonts w:ascii="Carlito" w:hAnsi="Carlito" w:cs="Carlito"/>
+          <w:rFonts w:ascii="Calibri" w:hAnsi="Calibri" w:cs="Calibri"/>
           <w:sz w:val="32"/>
           <w:szCs w:val="32"/>
         </w:rPr>
       </w:pPr>
       <w:r>
         <w:rPr>
-          <w:rFonts w:ascii="Carlito" w:hAnsi="Carlito" w:cs="Carlito"/>
+          <w:rFonts w:ascii="Calibri" w:hAnsi="Calibri" w:cs="Calibri"/>
           <w:sz w:val="32"/>
           <w:szCs w:val="32"/>
         </w:rPr>
-        <w:t>Linear Regression……………………………………………</w:t>
-      </w:r>
-      <w:proofErr w:type="gramStart"/>
-      <w:r>
-        <w:rPr>
-          <w:rFonts w:ascii="Carlito" w:hAnsi="Carlito" w:cs="Carlito"/>
+        <w:t>Linear Regression………………………………………………</w:t>
+      </w:r>
+      <w:r>
+        <w:rPr>
+          <w:rFonts w:ascii="Calibri" w:hAnsi="Calibri" w:cs="Calibri"/>
           <w:sz w:val="32"/>
           <w:szCs w:val="32"/>
         </w:rPr>
-        <w:t>…..</w:t>
-      </w:r>
-      <w:proofErr w:type="gramEnd"/>
-      <w:r>
-        <w:rPr>
-          <w:rFonts w:ascii="Carlito" w:hAnsi="Carlito" w:cs="Carlito"/>
+        <w:t>………………………..</w:t>
+      </w:r>
+      <w:r>
+        <w:rPr>
+          <w:rFonts w:ascii="Calibri" w:hAnsi="Calibri" w:cs="Calibri"/>
           <w:sz w:val="32"/>
           <w:szCs w:val="32"/>
         </w:rPr>
-        <w:t>4</w:t>
-      </w:r>
-    </w:p>
-    <w:p>
-      <w:pPr>
-        <w:jc w:val="both"/>
-        <w:rPr>
-          <w:rFonts w:ascii="Carlito" w:hAnsi="Carlito" w:cs="Carlito"/>
+        <w:t>.</w:t>
+      </w:r>
+    </w:p>
+    <w:p>
+      <w:pPr>
+        <w:jc w:val="both"/>
+        <w:rPr>
+          <w:rFonts w:ascii="Calibri" w:hAnsi="Calibri" w:cs="Calibri"/>
           <w:sz w:val="32"/>
           <w:szCs w:val="32"/>
         </w:rPr>
@@ -123,7 +153,7 @@
       <w:pPr>
         <w:jc w:val="both"/>
         <w:rPr>
-          <w:rFonts w:ascii="Carlito" w:hAnsi="Carlito" w:cs="Carlito"/>
+          <w:rFonts w:ascii="Calibri" w:hAnsi="Calibri" w:cs="Calibri"/>
           <w:sz w:val="32"/>
           <w:szCs w:val="32"/>
         </w:rPr>
@@ -132,14 +162,14 @@
     <w:p>
       <w:pPr>
         <w:rPr>
-          <w:rFonts w:ascii="Carlito" w:hAnsi="Carlito" w:cs="Carlito"/>
+          <w:rFonts w:ascii="Calibri" w:hAnsi="Calibri" w:cs="Calibri"/>
           <w:sz w:val="32"/>
           <w:szCs w:val="32"/>
         </w:rPr>
       </w:pPr>
       <w:r>
         <w:rPr>
-          <w:rFonts w:ascii="Carlito" w:hAnsi="Carlito" w:cs="Carlito"/>
+          <w:rFonts w:ascii="Calibri" w:hAnsi="Calibri" w:cs="Calibri"/>
           <w:sz w:val="32"/>
           <w:szCs w:val="32"/>
         </w:rPr>
@@ -150,20 +180,20 @@
       <w:pPr>
         <w:jc w:val="both"/>
         <w:rPr>
-          <w:rFonts w:ascii="Carlito" w:hAnsi="Carlito" w:cs="Carlito"/>
-          <w:b/>
-          <w:bCs/>
-          <w:sz w:val="32"/>
-          <w:szCs w:val="32"/>
-        </w:rPr>
-      </w:pPr>
-      <w:r>
-        <w:rPr>
-          <w:rFonts w:ascii="Carlito" w:hAnsi="Carlito" w:cs="Carlito"/>
-          <w:b/>
-          <w:bCs/>
-          <w:sz w:val="32"/>
-          <w:szCs w:val="32"/>
+          <w:rFonts w:ascii="Calibri" w:hAnsi="Calibri" w:cs="Calibri"/>
+          <w:b/>
+          <w:bCs/>
+          <w:sz w:val="36"/>
+          <w:szCs w:val="36"/>
+        </w:rPr>
+      </w:pPr>
+      <w:r>
+        <w:rPr>
+          <w:rFonts w:ascii="Calibri" w:hAnsi="Calibri" w:cs="Calibri"/>
+          <w:b/>
+          <w:bCs/>
+          <w:sz w:val="36"/>
+          <w:szCs w:val="36"/>
         </w:rPr>
         <w:lastRenderedPageBreak/>
         <w:t>Slope:</w:t>
@@ -173,24 +203,24 @@
       <w:pPr>
         <w:jc w:val="both"/>
         <w:rPr>
-          <w:rFonts w:ascii="Carlito" w:hAnsi="Carlito" w:cs="Carlito"/>
-          <w:sz w:val="32"/>
-          <w:szCs w:val="32"/>
-        </w:rPr>
-      </w:pPr>
-      <w:r>
-        <w:rPr>
-          <w:rFonts w:ascii="Carlito" w:hAnsi="Carlito" w:cs="Carlito"/>
-          <w:sz w:val="32"/>
-          <w:szCs w:val="32"/>
+          <w:rFonts w:ascii="Calibri" w:hAnsi="Calibri" w:cs="Calibri"/>
+          <w:sz w:val="36"/>
+          <w:szCs w:val="36"/>
+        </w:rPr>
+      </w:pPr>
+      <w:r>
+        <w:rPr>
+          <w:rFonts w:ascii="Calibri" w:hAnsi="Calibri" w:cs="Calibri"/>
+          <w:sz w:val="36"/>
+          <w:szCs w:val="36"/>
         </w:rPr>
         <w:t xml:space="preserve"># </w:t>
       </w:r>
       <w:r>
         <w:rPr>
-          <w:rFonts w:ascii="Carlito" w:hAnsi="Carlito" w:cs="Carlito"/>
-          <w:sz w:val="32"/>
-          <w:szCs w:val="32"/>
+          <w:rFonts w:ascii="Calibri" w:hAnsi="Calibri" w:cs="Calibri"/>
+          <w:sz w:val="36"/>
+          <w:szCs w:val="36"/>
         </w:rPr>
         <w:t>The equation of a straight line (Slope or Dhal) is written as:</w:t>
       </w:r>
@@ -199,26 +229,26 @@
       <w:pPr>
         <w:jc w:val="both"/>
         <w:rPr>
-          <w:rFonts w:ascii="Carlito" w:hAnsi="Carlito" w:cs="Carlito"/>
-          <w:sz w:val="32"/>
-          <w:szCs w:val="32"/>
-        </w:rPr>
-      </w:pPr>
-      <w:r>
-        <w:rPr>
-          <w:rFonts w:ascii="Carlito" w:hAnsi="Carlito" w:cs="Carlito"/>
-          <w:b/>
-          <w:bCs/>
-          <w:sz w:val="32"/>
-          <w:szCs w:val="32"/>
+          <w:rFonts w:ascii="Calibri" w:hAnsi="Calibri" w:cs="Calibri"/>
+          <w:sz w:val="36"/>
+          <w:szCs w:val="36"/>
+        </w:rPr>
+      </w:pPr>
+      <w:r>
+        <w:rPr>
+          <w:rFonts w:ascii="Calibri" w:hAnsi="Calibri" w:cs="Calibri"/>
+          <w:b/>
+          <w:bCs/>
+          <w:sz w:val="36"/>
+          <w:szCs w:val="36"/>
         </w:rPr>
         <w:t>y = mx + c</w:t>
       </w:r>
       <w:r>
         <w:rPr>
-          <w:rFonts w:ascii="Carlito" w:hAnsi="Carlito" w:cs="Carlito"/>
-          <w:sz w:val="32"/>
-          <w:szCs w:val="32"/>
+          <w:rFonts w:ascii="Calibri" w:hAnsi="Calibri" w:cs="Calibri"/>
+          <w:sz w:val="36"/>
+          <w:szCs w:val="36"/>
         </w:rPr>
         <w:t>.</w:t>
       </w:r>
@@ -227,24 +257,24 @@
       <w:pPr>
         <w:jc w:val="both"/>
         <w:rPr>
-          <w:rFonts w:ascii="Carlito" w:hAnsi="Carlito" w:cs="Carlito"/>
-          <w:sz w:val="32"/>
-          <w:szCs w:val="32"/>
-        </w:rPr>
-      </w:pPr>
-      <w:r>
-        <w:rPr>
-          <w:rFonts w:ascii="Carlito" w:hAnsi="Carlito" w:cs="Carlito"/>
-          <w:sz w:val="32"/>
-          <w:szCs w:val="32"/>
+          <w:rFonts w:ascii="Calibri" w:hAnsi="Calibri" w:cs="Calibri"/>
+          <w:sz w:val="36"/>
+          <w:szCs w:val="36"/>
+        </w:rPr>
+      </w:pPr>
+      <w:r>
+        <w:rPr>
+          <w:rFonts w:ascii="Calibri" w:hAnsi="Calibri" w:cs="Calibri"/>
+          <w:sz w:val="36"/>
+          <w:szCs w:val="36"/>
         </w:rPr>
         <w:t xml:space="preserve"># </w:t>
       </w:r>
       <w:r>
         <w:rPr>
-          <w:rFonts w:ascii="Carlito" w:hAnsi="Carlito" w:cs="Carlito"/>
-          <w:sz w:val="32"/>
-          <w:szCs w:val="32"/>
+          <w:rFonts w:ascii="Calibri" w:hAnsi="Calibri" w:cs="Calibri"/>
+          <w:sz w:val="36"/>
+          <w:szCs w:val="36"/>
         </w:rPr>
         <w:t>Where:</w:t>
       </w:r>
@@ -258,104 +288,104 @@
         </w:numPr>
         <w:jc w:val="both"/>
         <w:rPr>
-          <w:rFonts w:ascii="Carlito" w:hAnsi="Carlito" w:cs="Carlito"/>
-          <w:sz w:val="32"/>
-          <w:szCs w:val="32"/>
-        </w:rPr>
-      </w:pPr>
-      <w:r>
-        <w:rPr>
-          <w:rFonts w:ascii="Carlito" w:hAnsi="Carlito" w:cs="Carlito"/>
-          <w:b/>
-          <w:bCs/>
-          <w:sz w:val="32"/>
-          <w:szCs w:val="32"/>
+          <w:rFonts w:ascii="Calibri" w:hAnsi="Calibri" w:cs="Calibri"/>
+          <w:sz w:val="36"/>
+          <w:szCs w:val="36"/>
+        </w:rPr>
+      </w:pPr>
+      <w:r>
+        <w:rPr>
+          <w:rFonts w:ascii="Calibri" w:hAnsi="Calibri" w:cs="Calibri"/>
+          <w:b/>
+          <w:bCs/>
+          <w:sz w:val="36"/>
+          <w:szCs w:val="36"/>
         </w:rPr>
         <w:t>y</w:t>
       </w:r>
       <w:r>
         <w:rPr>
-          <w:rFonts w:ascii="Carlito" w:hAnsi="Carlito" w:cs="Carlito"/>
-          <w:sz w:val="32"/>
-          <w:szCs w:val="32"/>
+          <w:rFonts w:ascii="Calibri" w:hAnsi="Calibri" w:cs="Calibri"/>
+          <w:sz w:val="36"/>
+          <w:szCs w:val="36"/>
         </w:rPr>
         <w:t xml:space="preserve"> is </w:t>
       </w:r>
       <w:r>
         <w:rPr>
-          <w:rFonts w:ascii="Carlito" w:hAnsi="Carlito" w:cs="Carlito"/>
-          <w:sz w:val="32"/>
-          <w:szCs w:val="32"/>
+          <w:rFonts w:ascii="Calibri" w:hAnsi="Calibri" w:cs="Calibri"/>
+          <w:sz w:val="36"/>
+          <w:szCs w:val="36"/>
         </w:rPr>
         <w:t xml:space="preserve">the </w:t>
       </w:r>
       <w:r>
         <w:rPr>
-          <w:rFonts w:ascii="Carlito" w:hAnsi="Carlito" w:cs="Carlito"/>
-          <w:sz w:val="32"/>
-          <w:szCs w:val="32"/>
+          <w:rFonts w:ascii="Calibri" w:hAnsi="Calibri" w:cs="Calibri"/>
+          <w:sz w:val="36"/>
+          <w:szCs w:val="36"/>
         </w:rPr>
         <w:t>dependent</w:t>
       </w:r>
       <w:r>
         <w:rPr>
-          <w:rFonts w:ascii="Carlito" w:hAnsi="Carlito" w:cs="Carlito"/>
-          <w:sz w:val="32"/>
-          <w:szCs w:val="32"/>
+          <w:rFonts w:ascii="Calibri" w:hAnsi="Calibri" w:cs="Calibri"/>
+          <w:sz w:val="36"/>
+          <w:szCs w:val="36"/>
         </w:rPr>
         <w:t xml:space="preserve"> variable (Output) or the value we are trying to predict. Its value is determined by </w:t>
       </w:r>
       <w:r>
         <w:rPr>
-          <w:rFonts w:ascii="Carlito" w:hAnsi="Carlito" w:cs="Carlito"/>
-          <w:b/>
-          <w:bCs/>
-          <w:sz w:val="32"/>
-          <w:szCs w:val="32"/>
+          <w:rFonts w:ascii="Calibri" w:hAnsi="Calibri" w:cs="Calibri"/>
+          <w:b/>
+          <w:bCs/>
+          <w:sz w:val="36"/>
+          <w:szCs w:val="36"/>
         </w:rPr>
         <w:t>x</w:t>
       </w:r>
       <w:r>
         <w:rPr>
-          <w:rFonts w:ascii="Carlito" w:hAnsi="Carlito" w:cs="Carlito"/>
-          <w:sz w:val="32"/>
-          <w:szCs w:val="32"/>
+          <w:rFonts w:ascii="Calibri" w:hAnsi="Calibri" w:cs="Calibri"/>
+          <w:sz w:val="36"/>
+          <w:szCs w:val="36"/>
         </w:rPr>
         <w:t xml:space="preserve">. If </w:t>
       </w:r>
       <w:r>
         <w:rPr>
-          <w:rFonts w:ascii="Carlito" w:hAnsi="Carlito" w:cs="Carlito"/>
-          <w:b/>
-          <w:bCs/>
-          <w:sz w:val="32"/>
-          <w:szCs w:val="32"/>
+          <w:rFonts w:ascii="Calibri" w:hAnsi="Calibri" w:cs="Calibri"/>
+          <w:b/>
+          <w:bCs/>
+          <w:sz w:val="36"/>
+          <w:szCs w:val="36"/>
         </w:rPr>
         <w:t>x</w:t>
       </w:r>
       <w:r>
         <w:rPr>
-          <w:rFonts w:ascii="Carlito" w:hAnsi="Carlito" w:cs="Carlito"/>
-          <w:sz w:val="32"/>
-          <w:szCs w:val="32"/>
+          <w:rFonts w:ascii="Calibri" w:hAnsi="Calibri" w:cs="Calibri"/>
+          <w:sz w:val="36"/>
+          <w:szCs w:val="36"/>
         </w:rPr>
         <w:t xml:space="preserve"> changes, </w:t>
       </w:r>
       <w:r>
         <w:rPr>
-          <w:rFonts w:ascii="Carlito" w:hAnsi="Carlito" w:cs="Carlito"/>
-          <w:b/>
-          <w:bCs/>
-          <w:sz w:val="32"/>
-          <w:szCs w:val="32"/>
+          <w:rFonts w:ascii="Calibri" w:hAnsi="Calibri" w:cs="Calibri"/>
+          <w:b/>
+          <w:bCs/>
+          <w:sz w:val="36"/>
+          <w:szCs w:val="36"/>
         </w:rPr>
         <w:t>y</w:t>
       </w:r>
       <w:r>
         <w:rPr>
-          <w:rFonts w:ascii="Carlito" w:hAnsi="Carlito" w:cs="Carlito"/>
-          <w:sz w:val="32"/>
-          <w:szCs w:val="32"/>
+          <w:rFonts w:ascii="Calibri" w:hAnsi="Calibri" w:cs="Calibri"/>
+          <w:sz w:val="36"/>
+          <w:szCs w:val="36"/>
         </w:rPr>
         <w:t xml:space="preserve"> changes as a result.</w:t>
       </w:r>
@@ -369,34 +399,34 @@
         </w:numPr>
         <w:jc w:val="both"/>
         <w:rPr>
-          <w:rFonts w:ascii="Carlito" w:hAnsi="Carlito" w:cs="Carlito"/>
-          <w:sz w:val="32"/>
-          <w:szCs w:val="32"/>
-        </w:rPr>
-      </w:pPr>
-      <w:r>
-        <w:rPr>
-          <w:rFonts w:ascii="Carlito" w:hAnsi="Carlito" w:cs="Carlito"/>
-          <w:b/>
-          <w:bCs/>
-          <w:sz w:val="32"/>
-          <w:szCs w:val="32"/>
+          <w:rFonts w:ascii="Calibri" w:hAnsi="Calibri" w:cs="Calibri"/>
+          <w:sz w:val="36"/>
+          <w:szCs w:val="36"/>
+        </w:rPr>
+      </w:pPr>
+      <w:r>
+        <w:rPr>
+          <w:rFonts w:ascii="Calibri" w:hAnsi="Calibri" w:cs="Calibri"/>
+          <w:b/>
+          <w:bCs/>
+          <w:sz w:val="36"/>
+          <w:szCs w:val="36"/>
         </w:rPr>
         <w:t>m</w:t>
       </w:r>
       <w:r>
         <w:rPr>
-          <w:rFonts w:ascii="Carlito" w:hAnsi="Carlito" w:cs="Carlito"/>
-          <w:sz w:val="32"/>
-          <w:szCs w:val="32"/>
+          <w:rFonts w:ascii="Calibri" w:hAnsi="Calibri" w:cs="Calibri"/>
+          <w:sz w:val="36"/>
+          <w:szCs w:val="36"/>
         </w:rPr>
         <w:t xml:space="preserve"> is </w:t>
       </w:r>
       <w:r>
         <w:rPr>
-          <w:rFonts w:ascii="Carlito" w:hAnsi="Carlito" w:cs="Carlito"/>
-          <w:sz w:val="32"/>
-          <w:szCs w:val="32"/>
+          <w:rFonts w:ascii="Calibri" w:hAnsi="Calibri" w:cs="Calibri"/>
+          <w:sz w:val="36"/>
+          <w:szCs w:val="36"/>
         </w:rPr>
         <w:t>the slope (Steepness and Direction). It controls how steep the line is and which direction it leans:</w:t>
       </w:r>
@@ -410,54 +440,36 @@
         </w:numPr>
         <w:jc w:val="both"/>
         <w:rPr>
-          <w:rFonts w:ascii="Carlito" w:hAnsi="Carlito" w:cs="Carlito"/>
-          <w:sz w:val="32"/>
-          <w:szCs w:val="32"/>
-        </w:rPr>
-      </w:pPr>
-      <w:r>
-        <w:rPr>
-          <w:rFonts w:ascii="Carlito" w:hAnsi="Carlito" w:cs="Carlito"/>
-          <w:sz w:val="32"/>
-          <w:szCs w:val="32"/>
+          <w:rFonts w:ascii="Calibri" w:hAnsi="Calibri" w:cs="Calibri"/>
+          <w:sz w:val="36"/>
+          <w:szCs w:val="36"/>
+        </w:rPr>
+      </w:pPr>
+      <w:r>
+        <w:rPr>
+          <w:rFonts w:ascii="Calibri" w:hAnsi="Calibri" w:cs="Calibri"/>
+          <w:sz w:val="36"/>
+          <w:szCs w:val="36"/>
         </w:rPr>
         <w:t xml:space="preserve">If </w:t>
       </w:r>
       <w:r>
         <w:rPr>
-          <w:rFonts w:ascii="Carlito" w:hAnsi="Carlito" w:cs="Carlito"/>
-          <w:b/>
-          <w:bCs/>
-          <w:sz w:val="32"/>
-          <w:szCs w:val="32"/>
+          <w:rFonts w:ascii="Calibri" w:hAnsi="Calibri" w:cs="Calibri"/>
+          <w:b/>
+          <w:bCs/>
+          <w:sz w:val="36"/>
+          <w:szCs w:val="36"/>
         </w:rPr>
         <w:t>m</w:t>
       </w:r>
       <w:r>
         <w:rPr>
-          <w:rFonts w:ascii="Carlito" w:hAnsi="Carlito" w:cs="Carlito"/>
-          <w:sz w:val="32"/>
-          <w:szCs w:val="32"/>
-        </w:rPr>
-        <w:t xml:space="preserve"> &gt; </w:t>
-      </w:r>
-      <w:proofErr w:type="gramStart"/>
-      <w:r>
-        <w:rPr>
-          <w:rFonts w:ascii="Carlito" w:hAnsi="Carlito" w:cs="Carlito"/>
-          <w:sz w:val="32"/>
-          <w:szCs w:val="32"/>
-        </w:rPr>
-        <w:t>0  →</w:t>
-      </w:r>
-      <w:proofErr w:type="gramEnd"/>
-      <w:r>
-        <w:rPr>
-          <w:rFonts w:ascii="Carlito" w:hAnsi="Carlito" w:cs="Carlito"/>
-          <w:sz w:val="32"/>
-          <w:szCs w:val="32"/>
-        </w:rPr>
-        <w:t xml:space="preserve">  line tilts upward (positive slope)</w:t>
+          <w:rFonts w:ascii="Calibri" w:hAnsi="Calibri" w:cs="Calibri"/>
+          <w:sz w:val="36"/>
+          <w:szCs w:val="36"/>
+        </w:rPr>
+        <w:t xml:space="preserve"> &gt; 0  →  line tilts upward (positive slope)</w:t>
       </w:r>
     </w:p>
     <w:p>
@@ -469,54 +481,36 @@
         </w:numPr>
         <w:jc w:val="both"/>
         <w:rPr>
-          <w:rFonts w:ascii="Carlito" w:hAnsi="Carlito" w:cs="Carlito"/>
-          <w:sz w:val="32"/>
-          <w:szCs w:val="32"/>
-        </w:rPr>
-      </w:pPr>
-      <w:r>
-        <w:rPr>
-          <w:rFonts w:ascii="Carlito" w:hAnsi="Carlito" w:cs="Carlito"/>
-          <w:sz w:val="32"/>
-          <w:szCs w:val="32"/>
+          <w:rFonts w:ascii="Calibri" w:hAnsi="Calibri" w:cs="Calibri"/>
+          <w:sz w:val="36"/>
+          <w:szCs w:val="36"/>
+        </w:rPr>
+      </w:pPr>
+      <w:r>
+        <w:rPr>
+          <w:rFonts w:ascii="Calibri" w:hAnsi="Calibri" w:cs="Calibri"/>
+          <w:sz w:val="36"/>
+          <w:szCs w:val="36"/>
         </w:rPr>
         <w:t>If</w:t>
       </w:r>
       <w:r>
         <w:rPr>
-          <w:rFonts w:ascii="Carlito" w:hAnsi="Carlito" w:cs="Carlito"/>
-          <w:b/>
-          <w:bCs/>
-          <w:sz w:val="32"/>
-          <w:szCs w:val="32"/>
+          <w:rFonts w:ascii="Calibri" w:hAnsi="Calibri" w:cs="Calibri"/>
+          <w:b/>
+          <w:bCs/>
+          <w:sz w:val="36"/>
+          <w:szCs w:val="36"/>
         </w:rPr>
         <w:t xml:space="preserve"> m</w:t>
       </w:r>
       <w:r>
         <w:rPr>
-          <w:rFonts w:ascii="Carlito" w:hAnsi="Carlito" w:cs="Carlito"/>
-          <w:sz w:val="32"/>
-          <w:szCs w:val="32"/>
-        </w:rPr>
-        <w:t xml:space="preserve"> &lt; </w:t>
-      </w:r>
-      <w:proofErr w:type="gramStart"/>
-      <w:r>
-        <w:rPr>
-          <w:rFonts w:ascii="Carlito" w:hAnsi="Carlito" w:cs="Carlito"/>
-          <w:sz w:val="32"/>
-          <w:szCs w:val="32"/>
-        </w:rPr>
-        <w:t>0  →</w:t>
-      </w:r>
-      <w:proofErr w:type="gramEnd"/>
-      <w:r>
-        <w:rPr>
-          <w:rFonts w:ascii="Carlito" w:hAnsi="Carlito" w:cs="Carlito"/>
-          <w:sz w:val="32"/>
-          <w:szCs w:val="32"/>
-        </w:rPr>
-        <w:t xml:space="preserve">  line tilts downward (negative slope)</w:t>
+          <w:rFonts w:ascii="Calibri" w:hAnsi="Calibri" w:cs="Calibri"/>
+          <w:sz w:val="36"/>
+          <w:szCs w:val="36"/>
+        </w:rPr>
+        <w:t xml:space="preserve"> &lt; 0  →  line tilts downward (negative slope)</w:t>
       </w:r>
     </w:p>
     <w:p>
@@ -528,54 +522,36 @@
         </w:numPr>
         <w:jc w:val="both"/>
         <w:rPr>
-          <w:rFonts w:ascii="Carlito" w:hAnsi="Carlito" w:cs="Carlito"/>
-          <w:sz w:val="32"/>
-          <w:szCs w:val="32"/>
-        </w:rPr>
-      </w:pPr>
-      <w:r>
-        <w:rPr>
-          <w:rFonts w:ascii="Carlito" w:hAnsi="Carlito" w:cs="Carlito"/>
-          <w:sz w:val="32"/>
-          <w:szCs w:val="32"/>
+          <w:rFonts w:ascii="Calibri" w:hAnsi="Calibri" w:cs="Calibri"/>
+          <w:sz w:val="36"/>
+          <w:szCs w:val="36"/>
+        </w:rPr>
+      </w:pPr>
+      <w:r>
+        <w:rPr>
+          <w:rFonts w:ascii="Calibri" w:hAnsi="Calibri" w:cs="Calibri"/>
+          <w:sz w:val="36"/>
+          <w:szCs w:val="36"/>
         </w:rPr>
         <w:t xml:space="preserve">If </w:t>
       </w:r>
       <w:r>
         <w:rPr>
-          <w:rFonts w:ascii="Carlito" w:hAnsi="Carlito" w:cs="Carlito"/>
-          <w:b/>
-          <w:bCs/>
-          <w:sz w:val="32"/>
-          <w:szCs w:val="32"/>
+          <w:rFonts w:ascii="Calibri" w:hAnsi="Calibri" w:cs="Calibri"/>
+          <w:b/>
+          <w:bCs/>
+          <w:sz w:val="36"/>
+          <w:szCs w:val="36"/>
         </w:rPr>
         <w:t>m</w:t>
       </w:r>
       <w:r>
         <w:rPr>
-          <w:rFonts w:ascii="Carlito" w:hAnsi="Carlito" w:cs="Carlito"/>
-          <w:sz w:val="32"/>
-          <w:szCs w:val="32"/>
-        </w:rPr>
-        <w:t xml:space="preserve"> = </w:t>
-      </w:r>
-      <w:proofErr w:type="gramStart"/>
-      <w:r>
-        <w:rPr>
-          <w:rFonts w:ascii="Carlito" w:hAnsi="Carlito" w:cs="Carlito"/>
-          <w:sz w:val="32"/>
-          <w:szCs w:val="32"/>
-        </w:rPr>
-        <w:t>0  →</w:t>
-      </w:r>
-      <w:proofErr w:type="gramEnd"/>
-      <w:r>
-        <w:rPr>
-          <w:rFonts w:ascii="Carlito" w:hAnsi="Carlito" w:cs="Carlito"/>
-          <w:sz w:val="32"/>
-          <w:szCs w:val="32"/>
-        </w:rPr>
-        <w:t xml:space="preserve">  line is flat, parallel to the x-axis (no relationship)</w:t>
+          <w:rFonts w:ascii="Calibri" w:hAnsi="Calibri" w:cs="Calibri"/>
+          <w:sz w:val="36"/>
+          <w:szCs w:val="36"/>
+        </w:rPr>
+        <w:t xml:space="preserve"> = 0  →  line is flat, parallel to the x-axis (no relationship)</w:t>
       </w:r>
     </w:p>
     <w:p>
@@ -586,60 +562,60 @@
           <w:numId w:val="1"/>
         </w:numPr>
         <w:rPr>
-          <w:rFonts w:ascii="Carlito" w:hAnsi="Carlito" w:cs="Carlito"/>
-          <w:sz w:val="32"/>
-          <w:szCs w:val="32"/>
-        </w:rPr>
-      </w:pPr>
-      <w:r>
-        <w:rPr>
-          <w:rFonts w:ascii="Carlito" w:hAnsi="Carlito" w:cs="Carlito"/>
-          <w:b/>
-          <w:bCs/>
-          <w:sz w:val="32"/>
-          <w:szCs w:val="32"/>
+          <w:rFonts w:ascii="Calibri" w:hAnsi="Calibri" w:cs="Calibri"/>
+          <w:sz w:val="36"/>
+          <w:szCs w:val="36"/>
+        </w:rPr>
+      </w:pPr>
+      <w:r>
+        <w:rPr>
+          <w:rFonts w:ascii="Calibri" w:hAnsi="Calibri" w:cs="Calibri"/>
+          <w:b/>
+          <w:bCs/>
+          <w:sz w:val="36"/>
+          <w:szCs w:val="36"/>
         </w:rPr>
         <w:t>c</w:t>
       </w:r>
       <w:r>
         <w:rPr>
-          <w:rFonts w:ascii="Carlito" w:hAnsi="Carlito" w:cs="Carlito"/>
-          <w:sz w:val="32"/>
-          <w:szCs w:val="32"/>
+          <w:rFonts w:ascii="Calibri" w:hAnsi="Calibri" w:cs="Calibri"/>
+          <w:sz w:val="36"/>
+          <w:szCs w:val="36"/>
         </w:rPr>
         <w:t xml:space="preserve"> is the</w:t>
       </w:r>
       <w:r>
         <w:rPr>
-          <w:rFonts w:ascii="Carlito" w:hAnsi="Carlito" w:cs="Carlito"/>
-          <w:sz w:val="32"/>
-          <w:szCs w:val="32"/>
+          <w:rFonts w:ascii="Calibri" w:hAnsi="Calibri" w:cs="Calibri"/>
+          <w:sz w:val="36"/>
+          <w:szCs w:val="36"/>
         </w:rPr>
         <w:t xml:space="preserve"> </w:t>
       </w:r>
       <w:r>
         <w:rPr>
-          <w:rFonts w:ascii="Carlito" w:hAnsi="Carlito" w:cs="Carlito"/>
-          <w:b/>
-          <w:bCs/>
-          <w:sz w:val="32"/>
-          <w:szCs w:val="32"/>
+          <w:rFonts w:ascii="Calibri" w:hAnsi="Calibri" w:cs="Calibri"/>
+          <w:b/>
+          <w:bCs/>
+          <w:sz w:val="36"/>
+          <w:szCs w:val="36"/>
         </w:rPr>
         <w:t>y</w:t>
       </w:r>
       <w:r>
         <w:rPr>
-          <w:rFonts w:ascii="Carlito" w:hAnsi="Carlito" w:cs="Carlito"/>
-          <w:sz w:val="32"/>
-          <w:szCs w:val="32"/>
+          <w:rFonts w:ascii="Calibri" w:hAnsi="Calibri" w:cs="Calibri"/>
+          <w:sz w:val="36"/>
+          <w:szCs w:val="36"/>
         </w:rPr>
         <w:t xml:space="preserve"> intercept</w:t>
       </w:r>
       <w:r>
         <w:rPr>
-          <w:rFonts w:ascii="Carlito" w:hAnsi="Carlito" w:cs="Carlito"/>
-          <w:sz w:val="32"/>
-          <w:szCs w:val="32"/>
+          <w:rFonts w:ascii="Calibri" w:hAnsi="Calibri" w:cs="Calibri"/>
+          <w:sz w:val="36"/>
+          <w:szCs w:val="36"/>
         </w:rPr>
         <w:t>. The point where the line crosses the y-axis. It shifts the entire line up or down without changing its angle:</w:t>
       </w:r>
@@ -652,54 +628,36 @@
           <w:numId w:val="1"/>
         </w:numPr>
         <w:rPr>
-          <w:rFonts w:ascii="Carlito" w:hAnsi="Carlito" w:cs="Carlito"/>
-          <w:sz w:val="32"/>
-          <w:szCs w:val="32"/>
-        </w:rPr>
-      </w:pPr>
-      <w:r>
-        <w:rPr>
-          <w:rFonts w:ascii="Carlito" w:hAnsi="Carlito" w:cs="Carlito"/>
-          <w:sz w:val="32"/>
-          <w:szCs w:val="32"/>
+          <w:rFonts w:ascii="Calibri" w:hAnsi="Calibri" w:cs="Calibri"/>
+          <w:sz w:val="36"/>
+          <w:szCs w:val="36"/>
+        </w:rPr>
+      </w:pPr>
+      <w:r>
+        <w:rPr>
+          <w:rFonts w:ascii="Calibri" w:hAnsi="Calibri" w:cs="Calibri"/>
+          <w:sz w:val="36"/>
+          <w:szCs w:val="36"/>
         </w:rPr>
         <w:t xml:space="preserve">If </w:t>
       </w:r>
       <w:r>
         <w:rPr>
-          <w:rFonts w:ascii="Carlito" w:hAnsi="Carlito" w:cs="Carlito"/>
-          <w:b/>
-          <w:bCs/>
-          <w:sz w:val="32"/>
-          <w:szCs w:val="32"/>
+          <w:rFonts w:ascii="Calibri" w:hAnsi="Calibri" w:cs="Calibri"/>
+          <w:b/>
+          <w:bCs/>
+          <w:sz w:val="36"/>
+          <w:szCs w:val="36"/>
         </w:rPr>
         <w:t>c</w:t>
       </w:r>
       <w:r>
         <w:rPr>
-          <w:rFonts w:ascii="Carlito" w:hAnsi="Carlito" w:cs="Carlito"/>
-          <w:sz w:val="32"/>
-          <w:szCs w:val="32"/>
-        </w:rPr>
-        <w:t xml:space="preserve"> &gt; </w:t>
-      </w:r>
-      <w:proofErr w:type="gramStart"/>
-      <w:r>
-        <w:rPr>
-          <w:rFonts w:ascii="Carlito" w:hAnsi="Carlito" w:cs="Carlito"/>
-          <w:sz w:val="32"/>
-          <w:szCs w:val="32"/>
-        </w:rPr>
-        <w:t>0  →</w:t>
-      </w:r>
-      <w:proofErr w:type="gramEnd"/>
-      <w:r>
-        <w:rPr>
-          <w:rFonts w:ascii="Carlito" w:hAnsi="Carlito" w:cs="Carlito"/>
-          <w:sz w:val="32"/>
-          <w:szCs w:val="32"/>
-        </w:rPr>
-        <w:t xml:space="preserve">  line crosses y-axis above the origin</w:t>
+          <w:rFonts w:ascii="Calibri" w:hAnsi="Calibri" w:cs="Calibri"/>
+          <w:sz w:val="36"/>
+          <w:szCs w:val="36"/>
+        </w:rPr>
+        <w:t xml:space="preserve"> &gt; 0  →  line crosses y-axis above the origin</w:t>
       </w:r>
     </w:p>
     <w:p>
@@ -710,54 +668,36 @@
           <w:numId w:val="1"/>
         </w:numPr>
         <w:rPr>
-          <w:rFonts w:ascii="Carlito" w:hAnsi="Carlito" w:cs="Carlito"/>
-          <w:sz w:val="32"/>
-          <w:szCs w:val="32"/>
-        </w:rPr>
-      </w:pPr>
-      <w:r>
-        <w:rPr>
-          <w:rFonts w:ascii="Carlito" w:hAnsi="Carlito" w:cs="Carlito"/>
-          <w:sz w:val="32"/>
-          <w:szCs w:val="32"/>
+          <w:rFonts w:ascii="Calibri" w:hAnsi="Calibri" w:cs="Calibri"/>
+          <w:sz w:val="36"/>
+          <w:szCs w:val="36"/>
+        </w:rPr>
+      </w:pPr>
+      <w:r>
+        <w:rPr>
+          <w:rFonts w:ascii="Calibri" w:hAnsi="Calibri" w:cs="Calibri"/>
+          <w:sz w:val="36"/>
+          <w:szCs w:val="36"/>
         </w:rPr>
         <w:t xml:space="preserve">If </w:t>
       </w:r>
       <w:r>
         <w:rPr>
-          <w:rFonts w:ascii="Carlito" w:hAnsi="Carlito" w:cs="Carlito"/>
-          <w:b/>
-          <w:bCs/>
-          <w:sz w:val="32"/>
-          <w:szCs w:val="32"/>
+          <w:rFonts w:ascii="Calibri" w:hAnsi="Calibri" w:cs="Calibri"/>
+          <w:b/>
+          <w:bCs/>
+          <w:sz w:val="36"/>
+          <w:szCs w:val="36"/>
         </w:rPr>
         <w:t>c</w:t>
       </w:r>
       <w:r>
         <w:rPr>
-          <w:rFonts w:ascii="Carlito" w:hAnsi="Carlito" w:cs="Carlito"/>
-          <w:sz w:val="32"/>
-          <w:szCs w:val="32"/>
-        </w:rPr>
-        <w:t xml:space="preserve"> &lt; </w:t>
-      </w:r>
-      <w:proofErr w:type="gramStart"/>
-      <w:r>
-        <w:rPr>
-          <w:rFonts w:ascii="Carlito" w:hAnsi="Carlito" w:cs="Carlito"/>
-          <w:sz w:val="32"/>
-          <w:szCs w:val="32"/>
-        </w:rPr>
-        <w:t>0  →</w:t>
-      </w:r>
-      <w:proofErr w:type="gramEnd"/>
-      <w:r>
-        <w:rPr>
-          <w:rFonts w:ascii="Carlito" w:hAnsi="Carlito" w:cs="Carlito"/>
-          <w:sz w:val="32"/>
-          <w:szCs w:val="32"/>
-        </w:rPr>
-        <w:t xml:space="preserve">  line crosses y-axis below the origin</w:t>
+          <w:rFonts w:ascii="Calibri" w:hAnsi="Calibri" w:cs="Calibri"/>
+          <w:sz w:val="36"/>
+          <w:szCs w:val="36"/>
+        </w:rPr>
+        <w:t xml:space="preserve"> &lt; 0  →  line crosses y-axis below the origin</w:t>
       </w:r>
     </w:p>
     <w:p>
@@ -768,160 +708,142 @@
           <w:numId w:val="1"/>
         </w:numPr>
         <w:rPr>
-          <w:rFonts w:ascii="Carlito" w:hAnsi="Carlito" w:cs="Carlito"/>
-          <w:sz w:val="32"/>
-          <w:szCs w:val="32"/>
-        </w:rPr>
-      </w:pPr>
-      <w:r>
-        <w:rPr>
-          <w:rFonts w:ascii="Carlito" w:hAnsi="Carlito" w:cs="Carlito"/>
-          <w:sz w:val="32"/>
-          <w:szCs w:val="32"/>
+          <w:rFonts w:ascii="Calibri" w:hAnsi="Calibri" w:cs="Calibri"/>
+          <w:sz w:val="36"/>
+          <w:szCs w:val="36"/>
+        </w:rPr>
+      </w:pPr>
+      <w:r>
+        <w:rPr>
+          <w:rFonts w:ascii="Calibri" w:hAnsi="Calibri" w:cs="Calibri"/>
+          <w:sz w:val="36"/>
+          <w:szCs w:val="36"/>
         </w:rPr>
         <w:t xml:space="preserve">If </w:t>
       </w:r>
       <w:r>
         <w:rPr>
-          <w:rFonts w:ascii="Carlito" w:hAnsi="Carlito" w:cs="Carlito"/>
-          <w:b/>
-          <w:bCs/>
-          <w:sz w:val="32"/>
-          <w:szCs w:val="32"/>
+          <w:rFonts w:ascii="Calibri" w:hAnsi="Calibri" w:cs="Calibri"/>
+          <w:b/>
+          <w:bCs/>
+          <w:sz w:val="36"/>
+          <w:szCs w:val="36"/>
         </w:rPr>
         <w:t>c</w:t>
       </w:r>
       <w:r>
         <w:rPr>
-          <w:rFonts w:ascii="Carlito" w:hAnsi="Carlito" w:cs="Carlito"/>
-          <w:sz w:val="32"/>
-          <w:szCs w:val="32"/>
-        </w:rPr>
-        <w:t xml:space="preserve"> = </w:t>
-      </w:r>
-      <w:proofErr w:type="gramStart"/>
-      <w:r>
-        <w:rPr>
-          <w:rFonts w:ascii="Carlito" w:hAnsi="Carlito" w:cs="Carlito"/>
-          <w:sz w:val="32"/>
-          <w:szCs w:val="32"/>
-        </w:rPr>
-        <w:t>0  →</w:t>
-      </w:r>
-      <w:proofErr w:type="gramEnd"/>
-      <w:r>
-        <w:rPr>
-          <w:rFonts w:ascii="Carlito" w:hAnsi="Carlito" w:cs="Carlito"/>
-          <w:sz w:val="32"/>
-          <w:szCs w:val="32"/>
-        </w:rPr>
-        <w:t xml:space="preserve">  line passes through the origin (0, 0)</w:t>
-      </w:r>
-    </w:p>
-    <w:p>
-      <w:pPr>
-        <w:jc w:val="both"/>
-        <w:rPr>
-          <w:rFonts w:ascii="Carlito" w:hAnsi="Carlito" w:cs="Carlito"/>
-          <w:sz w:val="32"/>
-          <w:szCs w:val="32"/>
-        </w:rPr>
-      </w:pPr>
-    </w:p>
-    <w:p>
-      <w:pPr>
-        <w:jc w:val="both"/>
-        <w:rPr>
-          <w:rFonts w:ascii="Carlito" w:hAnsi="Carlito" w:cs="Carlito"/>
-          <w:sz w:val="32"/>
-          <w:szCs w:val="32"/>
-        </w:rPr>
-      </w:pPr>
-      <w:r>
-        <w:rPr>
-          <w:rFonts w:ascii="Carlito" w:hAnsi="Carlito" w:cs="Carlito"/>
-          <w:sz w:val="32"/>
-          <w:szCs w:val="32"/>
+          <w:rFonts w:ascii="Calibri" w:hAnsi="Calibri" w:cs="Calibri"/>
+          <w:sz w:val="36"/>
+          <w:szCs w:val="36"/>
+        </w:rPr>
+        <w:t xml:space="preserve"> = 0  →  line passes through the origin (0, 0)</w:t>
+      </w:r>
+    </w:p>
+    <w:p>
+      <w:pPr>
+        <w:jc w:val="both"/>
+        <w:rPr>
+          <w:rFonts w:ascii="Calibri" w:hAnsi="Calibri" w:cs="Calibri"/>
+          <w:sz w:val="36"/>
+          <w:szCs w:val="36"/>
+        </w:rPr>
+      </w:pPr>
+    </w:p>
+    <w:p>
+      <w:pPr>
+        <w:jc w:val="both"/>
+        <w:rPr>
+          <w:rFonts w:ascii="Calibri" w:hAnsi="Calibri" w:cs="Calibri"/>
+          <w:sz w:val="36"/>
+          <w:szCs w:val="36"/>
+        </w:rPr>
+      </w:pPr>
+      <w:r>
+        <w:rPr>
+          <w:rFonts w:ascii="Calibri" w:hAnsi="Calibri" w:cs="Calibri"/>
+          <w:sz w:val="36"/>
+          <w:szCs w:val="36"/>
         </w:rPr>
         <w:t>#</w:t>
       </w:r>
       <w:r>
         <w:rPr>
-          <w:rFonts w:ascii="Carlito" w:hAnsi="Carlito" w:cs="Carlito"/>
-          <w:sz w:val="32"/>
-          <w:szCs w:val="32"/>
+          <w:rFonts w:ascii="Calibri" w:hAnsi="Calibri" w:cs="Calibri"/>
+          <w:sz w:val="36"/>
+          <w:szCs w:val="36"/>
         </w:rPr>
         <w:t xml:space="preserve"> By changing </w:t>
       </w:r>
       <w:r>
         <w:rPr>
-          <w:rFonts w:ascii="Carlito" w:hAnsi="Carlito" w:cs="Carlito"/>
-          <w:b/>
-          <w:bCs/>
-          <w:sz w:val="32"/>
-          <w:szCs w:val="32"/>
+          <w:rFonts w:ascii="Calibri" w:hAnsi="Calibri" w:cs="Calibri"/>
+          <w:b/>
+          <w:bCs/>
+          <w:sz w:val="36"/>
+          <w:szCs w:val="36"/>
         </w:rPr>
         <w:t xml:space="preserve">m </w:t>
       </w:r>
       <w:r>
         <w:rPr>
-          <w:rFonts w:ascii="Carlito" w:hAnsi="Carlito" w:cs="Carlito"/>
-          <w:sz w:val="32"/>
-          <w:szCs w:val="32"/>
+          <w:rFonts w:ascii="Calibri" w:hAnsi="Calibri" w:cs="Calibri"/>
+          <w:sz w:val="36"/>
+          <w:szCs w:val="36"/>
         </w:rPr>
         <w:t xml:space="preserve">and </w:t>
       </w:r>
       <w:r>
         <w:rPr>
-          <w:rFonts w:ascii="Carlito" w:hAnsi="Carlito" w:cs="Carlito"/>
-          <w:b/>
-          <w:bCs/>
-          <w:sz w:val="32"/>
-          <w:szCs w:val="32"/>
+          <w:rFonts w:ascii="Calibri" w:hAnsi="Calibri" w:cs="Calibri"/>
+          <w:b/>
+          <w:bCs/>
+          <w:sz w:val="36"/>
+          <w:szCs w:val="36"/>
         </w:rPr>
         <w:t>c</w:t>
       </w:r>
       <w:r>
         <w:rPr>
-          <w:rFonts w:ascii="Carlito" w:hAnsi="Carlito" w:cs="Carlito"/>
-          <w:sz w:val="32"/>
-          <w:szCs w:val="32"/>
+          <w:rFonts w:ascii="Calibri" w:hAnsi="Calibri" w:cs="Calibri"/>
+          <w:sz w:val="36"/>
+          <w:szCs w:val="36"/>
         </w:rPr>
         <w:t xml:space="preserve">, we can position and rotate the line anywhere on the graph. The entire goal of Linear Regression is finding the best values of </w:t>
       </w:r>
       <w:r>
         <w:rPr>
-          <w:rFonts w:ascii="Carlito" w:hAnsi="Carlito" w:cs="Carlito"/>
-          <w:b/>
-          <w:bCs/>
-          <w:sz w:val="32"/>
-          <w:szCs w:val="32"/>
+          <w:rFonts w:ascii="Calibri" w:hAnsi="Calibri" w:cs="Calibri"/>
+          <w:b/>
+          <w:bCs/>
+          <w:sz w:val="36"/>
+          <w:szCs w:val="36"/>
         </w:rPr>
         <w:t>m</w:t>
       </w:r>
       <w:r>
         <w:rPr>
-          <w:rFonts w:ascii="Carlito" w:hAnsi="Carlito" w:cs="Carlito"/>
-          <w:sz w:val="32"/>
-          <w:szCs w:val="32"/>
+          <w:rFonts w:ascii="Calibri" w:hAnsi="Calibri" w:cs="Calibri"/>
+          <w:sz w:val="36"/>
+          <w:szCs w:val="36"/>
         </w:rPr>
         <w:t xml:space="preserve"> and </w:t>
       </w:r>
       <w:r>
         <w:rPr>
-          <w:rFonts w:ascii="Carlito" w:hAnsi="Carlito" w:cs="Carlito"/>
-          <w:b/>
-          <w:bCs/>
-          <w:sz w:val="32"/>
-          <w:szCs w:val="32"/>
+          <w:rFonts w:ascii="Calibri" w:hAnsi="Calibri" w:cs="Calibri"/>
+          <w:b/>
+          <w:bCs/>
+          <w:sz w:val="36"/>
+          <w:szCs w:val="36"/>
         </w:rPr>
         <w:t>c</w:t>
       </w:r>
       <w:r>
         <w:rPr>
-          <w:rFonts w:ascii="Carlito" w:hAnsi="Carlito" w:cs="Carlito"/>
-          <w:sz w:val="32"/>
-          <w:szCs w:val="32"/>
+          <w:rFonts w:ascii="Calibri" w:hAnsi="Calibri" w:cs="Calibri"/>
+          <w:sz w:val="36"/>
+          <w:szCs w:val="36"/>
         </w:rPr>
         <w:t>.</w:t>
       </w:r>
@@ -930,17 +852,17 @@
       <w:pPr>
         <w:jc w:val="both"/>
         <w:rPr>
-          <w:rFonts w:ascii="Carlito" w:hAnsi="Carlito" w:cs="Carlito"/>
-          <w:sz w:val="32"/>
-          <w:szCs w:val="32"/>
-        </w:rPr>
-      </w:pPr>
-      <w:r>
-        <w:rPr>
-          <w:rFonts w:ascii="Carlito" w:hAnsi="Carlito" w:cs="Carlito"/>
+          <w:rFonts w:ascii="Calibri" w:hAnsi="Calibri" w:cs="Calibri"/>
+          <w:sz w:val="36"/>
+          <w:szCs w:val="36"/>
+        </w:rPr>
+      </w:pPr>
+      <w:r>
+        <w:rPr>
+          <w:rFonts w:ascii="Calibri" w:hAnsi="Calibri" w:cs="Calibri"/>
           <w:noProof/>
-          <w:sz w:val="32"/>
-          <w:szCs w:val="32"/>
+          <w:sz w:val="36"/>
+          <w:szCs w:val="36"/>
         </w:rPr>
         <w:lastRenderedPageBreak/>
         <w:drawing>
@@ -984,30 +906,30 @@
       <w:pPr>
         <w:jc w:val="both"/>
         <w:rPr>
-          <w:rFonts w:ascii="Carlito" w:hAnsi="Carlito" w:cs="Carlito"/>
-          <w:sz w:val="32"/>
-          <w:szCs w:val="32"/>
-        </w:rPr>
-      </w:pPr>
-    </w:p>
-    <w:p>
-      <w:pPr>
-        <w:jc w:val="both"/>
-        <w:rPr>
-          <w:rFonts w:ascii="Carlito" w:hAnsi="Carlito" w:cs="Carlito"/>
-          <w:b/>
-          <w:bCs/>
-          <w:sz w:val="32"/>
-          <w:szCs w:val="32"/>
-        </w:rPr>
-      </w:pPr>
-      <w:r>
-        <w:rPr>
-          <w:rFonts w:ascii="Carlito" w:hAnsi="Carlito" w:cs="Carlito"/>
-          <w:b/>
-          <w:bCs/>
-          <w:sz w:val="32"/>
-          <w:szCs w:val="32"/>
+          <w:rFonts w:ascii="Calibri" w:hAnsi="Calibri" w:cs="Calibri"/>
+          <w:sz w:val="36"/>
+          <w:szCs w:val="36"/>
+        </w:rPr>
+      </w:pPr>
+    </w:p>
+    <w:p>
+      <w:pPr>
+        <w:jc w:val="both"/>
+        <w:rPr>
+          <w:rFonts w:ascii="Calibri" w:hAnsi="Calibri" w:cs="Calibri"/>
+          <w:b/>
+          <w:bCs/>
+          <w:sz w:val="36"/>
+          <w:szCs w:val="36"/>
+        </w:rPr>
+      </w:pPr>
+      <w:r>
+        <w:rPr>
+          <w:rFonts w:ascii="Calibri" w:hAnsi="Calibri" w:cs="Calibri"/>
+          <w:b/>
+          <w:bCs/>
+          <w:sz w:val="36"/>
+          <w:szCs w:val="36"/>
         </w:rPr>
         <w:t>Regression:</w:t>
       </w:r>
@@ -1016,52 +938,52 @@
       <w:pPr>
         <w:jc w:val="both"/>
         <w:rPr>
-          <w:rFonts w:ascii="Carlito" w:hAnsi="Carlito" w:cs="Carlito"/>
-          <w:sz w:val="32"/>
-          <w:szCs w:val="32"/>
-        </w:rPr>
-      </w:pPr>
-      <w:r>
-        <w:rPr>
-          <w:rFonts w:ascii="Carlito" w:hAnsi="Carlito" w:cs="Carlito"/>
-          <w:sz w:val="32"/>
-          <w:szCs w:val="32"/>
+          <w:rFonts w:ascii="Calibri" w:hAnsi="Calibri" w:cs="Calibri"/>
+          <w:sz w:val="36"/>
+          <w:szCs w:val="36"/>
+        </w:rPr>
+      </w:pPr>
+      <w:r>
+        <w:rPr>
+          <w:rFonts w:ascii="Calibri" w:hAnsi="Calibri" w:cs="Calibri"/>
+          <w:sz w:val="36"/>
+          <w:szCs w:val="36"/>
         </w:rPr>
         <w:t># Regression is a statistical method used to model and quantify the relationship between a dependent variable (</w:t>
       </w:r>
       <w:r>
         <w:rPr>
-          <w:rFonts w:ascii="Carlito" w:hAnsi="Carlito" w:cs="Carlito"/>
-          <w:b/>
-          <w:bCs/>
-          <w:sz w:val="32"/>
-          <w:szCs w:val="32"/>
+          <w:rFonts w:ascii="Calibri" w:hAnsi="Calibri" w:cs="Calibri"/>
+          <w:b/>
+          <w:bCs/>
+          <w:sz w:val="36"/>
+          <w:szCs w:val="36"/>
         </w:rPr>
         <w:t>y</w:t>
       </w:r>
       <w:r>
         <w:rPr>
-          <w:rFonts w:ascii="Carlito" w:hAnsi="Carlito" w:cs="Carlito"/>
-          <w:sz w:val="32"/>
-          <w:szCs w:val="32"/>
+          <w:rFonts w:ascii="Calibri" w:hAnsi="Calibri" w:cs="Calibri"/>
+          <w:sz w:val="36"/>
+          <w:szCs w:val="36"/>
         </w:rPr>
         <w:t>) and one or more independent variables (</w:t>
       </w:r>
       <w:r>
         <w:rPr>
-          <w:rFonts w:ascii="Carlito" w:hAnsi="Carlito" w:cs="Carlito"/>
-          <w:b/>
-          <w:bCs/>
-          <w:sz w:val="32"/>
-          <w:szCs w:val="32"/>
+          <w:rFonts w:ascii="Calibri" w:hAnsi="Calibri" w:cs="Calibri"/>
+          <w:b/>
+          <w:bCs/>
+          <w:sz w:val="36"/>
+          <w:szCs w:val="36"/>
         </w:rPr>
         <w:t>x</w:t>
       </w:r>
       <w:r>
         <w:rPr>
-          <w:rFonts w:ascii="Carlito" w:hAnsi="Carlito" w:cs="Carlito"/>
-          <w:sz w:val="32"/>
-          <w:szCs w:val="32"/>
+          <w:rFonts w:ascii="Calibri" w:hAnsi="Calibri" w:cs="Calibri"/>
+          <w:sz w:val="36"/>
+          <w:szCs w:val="36"/>
         </w:rPr>
         <w:t>).</w:t>
       </w:r>
@@ -1070,16 +992,16 @@
       <w:pPr>
         <w:jc w:val="both"/>
         <w:rPr>
-          <w:rFonts w:ascii="Carlito" w:hAnsi="Carlito" w:cs="Carlito"/>
-          <w:sz w:val="32"/>
-          <w:szCs w:val="32"/>
-        </w:rPr>
-      </w:pPr>
-      <w:r>
-        <w:rPr>
-          <w:rFonts w:ascii="Carlito" w:hAnsi="Carlito" w:cs="Carlito"/>
-          <w:sz w:val="32"/>
-          <w:szCs w:val="32"/>
+          <w:rFonts w:ascii="Calibri" w:hAnsi="Calibri" w:cs="Calibri"/>
+          <w:sz w:val="36"/>
+          <w:szCs w:val="36"/>
+        </w:rPr>
+      </w:pPr>
+      <w:r>
+        <w:rPr>
+          <w:rFonts w:ascii="Calibri" w:hAnsi="Calibri" w:cs="Calibri"/>
+          <w:sz w:val="36"/>
+          <w:szCs w:val="36"/>
         </w:rPr>
         <w:t># The word "regression" means returning to a mean or central tendency, the algorithm finds the line that best represents the central trend in the data or goes through the near center of all the data endpoints.</w:t>
       </w:r>
@@ -1093,26 +1015,26 @@
         </w:numPr>
         <w:jc w:val="both"/>
         <w:rPr>
-          <w:rFonts w:ascii="Carlito" w:hAnsi="Carlito" w:cs="Carlito"/>
-          <w:sz w:val="32"/>
-          <w:szCs w:val="32"/>
-        </w:rPr>
-      </w:pPr>
-      <w:r>
-        <w:rPr>
-          <w:rFonts w:ascii="Carlito" w:hAnsi="Carlito" w:cs="Carlito"/>
-          <w:b/>
-          <w:bCs/>
-          <w:sz w:val="32"/>
-          <w:szCs w:val="32"/>
+          <w:rFonts w:ascii="Calibri" w:hAnsi="Calibri" w:cs="Calibri"/>
+          <w:sz w:val="36"/>
+          <w:szCs w:val="36"/>
+        </w:rPr>
+      </w:pPr>
+      <w:r>
+        <w:rPr>
+          <w:rFonts w:ascii="Calibri" w:hAnsi="Calibri" w:cs="Calibri"/>
+          <w:b/>
+          <w:bCs/>
+          <w:sz w:val="36"/>
+          <w:szCs w:val="36"/>
         </w:rPr>
         <w:t>Simple Linear Regression:</w:t>
       </w:r>
       <w:r>
         <w:rPr>
-          <w:rFonts w:ascii="Carlito" w:hAnsi="Carlito" w:cs="Carlito"/>
-          <w:sz w:val="32"/>
-          <w:szCs w:val="32"/>
+          <w:rFonts w:ascii="Calibri" w:hAnsi="Calibri" w:cs="Calibri"/>
+          <w:sz w:val="36"/>
+          <w:szCs w:val="36"/>
         </w:rPr>
         <w:t xml:space="preserve">  one input feature (x) → one output (y)</w:t>
       </w:r>
@@ -1126,26 +1048,26 @@
         </w:numPr>
         <w:jc w:val="both"/>
         <w:rPr>
-          <w:rFonts w:ascii="Carlito" w:hAnsi="Carlito" w:cs="Carlito"/>
-          <w:sz w:val="32"/>
-          <w:szCs w:val="32"/>
-        </w:rPr>
-      </w:pPr>
-      <w:r>
-        <w:rPr>
-          <w:rFonts w:ascii="Carlito" w:hAnsi="Carlito" w:cs="Carlito"/>
-          <w:b/>
-          <w:bCs/>
-          <w:sz w:val="32"/>
-          <w:szCs w:val="32"/>
+          <w:rFonts w:ascii="Calibri" w:hAnsi="Calibri" w:cs="Calibri"/>
+          <w:sz w:val="36"/>
+          <w:szCs w:val="36"/>
+        </w:rPr>
+      </w:pPr>
+      <w:r>
+        <w:rPr>
+          <w:rFonts w:ascii="Calibri" w:hAnsi="Calibri" w:cs="Calibri"/>
+          <w:b/>
+          <w:bCs/>
+          <w:sz w:val="36"/>
+          <w:szCs w:val="36"/>
         </w:rPr>
         <w:t>Multiple Linear Regression:</w:t>
       </w:r>
       <w:r>
         <w:rPr>
-          <w:rFonts w:ascii="Carlito" w:hAnsi="Carlito" w:cs="Carlito"/>
-          <w:sz w:val="32"/>
-          <w:szCs w:val="32"/>
+          <w:rFonts w:ascii="Calibri" w:hAnsi="Calibri" w:cs="Calibri"/>
+          <w:sz w:val="36"/>
+          <w:szCs w:val="36"/>
         </w:rPr>
         <w:t xml:space="preserve">  many input features (x₁, x₂, …) → one output (y)</w:t>
       </w:r>
@@ -1154,51 +1076,52 @@
       <w:pPr>
         <w:jc w:val="both"/>
         <w:rPr>
-          <w:rFonts w:ascii="Carlito" w:hAnsi="Carlito" w:cs="Carlito"/>
-          <w:sz w:val="32"/>
-          <w:szCs w:val="32"/>
-        </w:rPr>
-      </w:pPr>
-    </w:p>
-    <w:p>
-      <w:pPr>
-        <w:jc w:val="both"/>
-        <w:rPr>
-          <w:rFonts w:ascii="Carlito" w:hAnsi="Carlito" w:cs="Carlito"/>
-          <w:sz w:val="32"/>
-          <w:szCs w:val="32"/>
-        </w:rPr>
-      </w:pPr>
-    </w:p>
-    <w:p>
-      <w:pPr>
-        <w:jc w:val="both"/>
-        <w:rPr>
-          <w:rFonts w:ascii="Carlito" w:hAnsi="Carlito" w:cs="Carlito"/>
-          <w:sz w:val="32"/>
-          <w:szCs w:val="32"/>
-        </w:rPr>
-      </w:pPr>
-    </w:p>
-    <w:p>
-      <w:pPr>
-        <w:jc w:val="both"/>
-        <w:rPr>
-          <w:rFonts w:ascii="Carlito" w:hAnsi="Carlito" w:cs="Carlito"/>
-          <w:b/>
-          <w:bCs/>
-          <w:sz w:val="32"/>
-          <w:szCs w:val="32"/>
-        </w:rPr>
-      </w:pPr>
-      <w:r>
-        <w:rPr>
-          <w:rFonts w:ascii="Carlito" w:hAnsi="Carlito" w:cs="Carlito"/>
-          <w:b/>
-          <w:bCs/>
-          <w:sz w:val="32"/>
-          <w:szCs w:val="32"/>
-        </w:rPr>
+          <w:rFonts w:ascii="Calibri" w:hAnsi="Calibri" w:cs="Calibri"/>
+          <w:sz w:val="36"/>
+          <w:szCs w:val="36"/>
+        </w:rPr>
+      </w:pPr>
+    </w:p>
+    <w:p>
+      <w:pPr>
+        <w:jc w:val="both"/>
+        <w:rPr>
+          <w:rFonts w:ascii="Calibri" w:hAnsi="Calibri" w:cs="Calibri"/>
+          <w:sz w:val="36"/>
+          <w:szCs w:val="36"/>
+        </w:rPr>
+      </w:pPr>
+    </w:p>
+    <w:p>
+      <w:pPr>
+        <w:jc w:val="both"/>
+        <w:rPr>
+          <w:rFonts w:ascii="Calibri" w:hAnsi="Calibri" w:cs="Calibri"/>
+          <w:sz w:val="36"/>
+          <w:szCs w:val="36"/>
+        </w:rPr>
+      </w:pPr>
+    </w:p>
+    <w:p>
+      <w:pPr>
+        <w:jc w:val="both"/>
+        <w:rPr>
+          <w:rFonts w:ascii="Calibri" w:hAnsi="Calibri" w:cs="Calibri"/>
+          <w:b/>
+          <w:bCs/>
+          <w:sz w:val="36"/>
+          <w:szCs w:val="36"/>
+        </w:rPr>
+      </w:pPr>
+      <w:r>
+        <w:rPr>
+          <w:rFonts w:ascii="Calibri" w:hAnsi="Calibri" w:cs="Calibri"/>
+          <w:b/>
+          <w:bCs/>
+          <w:sz w:val="36"/>
+          <w:szCs w:val="36"/>
+        </w:rPr>
+        <w:lastRenderedPageBreak/>
         <w:t>Linear Regression:</w:t>
       </w:r>
     </w:p>
@@ -1206,53 +1129,52 @@
       <w:pPr>
         <w:jc w:val="both"/>
         <w:rPr>
-          <w:rFonts w:ascii="Carlito" w:hAnsi="Carlito" w:cs="Carlito"/>
-          <w:sz w:val="32"/>
-          <w:szCs w:val="32"/>
-        </w:rPr>
-      </w:pPr>
-      <w:r>
-        <w:rPr>
-          <w:rFonts w:ascii="Carlito" w:hAnsi="Carlito" w:cs="Carlito"/>
-          <w:sz w:val="32"/>
-          <w:szCs w:val="32"/>
-        </w:rPr>
-        <w:lastRenderedPageBreak/>
+          <w:rFonts w:ascii="Calibri" w:hAnsi="Calibri" w:cs="Calibri"/>
+          <w:sz w:val="36"/>
+          <w:szCs w:val="36"/>
+        </w:rPr>
+      </w:pPr>
+      <w:r>
+        <w:rPr>
+          <w:rFonts w:ascii="Calibri" w:hAnsi="Calibri" w:cs="Calibri"/>
+          <w:sz w:val="36"/>
+          <w:szCs w:val="36"/>
+        </w:rPr>
         <w:t xml:space="preserve"># In Linear Regression, the ML model's job is to find the best values of </w:t>
       </w:r>
       <w:r>
         <w:rPr>
-          <w:rFonts w:ascii="Carlito" w:hAnsi="Carlito" w:cs="Carlito"/>
-          <w:b/>
-          <w:bCs/>
-          <w:sz w:val="32"/>
-          <w:szCs w:val="32"/>
+          <w:rFonts w:ascii="Calibri" w:hAnsi="Calibri" w:cs="Calibri"/>
+          <w:b/>
+          <w:bCs/>
+          <w:sz w:val="36"/>
+          <w:szCs w:val="36"/>
         </w:rPr>
         <w:t>m</w:t>
       </w:r>
       <w:r>
         <w:rPr>
-          <w:rFonts w:ascii="Carlito" w:hAnsi="Carlito" w:cs="Carlito"/>
-          <w:sz w:val="32"/>
-          <w:szCs w:val="32"/>
+          <w:rFonts w:ascii="Calibri" w:hAnsi="Calibri" w:cs="Calibri"/>
+          <w:sz w:val="36"/>
+          <w:szCs w:val="36"/>
         </w:rPr>
         <w:t xml:space="preserve"> (slope) and </w:t>
       </w:r>
       <w:r>
         <w:rPr>
-          <w:rFonts w:ascii="Carlito" w:hAnsi="Carlito" w:cs="Carlito"/>
-          <w:b/>
-          <w:bCs/>
-          <w:sz w:val="32"/>
-          <w:szCs w:val="32"/>
+          <w:rFonts w:ascii="Calibri" w:hAnsi="Calibri" w:cs="Calibri"/>
+          <w:b/>
+          <w:bCs/>
+          <w:sz w:val="36"/>
+          <w:szCs w:val="36"/>
         </w:rPr>
         <w:t>c</w:t>
       </w:r>
       <w:r>
         <w:rPr>
-          <w:rFonts w:ascii="Carlito" w:hAnsi="Carlito" w:cs="Carlito"/>
-          <w:sz w:val="32"/>
-          <w:szCs w:val="32"/>
+          <w:rFonts w:ascii="Calibri" w:hAnsi="Calibri" w:cs="Calibri"/>
+          <w:sz w:val="36"/>
+          <w:szCs w:val="36"/>
         </w:rPr>
         <w:t xml:space="preserve"> (intercept) so that the line fits as closely as possible through all data points.</w:t>
       </w:r>
@@ -1261,32 +1183,32 @@
       <w:pPr>
         <w:jc w:val="both"/>
         <w:rPr>
-          <w:rFonts w:ascii="Carlito" w:hAnsi="Carlito" w:cs="Carlito"/>
-          <w:sz w:val="32"/>
-          <w:szCs w:val="32"/>
-        </w:rPr>
-      </w:pPr>
-      <w:r>
-        <w:rPr>
-          <w:rFonts w:ascii="Carlito" w:hAnsi="Carlito" w:cs="Carlito"/>
-          <w:sz w:val="32"/>
-          <w:szCs w:val="32"/>
+          <w:rFonts w:ascii="Calibri" w:hAnsi="Calibri" w:cs="Calibri"/>
+          <w:sz w:val="36"/>
+          <w:szCs w:val="36"/>
+        </w:rPr>
+      </w:pPr>
+      <w:r>
+        <w:rPr>
+          <w:rFonts w:ascii="Calibri" w:hAnsi="Calibri" w:cs="Calibri"/>
+          <w:sz w:val="36"/>
+          <w:szCs w:val="36"/>
         </w:rPr>
         <w:t xml:space="preserve"># </w:t>
       </w:r>
       <w:r>
         <w:rPr>
-          <w:rFonts w:ascii="Carlito" w:hAnsi="Carlito" w:cs="Carlito"/>
-          <w:sz w:val="32"/>
-          <w:szCs w:val="32"/>
+          <w:rFonts w:ascii="Calibri" w:hAnsi="Calibri" w:cs="Calibri"/>
+          <w:sz w:val="36"/>
+          <w:szCs w:val="36"/>
         </w:rPr>
         <w:t>Example, predicting</w:t>
       </w:r>
       <w:r>
         <w:rPr>
-          <w:rFonts w:ascii="Carlito" w:hAnsi="Carlito" w:cs="Carlito"/>
-          <w:sz w:val="32"/>
-          <w:szCs w:val="32"/>
+          <w:rFonts w:ascii="Calibri" w:hAnsi="Calibri" w:cs="Calibri"/>
+          <w:sz w:val="36"/>
+          <w:szCs w:val="36"/>
         </w:rPr>
         <w:t xml:space="preserve"> exam marks based on study hours.</w:t>
       </w:r>
@@ -1300,60 +1222,60 @@
         </w:numPr>
         <w:jc w:val="both"/>
         <w:rPr>
-          <w:rFonts w:ascii="Carlito" w:hAnsi="Carlito" w:cs="Carlito"/>
-          <w:sz w:val="32"/>
-          <w:szCs w:val="32"/>
-        </w:rPr>
-      </w:pPr>
-      <w:r>
-        <w:rPr>
-          <w:rFonts w:ascii="Carlito" w:hAnsi="Carlito" w:cs="Carlito"/>
-          <w:b/>
-          <w:bCs/>
-          <w:sz w:val="32"/>
-          <w:szCs w:val="32"/>
+          <w:rFonts w:ascii="Calibri" w:hAnsi="Calibri" w:cs="Calibri"/>
+          <w:sz w:val="36"/>
+          <w:szCs w:val="36"/>
+        </w:rPr>
+      </w:pPr>
+      <w:r>
+        <w:rPr>
+          <w:rFonts w:ascii="Calibri" w:hAnsi="Calibri" w:cs="Calibri"/>
+          <w:b/>
+          <w:bCs/>
+          <w:sz w:val="36"/>
+          <w:szCs w:val="36"/>
         </w:rPr>
         <w:t>x-</w:t>
       </w:r>
       <w:r>
         <w:rPr>
-          <w:rFonts w:ascii="Carlito" w:hAnsi="Carlito" w:cs="Carlito"/>
-          <w:b/>
-          <w:bCs/>
-          <w:sz w:val="32"/>
-          <w:szCs w:val="32"/>
+          <w:rFonts w:ascii="Calibri" w:hAnsi="Calibri" w:cs="Calibri"/>
+          <w:b/>
+          <w:bCs/>
+          <w:sz w:val="36"/>
+          <w:szCs w:val="36"/>
         </w:rPr>
         <w:t xml:space="preserve">axis </w:t>
       </w:r>
       <w:r>
         <w:rPr>
-          <w:rFonts w:ascii="Carlito" w:hAnsi="Carlito" w:cs="Carlito"/>
-          <w:sz w:val="32"/>
-          <w:szCs w:val="32"/>
+          <w:rFonts w:ascii="Calibri" w:hAnsi="Calibri" w:cs="Calibri"/>
+          <w:sz w:val="36"/>
+          <w:szCs w:val="36"/>
         </w:rPr>
         <w:t>= Study</w:t>
       </w:r>
       <w:r>
         <w:rPr>
-          <w:rFonts w:ascii="Carlito" w:hAnsi="Carlito" w:cs="Carlito"/>
-          <w:sz w:val="32"/>
-          <w:szCs w:val="32"/>
+          <w:rFonts w:ascii="Calibri" w:hAnsi="Calibri" w:cs="Calibri"/>
+          <w:sz w:val="36"/>
+          <w:szCs w:val="36"/>
         </w:rPr>
         <w:t xml:space="preserve"> </w:t>
       </w:r>
       <w:r>
         <w:rPr>
-          <w:rFonts w:ascii="Carlito" w:hAnsi="Carlito" w:cs="Carlito"/>
-          <w:sz w:val="32"/>
-          <w:szCs w:val="32"/>
+          <w:rFonts w:ascii="Calibri" w:hAnsi="Calibri" w:cs="Calibri"/>
+          <w:sz w:val="36"/>
+          <w:szCs w:val="36"/>
         </w:rPr>
         <w:t>hours (</w:t>
       </w:r>
       <w:r>
         <w:rPr>
-          <w:rFonts w:ascii="Carlito" w:hAnsi="Carlito" w:cs="Carlito"/>
-          <w:sz w:val="32"/>
-          <w:szCs w:val="32"/>
+          <w:rFonts w:ascii="Calibri" w:hAnsi="Calibri" w:cs="Calibri"/>
+          <w:sz w:val="36"/>
+          <w:szCs w:val="36"/>
         </w:rPr>
         <w:t>input / feature)</w:t>
       </w:r>
@@ -1367,60 +1289,60 @@
         </w:numPr>
         <w:jc w:val="both"/>
         <w:rPr>
-          <w:rFonts w:ascii="Carlito" w:hAnsi="Carlito" w:cs="Carlito"/>
-          <w:sz w:val="32"/>
-          <w:szCs w:val="32"/>
-        </w:rPr>
-      </w:pPr>
-      <w:r>
-        <w:rPr>
-          <w:rFonts w:ascii="Carlito" w:hAnsi="Carlito" w:cs="Carlito"/>
-          <w:b/>
-          <w:bCs/>
-          <w:sz w:val="32"/>
-          <w:szCs w:val="32"/>
+          <w:rFonts w:ascii="Calibri" w:hAnsi="Calibri" w:cs="Calibri"/>
+          <w:sz w:val="36"/>
+          <w:szCs w:val="36"/>
+        </w:rPr>
+      </w:pPr>
+      <w:r>
+        <w:rPr>
+          <w:rFonts w:ascii="Calibri" w:hAnsi="Calibri" w:cs="Calibri"/>
+          <w:b/>
+          <w:bCs/>
+          <w:sz w:val="36"/>
+          <w:szCs w:val="36"/>
         </w:rPr>
         <w:t>y-</w:t>
       </w:r>
       <w:r>
         <w:rPr>
-          <w:rFonts w:ascii="Carlito" w:hAnsi="Carlito" w:cs="Carlito"/>
-          <w:b/>
-          <w:bCs/>
-          <w:sz w:val="32"/>
-          <w:szCs w:val="32"/>
+          <w:rFonts w:ascii="Calibri" w:hAnsi="Calibri" w:cs="Calibri"/>
+          <w:b/>
+          <w:bCs/>
+          <w:sz w:val="36"/>
+          <w:szCs w:val="36"/>
         </w:rPr>
         <w:t>axis</w:t>
       </w:r>
       <w:r>
         <w:rPr>
-          <w:rFonts w:ascii="Carlito" w:hAnsi="Carlito" w:cs="Carlito"/>
-          <w:sz w:val="32"/>
-          <w:szCs w:val="32"/>
+          <w:rFonts w:ascii="Calibri" w:hAnsi="Calibri" w:cs="Calibri"/>
+          <w:sz w:val="36"/>
+          <w:szCs w:val="36"/>
         </w:rPr>
         <w:t xml:space="preserve"> = Exam</w:t>
       </w:r>
       <w:r>
         <w:rPr>
-          <w:rFonts w:ascii="Carlito" w:hAnsi="Carlito" w:cs="Carlito"/>
-          <w:sz w:val="32"/>
-          <w:szCs w:val="32"/>
+          <w:rFonts w:ascii="Calibri" w:hAnsi="Calibri" w:cs="Calibri"/>
+          <w:sz w:val="36"/>
+          <w:szCs w:val="36"/>
         </w:rPr>
         <w:t xml:space="preserve"> </w:t>
       </w:r>
       <w:r>
         <w:rPr>
-          <w:rFonts w:ascii="Carlito" w:hAnsi="Carlito" w:cs="Carlito"/>
-          <w:sz w:val="32"/>
-          <w:szCs w:val="32"/>
+          <w:rFonts w:ascii="Calibri" w:hAnsi="Calibri" w:cs="Calibri"/>
+          <w:sz w:val="36"/>
+          <w:szCs w:val="36"/>
         </w:rPr>
         <w:t>marks (</w:t>
       </w:r>
       <w:r>
         <w:rPr>
-          <w:rFonts w:ascii="Carlito" w:hAnsi="Carlito" w:cs="Carlito"/>
-          <w:sz w:val="32"/>
-          <w:szCs w:val="32"/>
+          <w:rFonts w:ascii="Calibri" w:hAnsi="Calibri" w:cs="Calibri"/>
+          <w:sz w:val="36"/>
+          <w:szCs w:val="36"/>
         </w:rPr>
         <w:t>output / target)</w:t>
       </w:r>
@@ -1429,16 +1351,16 @@
       <w:pPr>
         <w:jc w:val="both"/>
         <w:rPr>
-          <w:rFonts w:ascii="Carlito" w:hAnsi="Carlito" w:cs="Carlito"/>
-          <w:sz w:val="32"/>
-          <w:szCs w:val="32"/>
-        </w:rPr>
-      </w:pPr>
-      <w:r>
-        <w:rPr>
-          <w:rFonts w:ascii="Carlito" w:hAnsi="Carlito" w:cs="Carlito"/>
-          <w:sz w:val="32"/>
-          <w:szCs w:val="32"/>
+          <w:rFonts w:ascii="Calibri" w:hAnsi="Calibri" w:cs="Calibri"/>
+          <w:sz w:val="36"/>
+          <w:szCs w:val="36"/>
+        </w:rPr>
+      </w:pPr>
+      <w:r>
+        <w:rPr>
+          <w:rFonts w:ascii="Calibri" w:hAnsi="Calibri" w:cs="Calibri"/>
+          <w:sz w:val="36"/>
+          <w:szCs w:val="36"/>
         </w:rPr>
         <w:t># The ML model does not understand labels like "study hours" or "marks". It only works with numbers. So, we give it a mathematical representation:</w:t>
       </w:r>
@@ -1447,108 +1369,74 @@
       <w:pPr>
         <w:jc w:val="center"/>
         <w:rPr>
-          <w:rFonts w:ascii="Carlito" w:hAnsi="Carlito" w:cs="Carlito"/>
-          <w:b/>
-          <w:bCs/>
-          <w:sz w:val="32"/>
-          <w:szCs w:val="32"/>
-        </w:rPr>
-      </w:pPr>
-      <w:proofErr w:type="gramStart"/>
-      <w:r>
-        <w:rPr>
-          <w:rFonts w:ascii="Carlito" w:hAnsi="Carlito" w:cs="Carlito"/>
-          <w:b/>
-          <w:bCs/>
-          <w:sz w:val="32"/>
-          <w:szCs w:val="32"/>
-        </w:rPr>
-        <w:t>marks  =</w:t>
-      </w:r>
-      <w:proofErr w:type="gramEnd"/>
-      <w:r>
-        <w:rPr>
-          <w:rFonts w:ascii="Carlito" w:hAnsi="Carlito" w:cs="Carlito"/>
-          <w:b/>
-          <w:bCs/>
-          <w:sz w:val="32"/>
-          <w:szCs w:val="32"/>
-        </w:rPr>
-        <w:t xml:space="preserve">  m × (</w:t>
-      </w:r>
-      <w:proofErr w:type="spellStart"/>
-      <w:r>
-        <w:rPr>
-          <w:rFonts w:ascii="Carlito" w:hAnsi="Carlito" w:cs="Carlito"/>
-          <w:b/>
-          <w:bCs/>
-          <w:sz w:val="32"/>
-          <w:szCs w:val="32"/>
-        </w:rPr>
-        <w:t>study_hours</w:t>
-      </w:r>
-      <w:proofErr w:type="spellEnd"/>
-      <w:r>
-        <w:rPr>
-          <w:rFonts w:ascii="Carlito" w:hAnsi="Carlito" w:cs="Carlito"/>
-          <w:b/>
-          <w:bCs/>
-          <w:sz w:val="32"/>
-          <w:szCs w:val="32"/>
-        </w:rPr>
-        <w:t>)  +  c</w:t>
-      </w:r>
-    </w:p>
-    <w:p>
-      <w:pPr>
-        <w:jc w:val="both"/>
-        <w:rPr>
-          <w:rFonts w:ascii="Carlito" w:hAnsi="Carlito" w:cs="Carlito"/>
-          <w:sz w:val="32"/>
-          <w:szCs w:val="32"/>
-        </w:rPr>
-      </w:pPr>
-      <w:r>
-        <w:rPr>
-          <w:rFonts w:ascii="Carlito" w:hAnsi="Carlito" w:cs="Carlito"/>
-          <w:sz w:val="32"/>
-          <w:szCs w:val="32"/>
+          <w:rFonts w:ascii="Calibri" w:hAnsi="Calibri" w:cs="Calibri"/>
+          <w:b/>
+          <w:bCs/>
+          <w:sz w:val="36"/>
+          <w:szCs w:val="36"/>
+        </w:rPr>
+      </w:pPr>
+      <w:r>
+        <w:rPr>
+          <w:rFonts w:ascii="Calibri" w:hAnsi="Calibri" w:cs="Calibri"/>
+          <w:b/>
+          <w:bCs/>
+          <w:sz w:val="36"/>
+          <w:szCs w:val="36"/>
+        </w:rPr>
+        <w:t>marks  =  m × (study_hours)  +  c</w:t>
+      </w:r>
+    </w:p>
+    <w:p>
+      <w:pPr>
+        <w:jc w:val="both"/>
+        <w:rPr>
+          <w:rFonts w:ascii="Calibri" w:hAnsi="Calibri" w:cs="Calibri"/>
+          <w:sz w:val="36"/>
+          <w:szCs w:val="36"/>
+        </w:rPr>
+      </w:pPr>
+      <w:r>
+        <w:rPr>
+          <w:rFonts w:ascii="Calibri" w:hAnsi="Calibri" w:cs="Calibri"/>
+          <w:sz w:val="36"/>
+          <w:szCs w:val="36"/>
         </w:rPr>
         <w:t xml:space="preserve"># The model searches for the optimal </w:t>
       </w:r>
       <w:r>
         <w:rPr>
-          <w:rFonts w:ascii="Carlito" w:hAnsi="Carlito" w:cs="Carlito"/>
-          <w:b/>
-          <w:bCs/>
-          <w:sz w:val="32"/>
-          <w:szCs w:val="32"/>
+          <w:rFonts w:ascii="Calibri" w:hAnsi="Calibri" w:cs="Calibri"/>
+          <w:b/>
+          <w:bCs/>
+          <w:sz w:val="36"/>
+          <w:szCs w:val="36"/>
         </w:rPr>
         <w:t xml:space="preserve">m </w:t>
       </w:r>
       <w:r>
         <w:rPr>
-          <w:rFonts w:ascii="Carlito" w:hAnsi="Carlito" w:cs="Carlito"/>
-          <w:sz w:val="32"/>
-          <w:szCs w:val="32"/>
+          <w:rFonts w:ascii="Calibri" w:hAnsi="Calibri" w:cs="Calibri"/>
+          <w:sz w:val="36"/>
+          <w:szCs w:val="36"/>
         </w:rPr>
         <w:t>and</w:t>
       </w:r>
       <w:r>
         <w:rPr>
-          <w:rFonts w:ascii="Carlito" w:hAnsi="Carlito" w:cs="Carlito"/>
-          <w:b/>
-          <w:bCs/>
-          <w:sz w:val="32"/>
-          <w:szCs w:val="32"/>
+          <w:rFonts w:ascii="Calibri" w:hAnsi="Calibri" w:cs="Calibri"/>
+          <w:b/>
+          <w:bCs/>
+          <w:sz w:val="36"/>
+          <w:szCs w:val="36"/>
         </w:rPr>
         <w:t xml:space="preserve"> c</w:t>
       </w:r>
       <w:r>
         <w:rPr>
-          <w:rFonts w:ascii="Carlito" w:hAnsi="Carlito" w:cs="Carlito"/>
-          <w:sz w:val="32"/>
-          <w:szCs w:val="32"/>
+          <w:rFonts w:ascii="Calibri" w:hAnsi="Calibri" w:cs="Calibri"/>
+          <w:sz w:val="36"/>
+          <w:szCs w:val="36"/>
         </w:rPr>
         <w:t xml:space="preserve"> that produce a line passing as closely as possible through all data points. The closer the line is to every point, the better the model predicts.</w:t>
       </w:r>
@@ -1557,16 +1445,16 @@
       <w:pPr>
         <w:jc w:val="both"/>
         <w:rPr>
-          <w:rFonts w:ascii="Carlito" w:hAnsi="Carlito" w:cs="Carlito"/>
-          <w:sz w:val="32"/>
-          <w:szCs w:val="32"/>
-        </w:rPr>
-      </w:pPr>
-      <w:r>
-        <w:rPr>
-          <w:rFonts w:ascii="Carlito" w:hAnsi="Carlito" w:cs="Carlito"/>
-          <w:sz w:val="32"/>
-          <w:szCs w:val="32"/>
+          <w:rFonts w:ascii="Calibri" w:hAnsi="Calibri" w:cs="Calibri"/>
+          <w:sz w:val="36"/>
+          <w:szCs w:val="36"/>
+        </w:rPr>
+      </w:pPr>
+      <w:r>
+        <w:rPr>
+          <w:rFonts w:ascii="Calibri" w:hAnsi="Calibri" w:cs="Calibri"/>
+          <w:sz w:val="36"/>
+          <w:szCs w:val="36"/>
         </w:rPr>
         <w:t># Rule of thumb, a line that passes through or near the center of the data spread (minimizing the overall distance to all points) is a good fit. A line skewed toward only some points is a poor fit.</w:t>
       </w:r>
@@ -1575,144 +1463,144 @@
       <w:pPr>
         <w:jc w:val="both"/>
         <w:rPr>
-          <w:rFonts w:ascii="Carlito" w:hAnsi="Carlito" w:cs="Carlito"/>
-          <w:sz w:val="32"/>
-          <w:szCs w:val="32"/>
-        </w:rPr>
-      </w:pPr>
-      <w:r>
-        <w:rPr>
-          <w:rFonts w:ascii="Carlito" w:hAnsi="Carlito" w:cs="Carlito"/>
-          <w:sz w:val="32"/>
-          <w:szCs w:val="32"/>
+          <w:rFonts w:ascii="Calibri" w:hAnsi="Calibri" w:cs="Calibri"/>
+          <w:sz w:val="36"/>
+          <w:szCs w:val="36"/>
+        </w:rPr>
+      </w:pPr>
+      <w:r>
+        <w:rPr>
+          <w:rFonts w:ascii="Calibri" w:hAnsi="Calibri" w:cs="Calibri"/>
+          <w:sz w:val="36"/>
+          <w:szCs w:val="36"/>
         </w:rPr>
         <w:t xml:space="preserve"># </w:t>
       </w:r>
       <w:r>
         <w:rPr>
-          <w:rFonts w:ascii="Carlito" w:hAnsi="Carlito" w:cs="Carlito"/>
-          <w:sz w:val="32"/>
-          <w:szCs w:val="32"/>
+          <w:rFonts w:ascii="Calibri" w:hAnsi="Calibri" w:cs="Calibri"/>
+          <w:sz w:val="36"/>
+          <w:szCs w:val="36"/>
         </w:rPr>
         <w:t>Basically,</w:t>
       </w:r>
       <w:r>
         <w:rPr>
-          <w:rFonts w:ascii="Carlito" w:hAnsi="Carlito" w:cs="Carlito"/>
-          <w:sz w:val="32"/>
-          <w:szCs w:val="32"/>
+          <w:rFonts w:ascii="Calibri" w:hAnsi="Calibri" w:cs="Calibri"/>
+          <w:sz w:val="36"/>
+          <w:szCs w:val="36"/>
         </w:rPr>
         <w:t xml:space="preserve"> this machine learning algorithm predicts based on</w:t>
       </w:r>
       <w:r>
         <w:rPr>
-          <w:rFonts w:ascii="Carlito" w:hAnsi="Carlito" w:cs="Carlito"/>
-          <w:sz w:val="32"/>
-          <w:szCs w:val="32"/>
+          <w:rFonts w:ascii="Calibri" w:hAnsi="Calibri" w:cs="Calibri"/>
+          <w:sz w:val="36"/>
+          <w:szCs w:val="36"/>
         </w:rPr>
         <w:t>,</w:t>
       </w:r>
       <w:r>
         <w:rPr>
-          <w:rFonts w:ascii="Carlito" w:hAnsi="Carlito" w:cs="Carlito"/>
-          <w:sz w:val="32"/>
-          <w:szCs w:val="32"/>
+          <w:rFonts w:ascii="Calibri" w:hAnsi="Calibri" w:cs="Calibri"/>
+          <w:sz w:val="36"/>
+          <w:szCs w:val="36"/>
         </w:rPr>
         <w:t xml:space="preserve"> if study hours</w:t>
       </w:r>
       <w:r>
         <w:rPr>
-          <w:rFonts w:ascii="Carlito" w:hAnsi="Carlito" w:cs="Carlito"/>
-          <w:sz w:val="32"/>
-          <w:szCs w:val="32"/>
+          <w:rFonts w:ascii="Calibri" w:hAnsi="Calibri" w:cs="Calibri"/>
+          <w:sz w:val="36"/>
+          <w:szCs w:val="36"/>
         </w:rPr>
         <w:t xml:space="preserve"> </w:t>
       </w:r>
       <w:r>
         <w:rPr>
-          <w:rFonts w:ascii="Carlito" w:hAnsi="Carlito" w:cs="Carlito"/>
-          <w:sz w:val="32"/>
-          <w:szCs w:val="32"/>
+          <w:rFonts w:ascii="Calibri" w:hAnsi="Calibri" w:cs="Calibri"/>
+          <w:sz w:val="36"/>
+          <w:szCs w:val="36"/>
         </w:rPr>
         <w:t>(</w:t>
       </w:r>
       <w:r>
         <w:rPr>
-          <w:rFonts w:ascii="Carlito" w:hAnsi="Carlito" w:cs="Carlito"/>
-          <w:b/>
-          <w:bCs/>
-          <w:sz w:val="32"/>
-          <w:szCs w:val="32"/>
+          <w:rFonts w:ascii="Calibri" w:hAnsi="Calibri" w:cs="Calibri"/>
+          <w:b/>
+          <w:bCs/>
+          <w:sz w:val="36"/>
+          <w:szCs w:val="36"/>
         </w:rPr>
         <w:t>x</w:t>
       </w:r>
       <w:r>
         <w:rPr>
-          <w:rFonts w:ascii="Carlito" w:hAnsi="Carlito" w:cs="Carlito"/>
-          <w:sz w:val="32"/>
-          <w:szCs w:val="32"/>
+          <w:rFonts w:ascii="Calibri" w:hAnsi="Calibri" w:cs="Calibri"/>
+          <w:sz w:val="36"/>
+          <w:szCs w:val="36"/>
         </w:rPr>
         <w:t>) increases then marks (</w:t>
       </w:r>
       <w:r>
         <w:rPr>
-          <w:rFonts w:ascii="Carlito" w:hAnsi="Carlito" w:cs="Carlito"/>
-          <w:b/>
-          <w:bCs/>
-          <w:sz w:val="32"/>
-          <w:szCs w:val="32"/>
+          <w:rFonts w:ascii="Calibri" w:hAnsi="Calibri" w:cs="Calibri"/>
+          <w:b/>
+          <w:bCs/>
+          <w:sz w:val="36"/>
+          <w:szCs w:val="36"/>
         </w:rPr>
         <w:t>y</w:t>
       </w:r>
       <w:r>
         <w:rPr>
-          <w:rFonts w:ascii="Carlito" w:hAnsi="Carlito" w:cs="Carlito"/>
-          <w:sz w:val="32"/>
-          <w:szCs w:val="32"/>
+          <w:rFonts w:ascii="Calibri" w:hAnsi="Calibri" w:cs="Calibri"/>
+          <w:sz w:val="36"/>
+          <w:szCs w:val="36"/>
         </w:rPr>
         <w:t>) will increase too.  And further</w:t>
       </w:r>
       <w:r>
         <w:rPr>
-          <w:rFonts w:ascii="Carlito" w:hAnsi="Carlito" w:cs="Carlito"/>
-          <w:sz w:val="32"/>
-          <w:szCs w:val="32"/>
+          <w:rFonts w:ascii="Calibri" w:hAnsi="Calibri" w:cs="Calibri"/>
+          <w:sz w:val="36"/>
+          <w:szCs w:val="36"/>
         </w:rPr>
         <w:t xml:space="preserve"> accuracy achieved by using slope </w:t>
       </w:r>
       <w:r>
         <w:rPr>
-          <w:rFonts w:ascii="Carlito" w:hAnsi="Carlito" w:cs="Carlito"/>
-          <w:b/>
-          <w:bCs/>
-          <w:sz w:val="32"/>
-          <w:szCs w:val="32"/>
+          <w:rFonts w:ascii="Calibri" w:hAnsi="Calibri" w:cs="Calibri"/>
+          <w:b/>
+          <w:bCs/>
+          <w:sz w:val="36"/>
+          <w:szCs w:val="36"/>
         </w:rPr>
         <w:t xml:space="preserve">y = mx + c </w:t>
       </w:r>
       <w:r>
         <w:rPr>
-          <w:rFonts w:ascii="Carlito" w:hAnsi="Carlito" w:cs="Carlito"/>
-          <w:sz w:val="32"/>
-          <w:szCs w:val="32"/>
+          <w:rFonts w:ascii="Calibri" w:hAnsi="Calibri" w:cs="Calibri"/>
+          <w:sz w:val="36"/>
+          <w:szCs w:val="36"/>
         </w:rPr>
         <w:t xml:space="preserve">and </w:t>
       </w:r>
       <w:r>
         <w:rPr>
-          <w:rFonts w:ascii="Carlito" w:hAnsi="Carlito" w:cs="Carlito"/>
-          <w:b/>
-          <w:bCs/>
-          <w:sz w:val="32"/>
-          <w:szCs w:val="32"/>
+          <w:rFonts w:ascii="Calibri" w:hAnsi="Calibri" w:cs="Calibri"/>
+          <w:b/>
+          <w:bCs/>
+          <w:sz w:val="36"/>
+          <w:szCs w:val="36"/>
         </w:rPr>
         <w:t>MSE</w:t>
       </w:r>
       <w:r>
         <w:rPr>
-          <w:rFonts w:ascii="Carlito" w:hAnsi="Carlito" w:cs="Carlito"/>
-          <w:sz w:val="32"/>
-          <w:szCs w:val="32"/>
+          <w:rFonts w:ascii="Calibri" w:hAnsi="Calibri" w:cs="Calibri"/>
+          <w:sz w:val="36"/>
+          <w:szCs w:val="36"/>
         </w:rPr>
         <w:t xml:space="preserve"> </w:t>
       </w:r>
@@ -1721,17 +1609,17 @@
       <w:pPr>
         <w:jc w:val="both"/>
         <w:rPr>
-          <w:rFonts w:ascii="Carlito" w:hAnsi="Carlito" w:cs="Carlito"/>
-          <w:sz w:val="32"/>
-          <w:szCs w:val="32"/>
-        </w:rPr>
-      </w:pPr>
-      <w:r>
-        <w:rPr>
-          <w:rFonts w:ascii="Carlito" w:hAnsi="Carlito" w:cs="Carlito"/>
+          <w:rFonts w:ascii="Calibri" w:hAnsi="Calibri" w:cs="Calibri"/>
+          <w:sz w:val="36"/>
+          <w:szCs w:val="36"/>
+        </w:rPr>
+      </w:pPr>
+      <w:r>
+        <w:rPr>
+          <w:rFonts w:ascii="Calibri" w:hAnsi="Calibri" w:cs="Calibri"/>
           <w:noProof/>
-          <w:sz w:val="32"/>
-          <w:szCs w:val="32"/>
+          <w:sz w:val="36"/>
+          <w:szCs w:val="36"/>
         </w:rPr>
         <w:lastRenderedPageBreak/>
         <w:drawing>
@@ -1782,26 +1670,26 @@
       <w:pPr>
         <w:jc w:val="both"/>
         <w:rPr>
-          <w:rFonts w:ascii="Carlito" w:hAnsi="Carlito" w:cs="Carlito"/>
-          <w:sz w:val="32"/>
-          <w:szCs w:val="32"/>
-        </w:rPr>
-      </w:pPr>
-    </w:p>
-    <w:p>
-      <w:pPr>
-        <w:jc w:val="both"/>
-        <w:rPr>
-          <w:rFonts w:ascii="Carlito" w:hAnsi="Carlito" w:cs="Carlito"/>
-          <w:sz w:val="32"/>
-          <w:szCs w:val="32"/>
-        </w:rPr>
-      </w:pPr>
-      <w:r>
-        <w:rPr>
-          <w:rFonts w:ascii="Carlito" w:hAnsi="Carlito" w:cs="Carlito"/>
-          <w:sz w:val="32"/>
-          <w:szCs w:val="32"/>
+          <w:rFonts w:ascii="Calibri" w:hAnsi="Calibri" w:cs="Calibri"/>
+          <w:sz w:val="36"/>
+          <w:szCs w:val="36"/>
+        </w:rPr>
+      </w:pPr>
+    </w:p>
+    <w:p>
+      <w:pPr>
+        <w:jc w:val="both"/>
+        <w:rPr>
+          <w:rFonts w:ascii="Calibri" w:hAnsi="Calibri" w:cs="Calibri"/>
+          <w:sz w:val="36"/>
+          <w:szCs w:val="36"/>
+        </w:rPr>
+      </w:pPr>
+      <w:r>
+        <w:rPr>
+          <w:rFonts w:ascii="Calibri" w:hAnsi="Calibri" w:cs="Calibri"/>
+          <w:sz w:val="36"/>
+          <w:szCs w:val="36"/>
         </w:rPr>
         <w:t>MSE (Mean Squared Error):</w:t>
       </w:r>
@@ -1810,16 +1698,16 @@
       <w:pPr>
         <w:jc w:val="both"/>
         <w:rPr>
-          <w:rFonts w:ascii="Carlito" w:hAnsi="Carlito" w:cs="Carlito"/>
-          <w:sz w:val="32"/>
-          <w:szCs w:val="32"/>
-        </w:rPr>
-      </w:pPr>
-      <w:r>
-        <w:rPr>
-          <w:rFonts w:ascii="Carlito" w:hAnsi="Carlito" w:cs="Carlito"/>
-          <w:sz w:val="32"/>
-          <w:szCs w:val="32"/>
+          <w:rFonts w:ascii="Calibri" w:hAnsi="Calibri" w:cs="Calibri"/>
+          <w:sz w:val="36"/>
+          <w:szCs w:val="36"/>
+        </w:rPr>
+      </w:pPr>
+      <w:r>
+        <w:rPr>
+          <w:rFonts w:ascii="Calibri" w:hAnsi="Calibri" w:cs="Calibri"/>
+          <w:sz w:val="36"/>
+          <w:szCs w:val="36"/>
         </w:rPr>
         <w:t># Once a line is drawn, there will always be a small gap between the predicted value (what the line says) and the actual value (the real data point). This gap is called a residual (or error).</w:t>
       </w:r>
@@ -1828,16 +1716,16 @@
       <w:pPr>
         <w:jc w:val="both"/>
         <w:rPr>
-          <w:rFonts w:ascii="Carlito" w:hAnsi="Carlito" w:cs="Carlito"/>
-          <w:sz w:val="32"/>
-          <w:szCs w:val="32"/>
-        </w:rPr>
-      </w:pPr>
-      <w:r>
-        <w:rPr>
-          <w:rFonts w:ascii="Carlito" w:hAnsi="Carlito" w:cs="Carlito"/>
-          <w:sz w:val="32"/>
-          <w:szCs w:val="32"/>
+          <w:rFonts w:ascii="Calibri" w:hAnsi="Calibri" w:cs="Calibri"/>
+          <w:sz w:val="36"/>
+          <w:szCs w:val="36"/>
+        </w:rPr>
+      </w:pPr>
+      <w:r>
+        <w:rPr>
+          <w:rFonts w:ascii="Calibri" w:hAnsi="Calibri" w:cs="Calibri"/>
+          <w:sz w:val="36"/>
+          <w:szCs w:val="36"/>
         </w:rPr>
         <w:t># Example:</w:t>
       </w:r>
@@ -1852,16 +1740,16 @@
         <w:ind w:left="360" w:hanging="360"/>
         <w:jc w:val="both"/>
         <w:rPr>
-          <w:rFonts w:ascii="Carlito" w:hAnsi="Carlito" w:cs="Carlito"/>
-          <w:sz w:val="32"/>
-          <w:szCs w:val="32"/>
-        </w:rPr>
-      </w:pPr>
-      <w:r>
-        <w:rPr>
-          <w:rFonts w:ascii="Carlito" w:hAnsi="Carlito" w:cs="Carlito"/>
-          <w:sz w:val="32"/>
-          <w:szCs w:val="32"/>
+          <w:rFonts w:ascii="Calibri" w:hAnsi="Calibri" w:cs="Calibri"/>
+          <w:sz w:val="36"/>
+          <w:szCs w:val="36"/>
+        </w:rPr>
+      </w:pPr>
+      <w:r>
+        <w:rPr>
+          <w:rFonts w:ascii="Calibri" w:hAnsi="Calibri" w:cs="Calibri"/>
+          <w:sz w:val="36"/>
+          <w:szCs w:val="36"/>
         </w:rPr>
         <w:t>Line predicts: marks = 25</w:t>
       </w:r>
@@ -1876,36 +1764,18 @@
         <w:ind w:left="360" w:hanging="360"/>
         <w:jc w:val="both"/>
         <w:rPr>
-          <w:rFonts w:ascii="Carlito" w:hAnsi="Carlito" w:cs="Carlito"/>
-          <w:sz w:val="32"/>
-          <w:szCs w:val="32"/>
-        </w:rPr>
-      </w:pPr>
-      <w:r>
-        <w:rPr>
-          <w:rFonts w:ascii="Carlito" w:hAnsi="Carlito" w:cs="Carlito"/>
-          <w:sz w:val="32"/>
-          <w:szCs w:val="32"/>
-        </w:rPr>
-        <w:t xml:space="preserve">Actual marks:  </w:t>
-      </w:r>
-      <w:proofErr w:type="gramStart"/>
-      <w:r>
-        <w:rPr>
-          <w:rFonts w:ascii="Carlito" w:hAnsi="Carlito" w:cs="Carlito"/>
-          <w:sz w:val="32"/>
-          <w:szCs w:val="32"/>
-        </w:rPr>
-        <w:t>27  →</w:t>
-      </w:r>
-      <w:proofErr w:type="gramEnd"/>
-      <w:r>
-        <w:rPr>
-          <w:rFonts w:ascii="Carlito" w:hAnsi="Carlito" w:cs="Carlito"/>
-          <w:sz w:val="32"/>
-          <w:szCs w:val="32"/>
-        </w:rPr>
-        <w:t xml:space="preserve">  residual = +2</w:t>
+          <w:rFonts w:ascii="Calibri" w:hAnsi="Calibri" w:cs="Calibri"/>
+          <w:sz w:val="36"/>
+          <w:szCs w:val="36"/>
+        </w:rPr>
+      </w:pPr>
+      <w:r>
+        <w:rPr>
+          <w:rFonts w:ascii="Calibri" w:hAnsi="Calibri" w:cs="Calibri"/>
+          <w:sz w:val="36"/>
+          <w:szCs w:val="36"/>
+        </w:rPr>
+        <w:t>Actual marks:  27  →  residual = +2</w:t>
       </w:r>
     </w:p>
     <w:p>
@@ -1918,79 +1788,53 @@
         <w:ind w:left="360" w:hanging="360"/>
         <w:jc w:val="both"/>
         <w:rPr>
-          <w:rFonts w:ascii="Carlito" w:hAnsi="Carlito" w:cs="Carlito"/>
-          <w:sz w:val="32"/>
-          <w:szCs w:val="32"/>
-        </w:rPr>
-      </w:pPr>
-      <w:r>
-        <w:rPr>
-          <w:rFonts w:ascii="Carlito" w:hAnsi="Carlito" w:cs="Carlito"/>
-          <w:sz w:val="32"/>
-          <w:szCs w:val="32"/>
-        </w:rPr>
-        <w:t xml:space="preserve">Actual marks:  </w:t>
-      </w:r>
-      <w:proofErr w:type="gramStart"/>
-      <w:r>
-        <w:rPr>
-          <w:rFonts w:ascii="Carlito" w:hAnsi="Carlito" w:cs="Carlito"/>
-          <w:sz w:val="32"/>
-          <w:szCs w:val="32"/>
-        </w:rPr>
-        <w:t>23  →</w:t>
-      </w:r>
-      <w:proofErr w:type="gramEnd"/>
-      <w:r>
-        <w:rPr>
-          <w:rFonts w:ascii="Carlito" w:hAnsi="Carlito" w:cs="Carlito"/>
-          <w:sz w:val="32"/>
-          <w:szCs w:val="32"/>
-        </w:rPr>
-        <w:t xml:space="preserve">  residual = −2</w:t>
-      </w:r>
-    </w:p>
-    <w:p>
-      <w:pPr>
-        <w:jc w:val="both"/>
-        <w:rPr>
-          <w:rFonts w:ascii="Carlito" w:hAnsi="Carlito" w:cs="Carlito"/>
-          <w:sz w:val="32"/>
-          <w:szCs w:val="32"/>
-        </w:rPr>
-      </w:pPr>
-      <w:r>
-        <w:rPr>
-          <w:rFonts w:ascii="Carlito" w:hAnsi="Carlito" w:cs="Carlito"/>
-          <w:sz w:val="32"/>
-          <w:szCs w:val="32"/>
-        </w:rPr>
-        <w:t xml:space="preserve"># If we simply add all residuals, the positive and negative errors cancel each other out (e.g., +2 and −2 sum to 0), giving a falsely perfect score </w:t>
-      </w:r>
-      <w:r>
-        <w:rPr>
-          <w:rFonts w:ascii="Carlito" w:hAnsi="Carlito" w:cs="Carlito"/>
-          <w:sz w:val="32"/>
-          <w:szCs w:val="32"/>
+          <w:rFonts w:ascii="Calibri" w:hAnsi="Calibri" w:cs="Calibri"/>
+          <w:sz w:val="36"/>
+          <w:szCs w:val="36"/>
+        </w:rPr>
+      </w:pPr>
+      <w:r>
+        <w:rPr>
+          <w:rFonts w:ascii="Calibri" w:hAnsi="Calibri" w:cs="Calibri"/>
+          <w:sz w:val="36"/>
+          <w:szCs w:val="36"/>
+        </w:rPr>
+        <w:t>Actual marks:  23  →  residual = −2</w:t>
+      </w:r>
+    </w:p>
+    <w:p>
+      <w:pPr>
+        <w:jc w:val="both"/>
+        <w:rPr>
+          <w:rFonts w:ascii="Calibri" w:hAnsi="Calibri" w:cs="Calibri"/>
+          <w:sz w:val="36"/>
+          <w:szCs w:val="36"/>
+        </w:rPr>
+      </w:pPr>
+      <w:r>
+        <w:rPr>
+          <w:rFonts w:ascii="Calibri" w:hAnsi="Calibri" w:cs="Calibri"/>
+          <w:sz w:val="36"/>
+          <w:szCs w:val="36"/>
         </w:rPr>
         <w:lastRenderedPageBreak/>
-        <w:t>even when the line is bad. To avoid this, we square each residual, squaring always produces a positive value.</w:t>
-      </w:r>
-    </w:p>
-    <w:p>
-      <w:pPr>
-        <w:jc w:val="both"/>
-        <w:rPr>
-          <w:rFonts w:ascii="Carlito" w:hAnsi="Carlito" w:cs="Carlito"/>
-          <w:sz w:val="32"/>
-          <w:szCs w:val="32"/>
-        </w:rPr>
-      </w:pPr>
-      <w:r>
-        <w:rPr>
-          <w:rFonts w:ascii="Carlito" w:hAnsi="Carlito" w:cs="Carlito"/>
-          <w:sz w:val="32"/>
-          <w:szCs w:val="32"/>
+        <w:t># If we simply add all residuals, the positive and negative errors cancel each other out (e.g., +2 and −2 sum to 0), giving a falsely perfect score even when the line is bad. To avoid this, we square each residual, squaring always produces a positive value.</w:t>
+      </w:r>
+    </w:p>
+    <w:p>
+      <w:pPr>
+        <w:jc w:val="both"/>
+        <w:rPr>
+          <w:rFonts w:ascii="Calibri" w:hAnsi="Calibri" w:cs="Calibri"/>
+          <w:sz w:val="36"/>
+          <w:szCs w:val="36"/>
+        </w:rPr>
+      </w:pPr>
+      <w:r>
+        <w:rPr>
+          <w:rFonts w:ascii="Calibri" w:hAnsi="Calibri" w:cs="Calibri"/>
+          <w:sz w:val="36"/>
+          <w:szCs w:val="36"/>
         </w:rPr>
         <w:t># The MSE Formula</w:t>
       </w:r>
@@ -1999,50 +1843,38 @@
       <w:pPr>
         <w:jc w:val="center"/>
         <w:rPr>
-          <w:rFonts w:ascii="Carlito" w:hAnsi="Carlito" w:cs="Carlito"/>
-          <w:b/>
-          <w:bCs/>
-          <w:sz w:val="32"/>
-          <w:szCs w:val="32"/>
-        </w:rPr>
-      </w:pPr>
-      <w:proofErr w:type="gramStart"/>
-      <w:r>
-        <w:rPr>
-          <w:rFonts w:ascii="Carlito" w:hAnsi="Carlito" w:cs="Carlito"/>
-          <w:b/>
-          <w:bCs/>
-          <w:sz w:val="32"/>
-          <w:szCs w:val="32"/>
-        </w:rPr>
-        <w:t>MSE  =</w:t>
-      </w:r>
-      <w:proofErr w:type="gramEnd"/>
-      <w:r>
-        <w:rPr>
-          <w:rFonts w:ascii="Carlito" w:hAnsi="Carlito" w:cs="Carlito"/>
-          <w:b/>
-          <w:bCs/>
-          <w:sz w:val="32"/>
-          <w:szCs w:val="32"/>
-        </w:rPr>
-        <w:t xml:space="preserve">  (1/n)  ×  Σ (yᵢ  −  ŷᵢ)²</w:t>
-      </w:r>
-    </w:p>
-    <w:p>
-      <w:pPr>
-        <w:jc w:val="both"/>
-        <w:rPr>
-          <w:rFonts w:ascii="Carlito" w:hAnsi="Carlito" w:cs="Carlito"/>
-          <w:sz w:val="32"/>
-          <w:szCs w:val="32"/>
-        </w:rPr>
-      </w:pPr>
-      <w:r>
-        <w:rPr>
-          <w:rFonts w:ascii="Carlito" w:hAnsi="Carlito" w:cs="Carlito"/>
-          <w:sz w:val="32"/>
-          <w:szCs w:val="32"/>
+          <w:rFonts w:ascii="Calibri" w:hAnsi="Calibri" w:cs="Calibri"/>
+          <w:b/>
+          <w:bCs/>
+          <w:sz w:val="36"/>
+          <w:szCs w:val="36"/>
+        </w:rPr>
+      </w:pPr>
+      <w:r>
+        <w:rPr>
+          <w:rFonts w:ascii="Calibri" w:hAnsi="Calibri" w:cs="Calibri"/>
+          <w:b/>
+          <w:bCs/>
+          <w:sz w:val="36"/>
+          <w:szCs w:val="36"/>
+        </w:rPr>
+        <w:t>MSE  =  (1/n)  ×  Σ (yᵢ  −  ŷᵢ)²</w:t>
+      </w:r>
+    </w:p>
+    <w:p>
+      <w:pPr>
+        <w:jc w:val="both"/>
+        <w:rPr>
+          <w:rFonts w:ascii="Calibri" w:hAnsi="Calibri" w:cs="Calibri"/>
+          <w:sz w:val="36"/>
+          <w:szCs w:val="36"/>
+        </w:rPr>
+      </w:pPr>
+      <w:r>
+        <w:rPr>
+          <w:rFonts w:ascii="Calibri" w:hAnsi="Calibri" w:cs="Calibri"/>
+          <w:sz w:val="36"/>
+          <w:szCs w:val="36"/>
         </w:rPr>
         <w:t>Where:</w:t>
       </w:r>
@@ -2057,38 +1889,28 @@
         <w:ind w:left="360" w:hanging="360"/>
         <w:jc w:val="both"/>
         <w:rPr>
-          <w:rFonts w:ascii="Carlito" w:hAnsi="Carlito" w:cs="Carlito"/>
-          <w:sz w:val="32"/>
-          <w:szCs w:val="32"/>
-        </w:rPr>
-      </w:pPr>
-      <w:proofErr w:type="gramStart"/>
-      <w:r>
-        <w:rPr>
-          <w:rFonts w:ascii="Carlito" w:hAnsi="Carlito" w:cs="Carlito"/>
-          <w:b/>
-          <w:bCs/>
-          <w:sz w:val="32"/>
-          <w:szCs w:val="32"/>
+          <w:rFonts w:ascii="Calibri" w:hAnsi="Calibri" w:cs="Calibri"/>
+          <w:sz w:val="36"/>
+          <w:szCs w:val="36"/>
+        </w:rPr>
+      </w:pPr>
+      <w:r>
+        <w:rPr>
+          <w:rFonts w:ascii="Calibri" w:hAnsi="Calibri" w:cs="Calibri"/>
+          <w:b/>
+          <w:bCs/>
+          <w:sz w:val="36"/>
+          <w:szCs w:val="36"/>
         </w:rPr>
         <w:t>n</w:t>
       </w:r>
       <w:r>
         <w:rPr>
-          <w:rFonts w:ascii="Carlito" w:hAnsi="Carlito" w:cs="Carlito"/>
-          <w:sz w:val="32"/>
-          <w:szCs w:val="32"/>
-        </w:rPr>
-        <w:t xml:space="preserve">  =</w:t>
-      </w:r>
-      <w:proofErr w:type="gramEnd"/>
-      <w:r>
-        <w:rPr>
-          <w:rFonts w:ascii="Carlito" w:hAnsi="Carlito" w:cs="Carlito"/>
-          <w:sz w:val="32"/>
-          <w:szCs w:val="32"/>
-        </w:rPr>
-        <w:t xml:space="preserve">  total number of data points</w:t>
+          <w:rFonts w:ascii="Calibri" w:hAnsi="Calibri" w:cs="Calibri"/>
+          <w:sz w:val="36"/>
+          <w:szCs w:val="36"/>
+        </w:rPr>
+        <w:t xml:space="preserve">  =  total number of data points</w:t>
       </w:r>
     </w:p>
     <w:p>
@@ -2101,38 +1923,28 @@
         <w:ind w:left="360" w:hanging="360"/>
         <w:jc w:val="both"/>
         <w:rPr>
-          <w:rFonts w:ascii="Carlito" w:hAnsi="Carlito" w:cs="Carlito"/>
-          <w:sz w:val="32"/>
-          <w:szCs w:val="32"/>
-        </w:rPr>
-      </w:pPr>
-      <w:proofErr w:type="gramStart"/>
-      <w:r>
-        <w:rPr>
-          <w:rFonts w:ascii="Carlito" w:hAnsi="Carlito" w:cs="Carlito"/>
-          <w:b/>
-          <w:bCs/>
-          <w:sz w:val="32"/>
-          <w:szCs w:val="32"/>
+          <w:rFonts w:ascii="Calibri" w:hAnsi="Calibri" w:cs="Calibri"/>
+          <w:sz w:val="36"/>
+          <w:szCs w:val="36"/>
+        </w:rPr>
+      </w:pPr>
+      <w:r>
+        <w:rPr>
+          <w:rFonts w:ascii="Calibri" w:hAnsi="Calibri" w:cs="Calibri"/>
+          <w:b/>
+          <w:bCs/>
+          <w:sz w:val="36"/>
+          <w:szCs w:val="36"/>
         </w:rPr>
         <w:t xml:space="preserve">yᵢ  </w:t>
       </w:r>
       <w:r>
         <w:rPr>
-          <w:rFonts w:ascii="Carlito" w:hAnsi="Carlito" w:cs="Carlito"/>
-          <w:sz w:val="32"/>
-          <w:szCs w:val="32"/>
-        </w:rPr>
-        <w:t>=</w:t>
-      </w:r>
-      <w:proofErr w:type="gramEnd"/>
-      <w:r>
-        <w:rPr>
-          <w:rFonts w:ascii="Carlito" w:hAnsi="Carlito" w:cs="Carlito"/>
-          <w:sz w:val="32"/>
-          <w:szCs w:val="32"/>
-        </w:rPr>
-        <w:t xml:space="preserve">  actual value (real data)</w:t>
+          <w:rFonts w:ascii="Calibri" w:hAnsi="Calibri" w:cs="Calibri"/>
+          <w:sz w:val="36"/>
+          <w:szCs w:val="36"/>
+        </w:rPr>
+        <w:t>=  actual value (real data)</w:t>
       </w:r>
     </w:p>
     <w:p>
@@ -2145,38 +1957,28 @@
         <w:ind w:left="360" w:hanging="360"/>
         <w:jc w:val="both"/>
         <w:rPr>
-          <w:rFonts w:ascii="Carlito" w:hAnsi="Carlito" w:cs="Carlito"/>
-          <w:sz w:val="32"/>
-          <w:szCs w:val="32"/>
-        </w:rPr>
-      </w:pPr>
-      <w:proofErr w:type="gramStart"/>
-      <w:r>
-        <w:rPr>
-          <w:rFonts w:ascii="Carlito" w:hAnsi="Carlito" w:cs="Carlito"/>
-          <w:b/>
-          <w:bCs/>
-          <w:sz w:val="32"/>
-          <w:szCs w:val="32"/>
+          <w:rFonts w:ascii="Calibri" w:hAnsi="Calibri" w:cs="Calibri"/>
+          <w:sz w:val="36"/>
+          <w:szCs w:val="36"/>
+        </w:rPr>
+      </w:pPr>
+      <w:r>
+        <w:rPr>
+          <w:rFonts w:ascii="Calibri" w:hAnsi="Calibri" w:cs="Calibri"/>
+          <w:b/>
+          <w:bCs/>
+          <w:sz w:val="36"/>
+          <w:szCs w:val="36"/>
         </w:rPr>
         <w:t xml:space="preserve">ŷᵢ </w:t>
       </w:r>
       <w:r>
         <w:rPr>
-          <w:rFonts w:ascii="Carlito" w:hAnsi="Carlito" w:cs="Carlito"/>
-          <w:sz w:val="32"/>
-          <w:szCs w:val="32"/>
-        </w:rPr>
-        <w:t xml:space="preserve"> =</w:t>
-      </w:r>
-      <w:proofErr w:type="gramEnd"/>
-      <w:r>
-        <w:rPr>
-          <w:rFonts w:ascii="Carlito" w:hAnsi="Carlito" w:cs="Carlito"/>
-          <w:sz w:val="32"/>
-          <w:szCs w:val="32"/>
-        </w:rPr>
-        <w:t xml:space="preserve">  predicted value (what the line gives)</w:t>
+          <w:rFonts w:ascii="Calibri" w:hAnsi="Calibri" w:cs="Calibri"/>
+          <w:sz w:val="36"/>
+          <w:szCs w:val="36"/>
+        </w:rPr>
+        <w:t xml:space="preserve"> =  predicted value (what the line gives)</w:t>
       </w:r>
     </w:p>
     <w:p>
@@ -2189,54 +1991,44 @@
         <w:ind w:left="360" w:hanging="360"/>
         <w:jc w:val="both"/>
         <w:rPr>
-          <w:rFonts w:ascii="Carlito" w:hAnsi="Carlito" w:cs="Carlito"/>
-          <w:sz w:val="32"/>
-          <w:szCs w:val="32"/>
-        </w:rPr>
-      </w:pPr>
-      <w:proofErr w:type="gramStart"/>
-      <w:r>
-        <w:rPr>
-          <w:rFonts w:ascii="Carlito" w:hAnsi="Carlito" w:cs="Carlito"/>
-          <w:b/>
-          <w:bCs/>
-          <w:sz w:val="32"/>
-          <w:szCs w:val="32"/>
+          <w:rFonts w:ascii="Calibri" w:hAnsi="Calibri" w:cs="Calibri"/>
+          <w:sz w:val="36"/>
+          <w:szCs w:val="36"/>
+        </w:rPr>
+      </w:pPr>
+      <w:r>
+        <w:rPr>
+          <w:rFonts w:ascii="Calibri" w:hAnsi="Calibri" w:cs="Calibri"/>
+          <w:b/>
+          <w:bCs/>
+          <w:sz w:val="36"/>
+          <w:szCs w:val="36"/>
         </w:rPr>
         <w:t xml:space="preserve">Σ </w:t>
       </w:r>
       <w:r>
         <w:rPr>
-          <w:rFonts w:ascii="Carlito" w:hAnsi="Carlito" w:cs="Carlito"/>
-          <w:sz w:val="32"/>
-          <w:szCs w:val="32"/>
-        </w:rPr>
-        <w:t xml:space="preserve"> =</w:t>
-      </w:r>
-      <w:proofErr w:type="gramEnd"/>
-      <w:r>
-        <w:rPr>
-          <w:rFonts w:ascii="Carlito" w:hAnsi="Carlito" w:cs="Carlito"/>
-          <w:sz w:val="32"/>
-          <w:szCs w:val="32"/>
-        </w:rPr>
-        <w:t xml:space="preserve">  sum across all data points</w:t>
-      </w:r>
-    </w:p>
-    <w:p>
-      <w:pPr>
-        <w:jc w:val="both"/>
-        <w:rPr>
-          <w:rFonts w:ascii="Carlito" w:hAnsi="Carlito" w:cs="Carlito"/>
-          <w:sz w:val="32"/>
-          <w:szCs w:val="32"/>
-        </w:rPr>
-      </w:pPr>
-      <w:r>
-        <w:rPr>
-          <w:rFonts w:ascii="Carlito" w:hAnsi="Carlito" w:cs="Carlito"/>
-          <w:sz w:val="32"/>
-          <w:szCs w:val="32"/>
+          <w:rFonts w:ascii="Calibri" w:hAnsi="Calibri" w:cs="Calibri"/>
+          <w:sz w:val="36"/>
+          <w:szCs w:val="36"/>
+        </w:rPr>
+        <w:t xml:space="preserve"> =  sum across all data points</w:t>
+      </w:r>
+    </w:p>
+    <w:p>
+      <w:pPr>
+        <w:jc w:val="both"/>
+        <w:rPr>
+          <w:rFonts w:ascii="Calibri" w:hAnsi="Calibri" w:cs="Calibri"/>
+          <w:sz w:val="36"/>
+          <w:szCs w:val="36"/>
+        </w:rPr>
+      </w:pPr>
+      <w:r>
+        <w:rPr>
+          <w:rFonts w:ascii="Calibri" w:hAnsi="Calibri" w:cs="Calibri"/>
+          <w:sz w:val="36"/>
+          <w:szCs w:val="36"/>
         </w:rPr>
         <w:t># Using our example:</w:t>
       </w:r>
@@ -2245,54 +2037,43 @@
       <w:pPr>
         <w:jc w:val="both"/>
         <w:rPr>
-          <w:rFonts w:ascii="Carlito" w:hAnsi="Carlito" w:cs="Carlito"/>
-          <w:b/>
-          <w:bCs/>
-          <w:sz w:val="32"/>
-          <w:szCs w:val="32"/>
-        </w:rPr>
-      </w:pPr>
-      <w:proofErr w:type="gramStart"/>
-      <w:r>
-        <w:rPr>
-          <w:rFonts w:ascii="Carlito" w:hAnsi="Carlito" w:cs="Carlito"/>
-          <w:b/>
-          <w:bCs/>
-          <w:sz w:val="32"/>
-          <w:szCs w:val="32"/>
-        </w:rPr>
-        <w:t>MSE  =</w:t>
-      </w:r>
-      <w:proofErr w:type="gramEnd"/>
-      <w:r>
-        <w:rPr>
-          <w:rFonts w:ascii="Carlito" w:hAnsi="Carlito" w:cs="Carlito"/>
-          <w:b/>
-          <w:bCs/>
-          <w:sz w:val="32"/>
-          <w:szCs w:val="32"/>
-        </w:rPr>
-        <w:t xml:space="preserve">  (1/2)  ×  [(+2)²  +  (−2)²]  =  (1/2)  ×  [4 + 4]  =  4</w:t>
-      </w:r>
-    </w:p>
-    <w:p>
-      <w:pPr>
-        <w:jc w:val="both"/>
-        <w:rPr>
-          <w:rFonts w:ascii="Carlito" w:hAnsi="Carlito" w:cs="Carlito"/>
-          <w:sz w:val="32"/>
-          <w:szCs w:val="32"/>
-        </w:rPr>
-      </w:pPr>
-      <w:r>
-        <w:rPr>
-          <w:rFonts w:ascii="Carlito" w:hAnsi="Carlito" w:cs="Carlito"/>
+          <w:rFonts w:ascii="Calibri" w:hAnsi="Calibri" w:cs="Calibri"/>
+          <w:b/>
+          <w:bCs/>
+          <w:sz w:val="36"/>
+          <w:szCs w:val="36"/>
+        </w:rPr>
+      </w:pPr>
+      <w:r>
+        <w:rPr>
+          <w:rFonts w:ascii="Calibri" w:hAnsi="Calibri" w:cs="Calibri"/>
+          <w:b/>
+          <w:bCs/>
+          <w:sz w:val="36"/>
+          <w:szCs w:val="36"/>
+        </w:rPr>
+        <w:t>MSE  =  (1/2)  ×  [(+2)²  +  (−2)²]  =  (1/2)  ×  [4 + 4]  =  4</w:t>
+      </w:r>
+    </w:p>
+    <w:p>
+      <w:pPr>
+        <w:jc w:val="both"/>
+        <w:rPr>
+          <w:rFonts w:ascii="Calibri" w:hAnsi="Calibri" w:cs="Calibri"/>
+          <w:sz w:val="36"/>
+          <w:szCs w:val="36"/>
+        </w:rPr>
+      </w:pPr>
+      <w:r>
+        <w:rPr>
+          <w:rFonts w:ascii="Calibri" w:hAnsi="Calibri" w:cs="Calibri"/>
           <w:b/>
           <w:bCs/>
           <w:noProof/>
-          <w:sz w:val="32"/>
-          <w:szCs w:val="32"/>
-        </w:rPr>
+          <w:sz w:val="36"/>
+          <w:szCs w:val="36"/>
+        </w:rPr>
+        <w:lastRenderedPageBreak/>
         <w:drawing>
           <wp:inline distT="0" distB="0" distL="0" distR="0" wp14:anchorId="23BC2163" wp14:editId="3A850866">
             <wp:extent cx="5685790" cy="4427220"/>
@@ -2341,28 +2122,27 @@
       <w:pPr>
         <w:jc w:val="both"/>
         <w:rPr>
-          <w:rFonts w:ascii="Carlito" w:hAnsi="Carlito" w:cs="Carlito"/>
-          <w:sz w:val="32"/>
-          <w:szCs w:val="32"/>
-        </w:rPr>
-      </w:pPr>
-    </w:p>
-    <w:p>
-      <w:pPr>
-        <w:jc w:val="both"/>
-        <w:rPr>
-          <w:rFonts w:ascii="Carlito" w:hAnsi="Carlito" w:cs="Carlito"/>
-          <w:sz w:val="32"/>
-          <w:szCs w:val="32"/>
-        </w:rPr>
-      </w:pPr>
-      <w:r>
-        <w:rPr>
-          <w:rFonts w:ascii="Carlito" w:hAnsi="Carlito" w:cs="Carlito"/>
-          <w:sz w:val="32"/>
-          <w:szCs w:val="32"/>
-        </w:rPr>
-        <w:lastRenderedPageBreak/>
+          <w:rFonts w:ascii="Calibri" w:hAnsi="Calibri" w:cs="Calibri"/>
+          <w:sz w:val="36"/>
+          <w:szCs w:val="36"/>
+        </w:rPr>
+      </w:pPr>
+    </w:p>
+    <w:p>
+      <w:pPr>
+        <w:jc w:val="both"/>
+        <w:rPr>
+          <w:rFonts w:ascii="Calibri" w:hAnsi="Calibri" w:cs="Calibri"/>
+          <w:sz w:val="36"/>
+          <w:szCs w:val="36"/>
+        </w:rPr>
+      </w:pPr>
+      <w:r>
+        <w:rPr>
+          <w:rFonts w:ascii="Calibri" w:hAnsi="Calibri" w:cs="Calibri"/>
+          <w:sz w:val="36"/>
+          <w:szCs w:val="36"/>
+        </w:rPr>
         <w:t># When we plot MSE against the value of m (or c), we get a U-shaped (upward-opening) parabola. This happens because of how squaring works:</w:t>
       </w:r>
     </w:p>
@@ -2371,71 +2151,61 @@
         <w:ind w:left="360" w:hanging="360"/>
         <w:jc w:val="both"/>
         <w:rPr>
-          <w:rFonts w:ascii="Carlito" w:hAnsi="Carlito" w:cs="Carlito"/>
-          <w:sz w:val="32"/>
-          <w:szCs w:val="32"/>
-        </w:rPr>
-      </w:pPr>
-      <w:r>
-        <w:rPr>
-          <w:rFonts w:ascii="Carlito" w:hAnsi="Carlito" w:cs="Carlito"/>
-          <w:sz w:val="32"/>
-          <w:szCs w:val="32"/>
+          <w:rFonts w:ascii="Calibri" w:hAnsi="Calibri" w:cs="Calibri"/>
+          <w:sz w:val="36"/>
+          <w:szCs w:val="36"/>
+        </w:rPr>
+      </w:pPr>
+      <w:r>
+        <w:rPr>
+          <w:rFonts w:ascii="Calibri" w:hAnsi="Calibri" w:cs="Calibri"/>
+          <w:sz w:val="36"/>
+          <w:szCs w:val="36"/>
         </w:rPr>
         <w:t>•</w:t>
       </w:r>
       <w:r>
         <w:rPr>
-          <w:rFonts w:ascii="Carlito" w:hAnsi="Carlito" w:cs="Carlito"/>
-          <w:sz w:val="32"/>
-          <w:szCs w:val="32"/>
+          <w:rFonts w:ascii="Calibri" w:hAnsi="Calibri" w:cs="Calibri"/>
+          <w:sz w:val="36"/>
+          <w:szCs w:val="36"/>
         </w:rPr>
         <w:tab/>
         <w:t>When</w:t>
       </w:r>
       <w:r>
         <w:rPr>
-          <w:rFonts w:ascii="Carlito" w:hAnsi="Carlito" w:cs="Carlito"/>
-          <w:b/>
-          <w:bCs/>
-          <w:sz w:val="32"/>
-          <w:szCs w:val="32"/>
+          <w:rFonts w:ascii="Calibri" w:hAnsi="Calibri" w:cs="Calibri"/>
+          <w:b/>
+          <w:bCs/>
+          <w:sz w:val="36"/>
+          <w:szCs w:val="36"/>
         </w:rPr>
         <w:t xml:space="preserve"> x</w:t>
       </w:r>
       <w:r>
         <w:rPr>
-          <w:rFonts w:ascii="Carlito" w:hAnsi="Carlito" w:cs="Carlito"/>
-          <w:sz w:val="32"/>
-          <w:szCs w:val="32"/>
-        </w:rPr>
-        <w:t xml:space="preserve"> is </w:t>
-      </w:r>
-      <w:proofErr w:type="gramStart"/>
-      <w:r>
-        <w:rPr>
-          <w:rFonts w:ascii="Carlito" w:hAnsi="Carlito" w:cs="Carlito"/>
-          <w:sz w:val="32"/>
-          <w:szCs w:val="32"/>
-        </w:rPr>
-        <w:t>positive  →</w:t>
-      </w:r>
-      <w:proofErr w:type="gramEnd"/>
-      <w:r>
-        <w:rPr>
-          <w:rFonts w:ascii="Carlito" w:hAnsi="Carlito" w:cs="Carlito"/>
-          <w:b/>
-          <w:bCs/>
-          <w:sz w:val="32"/>
-          <w:szCs w:val="32"/>
+          <w:rFonts w:ascii="Calibri" w:hAnsi="Calibri" w:cs="Calibri"/>
+          <w:sz w:val="36"/>
+          <w:szCs w:val="36"/>
+        </w:rPr>
+        <w:t xml:space="preserve"> is positive  →</w:t>
+      </w:r>
+      <w:r>
+        <w:rPr>
+          <w:rFonts w:ascii="Calibri" w:hAnsi="Calibri" w:cs="Calibri"/>
+          <w:b/>
+          <w:bCs/>
+          <w:sz w:val="36"/>
+          <w:szCs w:val="36"/>
         </w:rPr>
         <w:t xml:space="preserve">  x²</w:t>
       </w:r>
       <w:r>
         <w:rPr>
-          <w:rFonts w:ascii="Carlito" w:hAnsi="Carlito" w:cs="Carlito"/>
-          <w:sz w:val="32"/>
-          <w:szCs w:val="32"/>
+          <w:rFonts w:ascii="Calibri" w:hAnsi="Calibri" w:cs="Calibri"/>
+          <w:sz w:val="36"/>
+          <w:szCs w:val="36"/>
         </w:rPr>
         <w:t xml:space="preserve"> is positive (increases upward)</w:t>
       </w:r>
@@ -2445,81 +2215,61 @@
         <w:ind w:left="360" w:hanging="360"/>
         <w:jc w:val="both"/>
         <w:rPr>
-          <w:rFonts w:ascii="Carlito" w:hAnsi="Carlito" w:cs="Carlito"/>
-          <w:sz w:val="32"/>
-          <w:szCs w:val="32"/>
-        </w:rPr>
-      </w:pPr>
-      <w:r>
-        <w:rPr>
-          <w:rFonts w:ascii="Carlito" w:hAnsi="Carlito" w:cs="Carlito"/>
-          <w:sz w:val="32"/>
-          <w:szCs w:val="32"/>
+          <w:rFonts w:ascii="Calibri" w:hAnsi="Calibri" w:cs="Calibri"/>
+          <w:sz w:val="36"/>
+          <w:szCs w:val="36"/>
+        </w:rPr>
+      </w:pPr>
+      <w:r>
+        <w:rPr>
+          <w:rFonts w:ascii="Calibri" w:hAnsi="Calibri" w:cs="Calibri"/>
+          <w:sz w:val="36"/>
+          <w:szCs w:val="36"/>
         </w:rPr>
         <w:t>•</w:t>
       </w:r>
       <w:r>
         <w:rPr>
-          <w:rFonts w:ascii="Carlito" w:hAnsi="Carlito" w:cs="Carlito"/>
-          <w:sz w:val="32"/>
-          <w:szCs w:val="32"/>
+          <w:rFonts w:ascii="Calibri" w:hAnsi="Calibri" w:cs="Calibri"/>
+          <w:sz w:val="36"/>
+          <w:szCs w:val="36"/>
         </w:rPr>
         <w:tab/>
         <w:t xml:space="preserve">When </w:t>
       </w:r>
       <w:r>
         <w:rPr>
-          <w:rFonts w:ascii="Carlito" w:hAnsi="Carlito" w:cs="Carlito"/>
-          <w:b/>
-          <w:bCs/>
-          <w:sz w:val="32"/>
-          <w:szCs w:val="32"/>
+          <w:rFonts w:ascii="Calibri" w:hAnsi="Calibri" w:cs="Calibri"/>
+          <w:b/>
+          <w:bCs/>
+          <w:sz w:val="36"/>
+          <w:szCs w:val="36"/>
         </w:rPr>
         <w:t xml:space="preserve">x </w:t>
       </w:r>
       <w:r>
         <w:rPr>
-          <w:rFonts w:ascii="Carlito" w:hAnsi="Carlito" w:cs="Carlito"/>
-          <w:sz w:val="32"/>
-          <w:szCs w:val="32"/>
-        </w:rPr>
-        <w:t xml:space="preserve">is zero      </w:t>
-      </w:r>
-      <w:proofErr w:type="gramStart"/>
-      <w:r>
-        <w:rPr>
-          <w:rFonts w:ascii="Carlito" w:hAnsi="Carlito" w:cs="Carlito"/>
-          <w:sz w:val="32"/>
-          <w:szCs w:val="32"/>
-        </w:rPr>
-        <w:t xml:space="preserve">→ </w:t>
-      </w:r>
-      <w:r>
-        <w:rPr>
-          <w:rFonts w:ascii="Carlito" w:hAnsi="Carlito" w:cs="Carlito"/>
-          <w:b/>
-          <w:bCs/>
-          <w:sz w:val="32"/>
-          <w:szCs w:val="32"/>
-        </w:rPr>
-        <w:t xml:space="preserve"> x</w:t>
-      </w:r>
-      <w:proofErr w:type="gramEnd"/>
-      <w:r>
-        <w:rPr>
-          <w:rFonts w:ascii="Carlito" w:hAnsi="Carlito" w:cs="Carlito"/>
-          <w:b/>
-          <w:bCs/>
-          <w:sz w:val="32"/>
-          <w:szCs w:val="32"/>
-        </w:rPr>
-        <w:t>²</w:t>
-      </w:r>
-      <w:r>
-        <w:rPr>
-          <w:rFonts w:ascii="Carlito" w:hAnsi="Carlito" w:cs="Carlito"/>
-          <w:sz w:val="32"/>
-          <w:szCs w:val="32"/>
+          <w:rFonts w:ascii="Calibri" w:hAnsi="Calibri" w:cs="Calibri"/>
+          <w:sz w:val="36"/>
+          <w:szCs w:val="36"/>
+        </w:rPr>
+        <w:t xml:space="preserve">is zero      → </w:t>
+      </w:r>
+      <w:r>
+        <w:rPr>
+          <w:rFonts w:ascii="Calibri" w:hAnsi="Calibri" w:cs="Calibri"/>
+          <w:b/>
+          <w:bCs/>
+          <w:sz w:val="36"/>
+          <w:szCs w:val="36"/>
+        </w:rPr>
+        <w:t xml:space="preserve"> x²</w:t>
+      </w:r>
+      <w:r>
+        <w:rPr>
+          <w:rFonts w:ascii="Calibri" w:hAnsi="Calibri" w:cs="Calibri"/>
+          <w:sz w:val="36"/>
+          <w:szCs w:val="36"/>
         </w:rPr>
         <w:t xml:space="preserve"> is zero (the minimum point)</w:t>
       </w:r>
@@ -2529,79 +2279,61 @@
         <w:ind w:left="360" w:hanging="360"/>
         <w:jc w:val="both"/>
         <w:rPr>
-          <w:rFonts w:ascii="Carlito" w:hAnsi="Carlito" w:cs="Carlito"/>
-          <w:sz w:val="32"/>
-          <w:szCs w:val="32"/>
-        </w:rPr>
-      </w:pPr>
-      <w:r>
-        <w:rPr>
-          <w:rFonts w:ascii="Carlito" w:hAnsi="Carlito" w:cs="Carlito"/>
-          <w:sz w:val="32"/>
-          <w:szCs w:val="32"/>
+          <w:rFonts w:ascii="Calibri" w:hAnsi="Calibri" w:cs="Calibri"/>
+          <w:sz w:val="36"/>
+          <w:szCs w:val="36"/>
+        </w:rPr>
+      </w:pPr>
+      <w:r>
+        <w:rPr>
+          <w:rFonts w:ascii="Calibri" w:hAnsi="Calibri" w:cs="Calibri"/>
+          <w:sz w:val="36"/>
+          <w:szCs w:val="36"/>
         </w:rPr>
         <w:t>•</w:t>
       </w:r>
       <w:r>
         <w:rPr>
-          <w:rFonts w:ascii="Carlito" w:hAnsi="Carlito" w:cs="Carlito"/>
-          <w:sz w:val="32"/>
-          <w:szCs w:val="32"/>
+          <w:rFonts w:ascii="Calibri" w:hAnsi="Calibri" w:cs="Calibri"/>
+          <w:sz w:val="36"/>
+          <w:szCs w:val="36"/>
         </w:rPr>
         <w:tab/>
         <w:t xml:space="preserve">When </w:t>
       </w:r>
       <w:r>
         <w:rPr>
-          <w:rFonts w:ascii="Carlito" w:hAnsi="Carlito" w:cs="Carlito"/>
-          <w:b/>
-          <w:bCs/>
-          <w:sz w:val="32"/>
-          <w:szCs w:val="32"/>
+          <w:rFonts w:ascii="Calibri" w:hAnsi="Calibri" w:cs="Calibri"/>
+          <w:b/>
+          <w:bCs/>
+          <w:sz w:val="36"/>
+          <w:szCs w:val="36"/>
         </w:rPr>
         <w:t>x</w:t>
       </w:r>
       <w:r>
         <w:rPr>
-          <w:rFonts w:ascii="Carlito" w:hAnsi="Carlito" w:cs="Carlito"/>
-          <w:sz w:val="32"/>
-          <w:szCs w:val="32"/>
-        </w:rPr>
-        <w:t xml:space="preserve"> is </w:t>
-      </w:r>
-      <w:proofErr w:type="gramStart"/>
-      <w:r>
-        <w:rPr>
-          <w:rFonts w:ascii="Carlito" w:hAnsi="Carlito" w:cs="Carlito"/>
-          <w:sz w:val="32"/>
-          <w:szCs w:val="32"/>
-        </w:rPr>
-        <w:t>negative  →</w:t>
-      </w:r>
-      <w:proofErr w:type="gramEnd"/>
-      <w:r>
-        <w:rPr>
-          <w:rFonts w:ascii="Carlito" w:hAnsi="Carlito" w:cs="Carlito"/>
-          <w:sz w:val="32"/>
-          <w:szCs w:val="32"/>
-        </w:rPr>
-        <w:t xml:space="preserve">  </w:t>
-      </w:r>
-      <w:r>
-        <w:rPr>
-          <w:rFonts w:ascii="Carlito" w:hAnsi="Carlito" w:cs="Carlito"/>
-          <w:b/>
-          <w:bCs/>
-          <w:sz w:val="32"/>
-          <w:szCs w:val="32"/>
+          <w:rFonts w:ascii="Calibri" w:hAnsi="Calibri" w:cs="Calibri"/>
+          <w:sz w:val="36"/>
+          <w:szCs w:val="36"/>
+        </w:rPr>
+        <w:t xml:space="preserve"> is negative  →  </w:t>
+      </w:r>
+      <w:r>
+        <w:rPr>
+          <w:rFonts w:ascii="Calibri" w:hAnsi="Calibri" w:cs="Calibri"/>
+          <w:b/>
+          <w:bCs/>
+          <w:sz w:val="36"/>
+          <w:szCs w:val="36"/>
         </w:rPr>
         <w:t>x²</w:t>
       </w:r>
       <w:r>
         <w:rPr>
-          <w:rFonts w:ascii="Carlito" w:hAnsi="Carlito" w:cs="Carlito"/>
-          <w:sz w:val="32"/>
-          <w:szCs w:val="32"/>
+          <w:rFonts w:ascii="Calibri" w:hAnsi="Calibri" w:cs="Calibri"/>
+          <w:sz w:val="36"/>
+          <w:szCs w:val="36"/>
         </w:rPr>
         <w:t xml:space="preserve"> is still positive (increases upward)</w:t>
       </w:r>
@@ -2610,52 +2342,52 @@
       <w:pPr>
         <w:jc w:val="both"/>
         <w:rPr>
-          <w:rFonts w:ascii="Carlito" w:hAnsi="Carlito" w:cs="Carlito"/>
-          <w:sz w:val="32"/>
-          <w:szCs w:val="32"/>
-        </w:rPr>
-      </w:pPr>
-      <w:r>
-        <w:rPr>
-          <w:rFonts w:ascii="Carlito" w:hAnsi="Carlito" w:cs="Carlito"/>
-          <w:sz w:val="32"/>
-          <w:szCs w:val="32"/>
+          <w:rFonts w:ascii="Calibri" w:hAnsi="Calibri" w:cs="Calibri"/>
+          <w:sz w:val="36"/>
+          <w:szCs w:val="36"/>
+        </w:rPr>
+      </w:pPr>
+      <w:r>
+        <w:rPr>
+          <w:rFonts w:ascii="Calibri" w:hAnsi="Calibri" w:cs="Calibri"/>
+          <w:sz w:val="36"/>
+          <w:szCs w:val="36"/>
         </w:rPr>
         <w:t xml:space="preserve"># So, the graph curves upward on both sides, forming a U-shape. The lowest point of the U is the minimum MSE and the values of </w:t>
       </w:r>
       <w:r>
         <w:rPr>
-          <w:rFonts w:ascii="Carlito" w:hAnsi="Carlito" w:cs="Carlito"/>
-          <w:b/>
-          <w:bCs/>
-          <w:sz w:val="32"/>
-          <w:szCs w:val="32"/>
+          <w:rFonts w:ascii="Calibri" w:hAnsi="Calibri" w:cs="Calibri"/>
+          <w:b/>
+          <w:bCs/>
+          <w:sz w:val="36"/>
+          <w:szCs w:val="36"/>
         </w:rPr>
         <w:t>m</w:t>
       </w:r>
       <w:r>
         <w:rPr>
-          <w:rFonts w:ascii="Carlito" w:hAnsi="Carlito" w:cs="Carlito"/>
-          <w:sz w:val="32"/>
-          <w:szCs w:val="32"/>
+          <w:rFonts w:ascii="Calibri" w:hAnsi="Calibri" w:cs="Calibri"/>
+          <w:sz w:val="36"/>
+          <w:szCs w:val="36"/>
         </w:rPr>
         <w:t xml:space="preserve"> and </w:t>
       </w:r>
       <w:r>
         <w:rPr>
-          <w:rFonts w:ascii="Carlito" w:hAnsi="Carlito" w:cs="Carlito"/>
-          <w:b/>
-          <w:bCs/>
-          <w:sz w:val="32"/>
-          <w:szCs w:val="32"/>
+          <w:rFonts w:ascii="Calibri" w:hAnsi="Calibri" w:cs="Calibri"/>
+          <w:b/>
+          <w:bCs/>
+          <w:sz w:val="36"/>
+          <w:szCs w:val="36"/>
         </w:rPr>
         <w:t>c</w:t>
       </w:r>
       <w:r>
         <w:rPr>
-          <w:rFonts w:ascii="Carlito" w:hAnsi="Carlito" w:cs="Carlito"/>
-          <w:sz w:val="32"/>
-          <w:szCs w:val="32"/>
+          <w:rFonts w:ascii="Calibri" w:hAnsi="Calibri" w:cs="Calibri"/>
+          <w:sz w:val="36"/>
+          <w:szCs w:val="36"/>
         </w:rPr>
         <w:t>, at that lowest point are the best-fit parameters for our model.</w:t>
       </w:r>
@@ -2664,52 +2396,53 @@
       <w:pPr>
         <w:jc w:val="both"/>
         <w:rPr>
-          <w:rFonts w:ascii="Carlito" w:hAnsi="Carlito" w:cs="Carlito"/>
-          <w:sz w:val="32"/>
-          <w:szCs w:val="32"/>
-        </w:rPr>
-      </w:pPr>
-      <w:r>
-        <w:rPr>
-          <w:rFonts w:ascii="Carlito" w:hAnsi="Carlito" w:cs="Carlito"/>
-          <w:sz w:val="32"/>
-          <w:szCs w:val="32"/>
-        </w:rPr>
+          <w:rFonts w:ascii="Calibri" w:hAnsi="Calibri" w:cs="Calibri"/>
+          <w:sz w:val="36"/>
+          <w:szCs w:val="36"/>
+        </w:rPr>
+      </w:pPr>
+      <w:r>
+        <w:rPr>
+          <w:rFonts w:ascii="Calibri" w:hAnsi="Calibri" w:cs="Calibri"/>
+          <w:sz w:val="36"/>
+          <w:szCs w:val="36"/>
+        </w:rPr>
+        <w:lastRenderedPageBreak/>
         <w:t xml:space="preserve"># Important, the model uses an algorithm called Gradient Descent to slide down the U-shaped curve toward the minimum. It repeatedly adjusts </w:t>
       </w:r>
       <w:r>
         <w:rPr>
-          <w:rFonts w:ascii="Carlito" w:hAnsi="Carlito" w:cs="Carlito"/>
-          <w:b/>
-          <w:bCs/>
-          <w:sz w:val="32"/>
-          <w:szCs w:val="32"/>
+          <w:rFonts w:ascii="Calibri" w:hAnsi="Calibri" w:cs="Calibri"/>
+          <w:b/>
+          <w:bCs/>
+          <w:sz w:val="36"/>
+          <w:szCs w:val="36"/>
         </w:rPr>
         <w:t>m</w:t>
       </w:r>
       <w:r>
         <w:rPr>
-          <w:rFonts w:ascii="Carlito" w:hAnsi="Carlito" w:cs="Carlito"/>
-          <w:sz w:val="32"/>
-          <w:szCs w:val="32"/>
+          <w:rFonts w:ascii="Calibri" w:hAnsi="Calibri" w:cs="Calibri"/>
+          <w:sz w:val="36"/>
+          <w:szCs w:val="36"/>
         </w:rPr>
         <w:t xml:space="preserve"> and </w:t>
       </w:r>
       <w:r>
         <w:rPr>
-          <w:rFonts w:ascii="Carlito" w:hAnsi="Carlito" w:cs="Carlito"/>
-          <w:b/>
-          <w:bCs/>
-          <w:sz w:val="32"/>
-          <w:szCs w:val="32"/>
+          <w:rFonts w:ascii="Calibri" w:hAnsi="Calibri" w:cs="Calibri"/>
+          <w:b/>
+          <w:bCs/>
+          <w:sz w:val="36"/>
+          <w:szCs w:val="36"/>
         </w:rPr>
         <w:t>c</w:t>
       </w:r>
       <w:r>
         <w:rPr>
-          <w:rFonts w:ascii="Carlito" w:hAnsi="Carlito" w:cs="Carlito"/>
-          <w:sz w:val="32"/>
-          <w:szCs w:val="32"/>
+          <w:rFonts w:ascii="Calibri" w:hAnsi="Calibri" w:cs="Calibri"/>
+          <w:sz w:val="36"/>
+          <w:szCs w:val="36"/>
         </w:rPr>
         <w:t xml:space="preserve"> in small steps until MSE stops decreasing.</w:t>
       </w:r>
@@ -2718,27 +2451,27 @@
       <w:pPr>
         <w:jc w:val="both"/>
         <w:rPr>
-          <w:rFonts w:ascii="Carlito" w:hAnsi="Carlito" w:cs="Carlito"/>
-          <w:sz w:val="32"/>
-          <w:szCs w:val="32"/>
-        </w:rPr>
-      </w:pPr>
-    </w:p>
-    <w:p>
-      <w:pPr>
-        <w:jc w:val="both"/>
-        <w:rPr>
-          <w:rFonts w:ascii="Carlito" w:hAnsi="Carlito" w:cs="Carlito"/>
-          <w:sz w:val="32"/>
-          <w:szCs w:val="32"/>
-        </w:rPr>
-      </w:pPr>
-      <w:r>
-        <w:rPr>
-          <w:rFonts w:ascii="Carlito" w:hAnsi="Carlito" w:cs="Carlito"/>
+          <w:rFonts w:ascii="Calibri" w:hAnsi="Calibri" w:cs="Calibri"/>
+          <w:sz w:val="36"/>
+          <w:szCs w:val="36"/>
+        </w:rPr>
+      </w:pPr>
+    </w:p>
+    <w:p>
+      <w:pPr>
+        <w:jc w:val="both"/>
+        <w:rPr>
+          <w:rFonts w:ascii="Calibri" w:hAnsi="Calibri" w:cs="Calibri"/>
+          <w:sz w:val="36"/>
+          <w:szCs w:val="36"/>
+        </w:rPr>
+      </w:pPr>
+      <w:r>
+        <w:rPr>
+          <w:rFonts w:ascii="Calibri" w:hAnsi="Calibri" w:cs="Calibri"/>
           <w:noProof/>
-          <w:sz w:val="32"/>
-          <w:szCs w:val="32"/>
+          <w:sz w:val="36"/>
+          <w:szCs w:val="36"/>
         </w:rPr>
         <w:drawing>
           <wp:inline distT="0" distB="0" distL="0" distR="0" wp14:anchorId="049CAC83" wp14:editId="62978495">
@@ -2788,83 +2521,83 @@
       <w:pPr>
         <w:jc w:val="both"/>
         <w:rPr>
-          <w:rFonts w:ascii="Carlito" w:hAnsi="Carlito" w:cs="Carlito"/>
-          <w:sz w:val="32"/>
-          <w:szCs w:val="32"/>
-        </w:rPr>
-      </w:pPr>
-      <w:r>
-        <w:rPr>
-          <w:rFonts w:ascii="Carlito" w:hAnsi="Carlito" w:cs="Carlito"/>
-          <w:sz w:val="32"/>
-          <w:szCs w:val="32"/>
+          <w:rFonts w:ascii="Calibri" w:hAnsi="Calibri" w:cs="Calibri"/>
+          <w:sz w:val="36"/>
+          <w:szCs w:val="36"/>
+        </w:rPr>
+      </w:pPr>
+      <w:r>
+        <w:rPr>
+          <w:rFonts w:ascii="Calibri" w:hAnsi="Calibri" w:cs="Calibri"/>
+          <w:sz w:val="36"/>
+          <w:szCs w:val="36"/>
+        </w:rPr>
+        <w:t xml:space="preserve"># So, we adjust the value of </w:t>
+      </w:r>
+      <w:r>
+        <w:rPr>
+          <w:rFonts w:ascii="Calibri" w:hAnsi="Calibri" w:cs="Calibri"/>
+          <w:b/>
+          <w:bCs/>
+          <w:sz w:val="36"/>
+          <w:szCs w:val="36"/>
+        </w:rPr>
+        <w:t>m</w:t>
+      </w:r>
+      <w:r>
+        <w:rPr>
+          <w:rFonts w:ascii="Calibri" w:hAnsi="Calibri" w:cs="Calibri"/>
+          <w:sz w:val="36"/>
+          <w:szCs w:val="36"/>
+        </w:rPr>
+        <w:t xml:space="preserve"> or </w:t>
+      </w:r>
+      <w:r>
+        <w:rPr>
+          <w:rFonts w:ascii="Calibri" w:hAnsi="Calibri" w:cs="Calibri"/>
+          <w:b/>
+          <w:bCs/>
+          <w:sz w:val="36"/>
+          <w:szCs w:val="36"/>
+        </w:rPr>
+        <w:t>c</w:t>
+      </w:r>
+      <w:r>
+        <w:rPr>
+          <w:rFonts w:ascii="Calibri" w:hAnsi="Calibri" w:cs="Calibri"/>
+          <w:sz w:val="36"/>
+          <w:szCs w:val="36"/>
+        </w:rPr>
+        <w:t xml:space="preserve"> (intercept) to find lowest </w:t>
+      </w:r>
+      <w:r>
+        <w:rPr>
+          <w:rFonts w:ascii="Calibri" w:hAnsi="Calibri" w:cs="Calibri"/>
+          <w:b/>
+          <w:bCs/>
+          <w:sz w:val="36"/>
+          <w:szCs w:val="36"/>
+        </w:rPr>
+        <w:t>MSE</w:t>
+      </w:r>
+    </w:p>
+    <w:p>
+      <w:pPr>
+        <w:jc w:val="both"/>
+        <w:rPr>
+          <w:rFonts w:ascii="Calibri" w:hAnsi="Calibri" w:cs="Calibri"/>
+          <w:sz w:val="36"/>
+          <w:szCs w:val="36"/>
+        </w:rPr>
+      </w:pPr>
+      <w:r>
+        <w:rPr>
+          <w:rFonts w:ascii="Calibri" w:hAnsi="Calibri" w:cs="Calibri"/>
+          <w:noProof/>
+          <w:sz w:val="36"/>
+          <w:szCs w:val="36"/>
         </w:rPr>
         <w:lastRenderedPageBreak/>
-        <w:t xml:space="preserve"># So, we adjust the value of </w:t>
-      </w:r>
-      <w:r>
-        <w:rPr>
-          <w:rFonts w:ascii="Carlito" w:hAnsi="Carlito" w:cs="Carlito"/>
-          <w:b/>
-          <w:bCs/>
-          <w:sz w:val="32"/>
-          <w:szCs w:val="32"/>
-        </w:rPr>
-        <w:t>m</w:t>
-      </w:r>
-      <w:r>
-        <w:rPr>
-          <w:rFonts w:ascii="Carlito" w:hAnsi="Carlito" w:cs="Carlito"/>
-          <w:sz w:val="32"/>
-          <w:szCs w:val="32"/>
-        </w:rPr>
-        <w:t xml:space="preserve"> or </w:t>
-      </w:r>
-      <w:r>
-        <w:rPr>
-          <w:rFonts w:ascii="Carlito" w:hAnsi="Carlito" w:cs="Carlito"/>
-          <w:b/>
-          <w:bCs/>
-          <w:sz w:val="32"/>
-          <w:szCs w:val="32"/>
-        </w:rPr>
-        <w:t>c</w:t>
-      </w:r>
-      <w:r>
-        <w:rPr>
-          <w:rFonts w:ascii="Carlito" w:hAnsi="Carlito" w:cs="Carlito"/>
-          <w:sz w:val="32"/>
-          <w:szCs w:val="32"/>
-        </w:rPr>
-        <w:t xml:space="preserve"> (intercept) to find lowest </w:t>
-      </w:r>
-      <w:r>
-        <w:rPr>
-          <w:rFonts w:ascii="Carlito" w:hAnsi="Carlito" w:cs="Carlito"/>
-          <w:b/>
-          <w:bCs/>
-          <w:sz w:val="32"/>
-          <w:szCs w:val="32"/>
-        </w:rPr>
-        <w:t>MSE</w:t>
-      </w:r>
-    </w:p>
-    <w:p>
-      <w:pPr>
-        <w:jc w:val="both"/>
-        <w:rPr>
-          <w:rFonts w:ascii="Carlito" w:hAnsi="Carlito" w:cs="Carlito"/>
-          <w:sz w:val="32"/>
-          <w:szCs w:val="32"/>
-        </w:rPr>
-      </w:pPr>
-      <w:r>
-        <w:rPr>
-          <w:rFonts w:ascii="Carlito" w:hAnsi="Carlito" w:cs="Carlito"/>
-          <w:noProof/>
-          <w:sz w:val="32"/>
-          <w:szCs w:val="32"/>
-        </w:rPr>
         <w:drawing>
           <wp:inline distT="0" distB="0" distL="0" distR="0" wp14:anchorId="00493C96" wp14:editId="0EA47D80">
             <wp:extent cx="3977640" cy="3013417"/>
@@ -2906,26 +2639,26 @@
       <w:pPr>
         <w:jc w:val="both"/>
         <w:rPr>
-          <w:rFonts w:ascii="Carlito" w:hAnsi="Carlito" w:cs="Carlito"/>
-          <w:sz w:val="32"/>
-          <w:szCs w:val="32"/>
-        </w:rPr>
-      </w:pPr>
-    </w:p>
-    <w:p>
-      <w:pPr>
-        <w:jc w:val="both"/>
-        <w:rPr>
-          <w:rFonts w:ascii="Carlito" w:hAnsi="Carlito" w:cs="Carlito"/>
-          <w:sz w:val="32"/>
-          <w:szCs w:val="32"/>
-        </w:rPr>
-      </w:pPr>
-      <w:r>
-        <w:rPr>
-          <w:rFonts w:ascii="Carlito" w:hAnsi="Carlito" w:cs="Carlito"/>
-          <w:sz w:val="32"/>
-          <w:szCs w:val="32"/>
+          <w:rFonts w:ascii="Calibri" w:hAnsi="Calibri" w:cs="Calibri"/>
+          <w:sz w:val="36"/>
+          <w:szCs w:val="36"/>
+        </w:rPr>
+      </w:pPr>
+    </w:p>
+    <w:p>
+      <w:pPr>
+        <w:jc w:val="both"/>
+        <w:rPr>
+          <w:rFonts w:ascii="Calibri" w:hAnsi="Calibri" w:cs="Calibri"/>
+          <w:sz w:val="36"/>
+          <w:szCs w:val="36"/>
+        </w:rPr>
+      </w:pPr>
+      <w:r>
+        <w:rPr>
+          <w:rFonts w:ascii="Calibri" w:hAnsi="Calibri" w:cs="Calibri"/>
+          <w:sz w:val="36"/>
+          <w:szCs w:val="36"/>
         </w:rPr>
         <w:t>Summary:</w:t>
       </w:r>
@@ -2934,34 +2667,34 @@
       <w:pPr>
         <w:jc w:val="both"/>
         <w:rPr>
-          <w:rFonts w:ascii="Carlito" w:hAnsi="Carlito" w:cs="Carlito"/>
-          <w:sz w:val="32"/>
-          <w:szCs w:val="32"/>
-        </w:rPr>
-      </w:pPr>
-      <w:r>
-        <w:rPr>
-          <w:rFonts w:ascii="Carlito" w:hAnsi="Carlito" w:cs="Carlito"/>
-          <w:sz w:val="32"/>
-          <w:szCs w:val="32"/>
+          <w:rFonts w:ascii="Calibri" w:hAnsi="Calibri" w:cs="Calibri"/>
+          <w:sz w:val="36"/>
+          <w:szCs w:val="36"/>
+        </w:rPr>
+      </w:pPr>
+      <w:r>
+        <w:rPr>
+          <w:rFonts w:ascii="Calibri" w:hAnsi="Calibri" w:cs="Calibri"/>
+          <w:sz w:val="36"/>
+          <w:szCs w:val="36"/>
         </w:rPr>
         <w:t xml:space="preserve"># Linear Regression teaches the ML model to find a straight-line </w:t>
       </w:r>
       <w:r>
         <w:rPr>
-          <w:rFonts w:ascii="Carlito" w:hAnsi="Carlito" w:cs="Carlito"/>
-          <w:b/>
-          <w:bCs/>
-          <w:sz w:val="32"/>
-          <w:szCs w:val="32"/>
+          <w:rFonts w:ascii="Calibri" w:hAnsi="Calibri" w:cs="Calibri"/>
+          <w:b/>
+          <w:bCs/>
+          <w:sz w:val="36"/>
+          <w:szCs w:val="36"/>
         </w:rPr>
         <w:t>y = mx + c</w:t>
       </w:r>
       <w:r>
         <w:rPr>
-          <w:rFonts w:ascii="Carlito" w:hAnsi="Carlito" w:cs="Carlito"/>
-          <w:sz w:val="32"/>
-          <w:szCs w:val="32"/>
+          <w:rFonts w:ascii="Calibri" w:hAnsi="Calibri" w:cs="Calibri"/>
+          <w:sz w:val="36"/>
+          <w:szCs w:val="36"/>
         </w:rPr>
         <w:t xml:space="preserve"> that best fits the data.</w:t>
       </w:r>
@@ -2971,64 +2704,107 @@
         <w:ind w:left="360" w:hanging="360"/>
         <w:jc w:val="both"/>
         <w:rPr>
-          <w:rFonts w:ascii="Carlito" w:hAnsi="Carlito" w:cs="Carlito"/>
-          <w:sz w:val="32"/>
-          <w:szCs w:val="32"/>
-        </w:rPr>
-      </w:pPr>
-      <w:r>
-        <w:rPr>
-          <w:rFonts w:ascii="Carlito" w:hAnsi="Carlito" w:cs="Carlito"/>
-          <w:sz w:val="32"/>
-          <w:szCs w:val="32"/>
+          <w:rFonts w:ascii="Calibri" w:hAnsi="Calibri" w:cs="Calibri"/>
+          <w:sz w:val="36"/>
+          <w:szCs w:val="36"/>
+        </w:rPr>
+      </w:pPr>
+      <w:r>
+        <w:rPr>
+          <w:rFonts w:ascii="Calibri" w:hAnsi="Calibri" w:cs="Calibri"/>
+          <w:sz w:val="36"/>
+          <w:szCs w:val="36"/>
         </w:rPr>
         <w:t>•</w:t>
       </w:r>
       <w:r>
         <w:rPr>
-          <w:rFonts w:ascii="Carlito" w:hAnsi="Carlito" w:cs="Carlito"/>
-          <w:sz w:val="32"/>
-          <w:szCs w:val="32"/>
+          <w:rFonts w:ascii="Calibri" w:hAnsi="Calibri" w:cs="Calibri"/>
+          <w:sz w:val="36"/>
+          <w:szCs w:val="36"/>
         </w:rPr>
         <w:tab/>
       </w:r>
       <w:r>
         <w:rPr>
-          <w:rFonts w:ascii="Carlito" w:hAnsi="Carlito" w:cs="Carlito"/>
-          <w:b/>
-          <w:bCs/>
-          <w:sz w:val="32"/>
-          <w:szCs w:val="32"/>
-        </w:rPr>
-        <w:t xml:space="preserve">y = mx + </w:t>
-      </w:r>
-      <w:proofErr w:type="gramStart"/>
-      <w:r>
-        <w:rPr>
-          <w:rFonts w:ascii="Carlito" w:hAnsi="Carlito" w:cs="Carlito"/>
-          <w:b/>
-          <w:bCs/>
-          <w:sz w:val="32"/>
-          <w:szCs w:val="32"/>
+          <w:rFonts w:ascii="Calibri" w:hAnsi="Calibri" w:cs="Calibri"/>
+          <w:b/>
+          <w:bCs/>
+          <w:sz w:val="36"/>
+          <w:szCs w:val="36"/>
+        </w:rPr>
+        <w:t>y = mx + c</w:t>
+      </w:r>
+      <w:r>
+        <w:rPr>
+          <w:rFonts w:ascii="Calibri" w:hAnsi="Calibri" w:cs="Calibri"/>
+          <w:sz w:val="36"/>
+          <w:szCs w:val="36"/>
+        </w:rPr>
+        <w:t xml:space="preserve">  is the mathematical model of the relationship</w:t>
+      </w:r>
+    </w:p>
+    <w:p>
+      <w:pPr>
+        <w:ind w:left="360" w:hanging="360"/>
+        <w:jc w:val="both"/>
+        <w:rPr>
+          <w:rFonts w:ascii="Calibri" w:hAnsi="Calibri" w:cs="Calibri"/>
+          <w:sz w:val="36"/>
+          <w:szCs w:val="36"/>
+        </w:rPr>
+      </w:pPr>
+      <w:r>
+        <w:rPr>
+          <w:rFonts w:ascii="Calibri" w:hAnsi="Calibri" w:cs="Calibri"/>
+          <w:sz w:val="36"/>
+          <w:szCs w:val="36"/>
+        </w:rPr>
+        <w:t>•</w:t>
+      </w:r>
+      <w:r>
+        <w:rPr>
+          <w:rFonts w:ascii="Calibri" w:hAnsi="Calibri" w:cs="Calibri"/>
+          <w:sz w:val="36"/>
+          <w:szCs w:val="36"/>
+        </w:rPr>
+        <w:tab/>
+      </w:r>
+      <w:r>
+        <w:rPr>
+          <w:rFonts w:ascii="Calibri" w:hAnsi="Calibri" w:cs="Calibri"/>
+          <w:b/>
+          <w:bCs/>
+          <w:sz w:val="36"/>
+          <w:szCs w:val="36"/>
+        </w:rPr>
+        <w:t xml:space="preserve">m </w:t>
+      </w:r>
+      <w:r>
+        <w:rPr>
+          <w:rFonts w:ascii="Calibri" w:hAnsi="Calibri" w:cs="Calibri"/>
+          <w:sz w:val="36"/>
+          <w:szCs w:val="36"/>
+        </w:rPr>
+        <w:t xml:space="preserve">and </w:t>
+      </w:r>
+      <w:r>
+        <w:rPr>
+          <w:rFonts w:ascii="Calibri" w:hAnsi="Calibri" w:cs="Calibri"/>
+          <w:b/>
+          <w:bCs/>
+          <w:sz w:val="36"/>
+          <w:szCs w:val="36"/>
         </w:rPr>
         <w:t>c</w:t>
       </w:r>
       <w:r>
         <w:rPr>
-          <w:rFonts w:ascii="Carlito" w:hAnsi="Carlito" w:cs="Carlito"/>
-          <w:sz w:val="32"/>
-          <w:szCs w:val="32"/>
-        </w:rPr>
-        <w:t xml:space="preserve">  is</w:t>
-      </w:r>
-      <w:proofErr w:type="gramEnd"/>
-      <w:r>
-        <w:rPr>
-          <w:rFonts w:ascii="Carlito" w:hAnsi="Carlito" w:cs="Carlito"/>
-          <w:sz w:val="32"/>
-          <w:szCs w:val="32"/>
-        </w:rPr>
-        <w:t xml:space="preserve"> the mathematical model of the relationship</w:t>
+          <w:rFonts w:ascii="Calibri" w:hAnsi="Calibri" w:cs="Calibri"/>
+          <w:sz w:val="36"/>
+          <w:szCs w:val="36"/>
+        </w:rPr>
+        <w:t xml:space="preserve"> are adjusted until the line fits the data well</w:t>
       </w:r>
     </w:p>
     <w:p>
@@ -3036,87 +2812,24 @@
         <w:ind w:left="360" w:hanging="360"/>
         <w:jc w:val="both"/>
         <w:rPr>
-          <w:rFonts w:ascii="Carlito" w:hAnsi="Carlito" w:cs="Carlito"/>
-          <w:sz w:val="32"/>
-          <w:szCs w:val="32"/>
-        </w:rPr>
-      </w:pPr>
-      <w:r>
-        <w:rPr>
-          <w:rFonts w:ascii="Carlito" w:hAnsi="Carlito" w:cs="Carlito"/>
-          <w:sz w:val="32"/>
-          <w:szCs w:val="32"/>
+          <w:rFonts w:ascii="Calibri" w:hAnsi="Calibri" w:cs="Calibri"/>
+          <w:sz w:val="36"/>
+          <w:szCs w:val="36"/>
+        </w:rPr>
+      </w:pPr>
+      <w:r>
+        <w:rPr>
+          <w:rFonts w:ascii="Calibri" w:hAnsi="Calibri" w:cs="Calibri"/>
+          <w:sz w:val="36"/>
+          <w:szCs w:val="36"/>
         </w:rPr>
         <w:t>•</w:t>
       </w:r>
       <w:r>
         <w:rPr>
-          <w:rFonts w:ascii="Carlito" w:hAnsi="Carlito" w:cs="Carlito"/>
-          <w:sz w:val="32"/>
-          <w:szCs w:val="32"/>
-        </w:rPr>
-        <w:tab/>
-      </w:r>
-      <w:r>
-        <w:rPr>
-          <w:rFonts w:ascii="Carlito" w:hAnsi="Carlito" w:cs="Carlito"/>
-          <w:b/>
-          <w:bCs/>
-          <w:sz w:val="32"/>
-          <w:szCs w:val="32"/>
-        </w:rPr>
-        <w:t xml:space="preserve">m </w:t>
-      </w:r>
-      <w:r>
-        <w:rPr>
-          <w:rFonts w:ascii="Carlito" w:hAnsi="Carlito" w:cs="Carlito"/>
-          <w:sz w:val="32"/>
-          <w:szCs w:val="32"/>
-        </w:rPr>
-        <w:t xml:space="preserve">and </w:t>
-      </w:r>
-      <w:r>
-        <w:rPr>
-          <w:rFonts w:ascii="Carlito" w:hAnsi="Carlito" w:cs="Carlito"/>
-          <w:b/>
-          <w:bCs/>
-          <w:sz w:val="32"/>
-          <w:szCs w:val="32"/>
-        </w:rPr>
-        <w:t>c</w:t>
-      </w:r>
-      <w:r>
-        <w:rPr>
-          <w:rFonts w:ascii="Carlito" w:hAnsi="Carlito" w:cs="Carlito"/>
-          <w:sz w:val="32"/>
-          <w:szCs w:val="32"/>
-        </w:rPr>
-        <w:t xml:space="preserve"> are adjusted until the line fits the data well</w:t>
-      </w:r>
-    </w:p>
-    <w:p>
-      <w:pPr>
-        <w:ind w:left="360" w:hanging="360"/>
-        <w:jc w:val="both"/>
-        <w:rPr>
-          <w:rFonts w:ascii="Carlito" w:hAnsi="Carlito" w:cs="Carlito"/>
-          <w:sz w:val="32"/>
-          <w:szCs w:val="32"/>
-        </w:rPr>
-      </w:pPr>
-      <w:r>
-        <w:rPr>
-          <w:rFonts w:ascii="Carlito" w:hAnsi="Carlito" w:cs="Carlito"/>
-          <w:sz w:val="32"/>
-          <w:szCs w:val="32"/>
-        </w:rPr>
-        <w:t>•</w:t>
-      </w:r>
-      <w:r>
-        <w:rPr>
-          <w:rFonts w:ascii="Carlito" w:hAnsi="Carlito" w:cs="Carlito"/>
-          <w:sz w:val="32"/>
-          <w:szCs w:val="32"/>
+          <w:rFonts w:ascii="Calibri" w:hAnsi="Calibri" w:cs="Calibri"/>
+          <w:sz w:val="36"/>
+          <w:szCs w:val="36"/>
         </w:rPr>
         <w:tab/>
         <w:t>Residuals are the gaps between predicted and actual values</w:t>
@@ -3127,24 +2840,24 @@
         <w:ind w:left="360" w:hanging="360"/>
         <w:jc w:val="both"/>
         <w:rPr>
-          <w:rFonts w:ascii="Carlito" w:hAnsi="Carlito" w:cs="Carlito"/>
-          <w:sz w:val="32"/>
-          <w:szCs w:val="32"/>
-        </w:rPr>
-      </w:pPr>
-      <w:r>
-        <w:rPr>
-          <w:rFonts w:ascii="Carlito" w:hAnsi="Carlito" w:cs="Carlito"/>
-          <w:sz w:val="32"/>
-          <w:szCs w:val="32"/>
+          <w:rFonts w:ascii="Calibri" w:hAnsi="Calibri" w:cs="Calibri"/>
+          <w:sz w:val="36"/>
+          <w:szCs w:val="36"/>
+        </w:rPr>
+      </w:pPr>
+      <w:r>
+        <w:rPr>
+          <w:rFonts w:ascii="Calibri" w:hAnsi="Calibri" w:cs="Calibri"/>
+          <w:sz w:val="36"/>
+          <w:szCs w:val="36"/>
         </w:rPr>
         <w:t>•</w:t>
       </w:r>
       <w:r>
         <w:rPr>
-          <w:rFonts w:ascii="Carlito" w:hAnsi="Carlito" w:cs="Carlito"/>
-          <w:sz w:val="32"/>
-          <w:szCs w:val="32"/>
+          <w:rFonts w:ascii="Calibri" w:hAnsi="Calibri" w:cs="Calibri"/>
+          <w:sz w:val="36"/>
+          <w:szCs w:val="36"/>
         </w:rPr>
         <w:tab/>
         <w:t>MSE measures the average squared error, lower is better</w:t>
@@ -3155,61 +2868,61 @@
         <w:ind w:left="360" w:hanging="360"/>
         <w:jc w:val="both"/>
         <w:rPr>
-          <w:rFonts w:ascii="Carlito" w:hAnsi="Carlito" w:cs="Carlito"/>
-          <w:sz w:val="32"/>
-          <w:szCs w:val="32"/>
-        </w:rPr>
-      </w:pPr>
-      <w:r>
-        <w:rPr>
-          <w:rFonts w:ascii="Carlito" w:hAnsi="Carlito" w:cs="Carlito"/>
-          <w:sz w:val="32"/>
-          <w:szCs w:val="32"/>
+          <w:rFonts w:ascii="Calibri" w:hAnsi="Calibri" w:cs="Calibri"/>
+          <w:sz w:val="36"/>
+          <w:szCs w:val="36"/>
+        </w:rPr>
+      </w:pPr>
+      <w:r>
+        <w:rPr>
+          <w:rFonts w:ascii="Calibri" w:hAnsi="Calibri" w:cs="Calibri"/>
+          <w:sz w:val="36"/>
+          <w:szCs w:val="36"/>
         </w:rPr>
         <w:t>•</w:t>
       </w:r>
       <w:r>
         <w:rPr>
-          <w:rFonts w:ascii="Carlito" w:hAnsi="Carlito" w:cs="Carlito"/>
-          <w:sz w:val="32"/>
-          <w:szCs w:val="32"/>
+          <w:rFonts w:ascii="Calibri" w:hAnsi="Calibri" w:cs="Calibri"/>
+          <w:sz w:val="36"/>
+          <w:szCs w:val="36"/>
         </w:rPr>
         <w:tab/>
         <w:t xml:space="preserve">Gradient Descent finds the </w:t>
       </w:r>
       <w:r>
         <w:rPr>
-          <w:rFonts w:ascii="Carlito" w:hAnsi="Carlito" w:cs="Carlito"/>
-          <w:b/>
-          <w:bCs/>
-          <w:sz w:val="32"/>
-          <w:szCs w:val="32"/>
+          <w:rFonts w:ascii="Calibri" w:hAnsi="Calibri" w:cs="Calibri"/>
+          <w:b/>
+          <w:bCs/>
+          <w:sz w:val="36"/>
+          <w:szCs w:val="36"/>
         </w:rPr>
         <w:t>m</w:t>
       </w:r>
       <w:r>
         <w:rPr>
-          <w:rFonts w:ascii="Carlito" w:hAnsi="Carlito" w:cs="Carlito"/>
-          <w:sz w:val="32"/>
-          <w:szCs w:val="32"/>
+          <w:rFonts w:ascii="Calibri" w:hAnsi="Calibri" w:cs="Calibri"/>
+          <w:sz w:val="36"/>
+          <w:szCs w:val="36"/>
         </w:rPr>
         <w:t xml:space="preserve"> and </w:t>
       </w:r>
       <w:r>
         <w:rPr>
-          <w:rFonts w:ascii="Carlito" w:hAnsi="Carlito" w:cs="Carlito"/>
-          <w:b/>
-          <w:bCs/>
-          <w:sz w:val="32"/>
-          <w:szCs w:val="32"/>
+          <w:rFonts w:ascii="Calibri" w:hAnsi="Calibri" w:cs="Calibri"/>
+          <w:b/>
+          <w:bCs/>
+          <w:sz w:val="36"/>
+          <w:szCs w:val="36"/>
         </w:rPr>
         <w:t>c</w:t>
       </w:r>
       <w:r>
         <w:rPr>
-          <w:rFonts w:ascii="Carlito" w:hAnsi="Carlito" w:cs="Carlito"/>
-          <w:sz w:val="32"/>
-          <w:szCs w:val="32"/>
+          <w:rFonts w:ascii="Calibri" w:hAnsi="Calibri" w:cs="Calibri"/>
+          <w:sz w:val="36"/>
+          <w:szCs w:val="36"/>
         </w:rPr>
         <w:t xml:space="preserve"> that minimize MSE by walking down the U-shaped curve</w:t>
       </w:r>
@@ -3218,24 +2931,24 @@
       <w:pPr>
         <w:jc w:val="both"/>
         <w:rPr>
-          <w:rFonts w:ascii="Carlito" w:hAnsi="Carlito" w:cs="Carlito"/>
-          <w:sz w:val="32"/>
-          <w:szCs w:val="32"/>
-        </w:rPr>
-      </w:pPr>
-      <w:r>
-        <w:rPr>
-          <w:rFonts w:ascii="Carlito" w:hAnsi="Carlito" w:cs="Carlito"/>
-          <w:sz w:val="32"/>
-          <w:szCs w:val="32"/>
+          <w:rFonts w:ascii="Calibri" w:hAnsi="Calibri" w:cs="Calibri"/>
+          <w:sz w:val="36"/>
+          <w:szCs w:val="36"/>
+        </w:rPr>
+      </w:pPr>
+      <w:r>
+        <w:rPr>
+          <w:rFonts w:ascii="Calibri" w:hAnsi="Calibri" w:cs="Calibri"/>
+          <w:sz w:val="36"/>
+          <w:szCs w:val="36"/>
         </w:rPr>
         <w:t xml:space="preserve"># </w:t>
       </w:r>
       <w:r>
         <w:rPr>
-          <w:rFonts w:ascii="Carlito" w:hAnsi="Carlito" w:cs="Carlito"/>
-          <w:sz w:val="32"/>
-          <w:szCs w:val="32"/>
+          <w:rFonts w:ascii="Calibri" w:hAnsi="Calibri" w:cs="Calibri"/>
+          <w:sz w:val="36"/>
+          <w:szCs w:val="36"/>
         </w:rPr>
         <w:t>Because the relationship is linear (a straight line), the model assumes as study hours increase, marks increase proportionally. Linear Regression captures this trend and uses it to predict new outcomes.</w:t>
       </w:r>
